--- a/插件详细手册/29.炸弹人/关于炸弹人游戏.docx
+++ b/插件详细手册/29.炸弹人/关于炸弹人游戏.docx
@@ -1,13 +1,14 @@
 
 <file path=word/document.xml><?xml version="1.0" encoding="utf-8"?>
-<w:document xmlns:wpc="http://schemas.microsoft.com/office/word/2010/wordprocessingCanvas" xmlns:mc="http://schemas.openxmlformats.org/markup-compatibility/2006" xmlns:o="urn:schemas-microsoft-com:office:office" xmlns:r="http://schemas.openxmlformats.org/officeDocument/2006/relationships" xmlns:m="http://schemas.openxmlformats.org/officeDocument/2006/math" xmlns:v="urn:schemas-microsoft-com:vml" xmlns:wp14="http://schemas.microsoft.com/office/word/2010/wordprocessingDrawing" xmlns:wp="http://schemas.openxmlformats.org/drawingml/2006/wordprocessingDrawing" xmlns:w="http://schemas.openxmlformats.org/wordprocessingml/2006/main" xmlns:w14="http://schemas.microsoft.com/office/word/2010/wordml" xmlns:w10="urn:schemas-microsoft-com:office:word" xmlns:w15="http://schemas.microsoft.com/office/word/2012/wordml" xmlns:wpg="http://schemas.microsoft.com/office/word/2010/wordprocessingGroup" xmlns:wpi="http://schemas.microsoft.com/office/word/2010/wordprocessingInk" xmlns:wne="http://schemas.microsoft.com/office/word/2006/wordml" xmlns:wps="http://schemas.microsoft.com/office/word/2010/wordprocessingShape" xmlns:wpsCustomData="http://www.wps.cn/officeDocument/2013/wpsCustomData" mc:Ignorable="w14 w15 wp14">
+<w:document xmlns:wpc="http://schemas.microsoft.com/office/word/2010/wordprocessingCanvas" xmlns:cx="http://schemas.microsoft.com/office/drawing/2014/chartex" xmlns:cx1="http://schemas.microsoft.com/office/drawing/2015/9/8/chartex" xmlns:cx2="http://schemas.microsoft.com/office/drawing/2015/10/21/chartex" xmlns:cx3="http://schemas.microsoft.com/office/drawing/2016/5/9/chartex" xmlns:cx4="http://schemas.microsoft.com/office/drawing/2016/5/10/chartex" xmlns:cx5="http://schemas.microsoft.com/office/drawing/2016/5/11/chartex" xmlns:cx6="http://schemas.microsoft.com/office/drawing/2016/5/12/chartex" xmlns:cx7="http://schemas.microsoft.com/office/drawing/2016/5/13/chartex" xmlns:cx8="http://schemas.microsoft.com/office/drawing/2016/5/14/chartex" xmlns:mc="http://schemas.openxmlformats.org/markup-compatibility/2006" xmlns:aink="http://schemas.microsoft.com/office/drawing/2016/ink" xmlns:am3d="http://schemas.microsoft.com/office/drawing/2017/model3d" xmlns:o="urn:schemas-microsoft-com:office:office" xmlns:oel="http://schemas.microsoft.com/office/2019/extlst" xmlns:r="http://schemas.openxmlformats.org/officeDocument/2006/relationships" xmlns:m="http://schemas.openxmlformats.org/officeDocument/2006/math" xmlns:v="urn:schemas-microsoft-com:vml" xmlns:wp14="http://schemas.microsoft.com/office/word/2010/wordprocessingDrawing" xmlns:wp="http://schemas.openxmlformats.org/drawingml/2006/wordprocessingDrawing" xmlns:w10="urn:schemas-microsoft-com:office:word" xmlns:w="http://schemas.openxmlformats.org/wordprocessingml/2006/main" xmlns:w14="http://schemas.microsoft.com/office/word/2010/wordml" xmlns:w15="http://schemas.microsoft.com/office/word/2012/wordml" xmlns:w16cex="http://schemas.microsoft.com/office/word/2018/wordml/cex" xmlns:w16cid="http://schemas.microsoft.com/office/word/2016/wordml/cid" xmlns:w16="http://schemas.microsoft.com/office/word/2018/wordml" xmlns:w16du="http://schemas.microsoft.com/office/word/2023/wordml/word16du" xmlns:w16sdtdh="http://schemas.microsoft.com/office/word/2020/wordml/sdtdatahash" xmlns:w16sdtfl="http://schemas.microsoft.com/office/word/2024/wordml/sdtformatlock" xmlns:w16se="http://schemas.microsoft.com/office/word/2015/wordml/symex" xmlns:wpg="http://schemas.microsoft.com/office/word/2010/wordprocessingGroup" xmlns:wpi="http://schemas.microsoft.com/office/word/2010/wordprocessingInk" xmlns:wne="http://schemas.microsoft.com/office/word/2006/wordml" xmlns:wps="http://schemas.microsoft.com/office/word/2010/wordprocessingShape" mc:Ignorable="w14 w15 w16se w16cid w16 w16cex w16sdtdh w16sdtfl w16du wp14">
   <w:body>
     <w:p>
       <w:pPr>
         <w:pStyle w:val="2"/>
-      </w:pPr>
-      <w:bookmarkStart w:id="0" w:name="_GoBack"/>
-      <w:bookmarkEnd w:id="0"/>
+        <w:rPr>
+          <w:rFonts w:hint="eastAsia"/>
+        </w:rPr>
+      </w:pPr>
       <w:r>
         <w:rPr>
           <w:rFonts w:hint="eastAsia"/>
@@ -18,12 +19,21 @@
     <w:p>
       <w:pPr>
         <w:pStyle w:val="3"/>
-      </w:pPr>
-      <w:r>
-        <w:rPr>
-          <w:rFonts w:hint="eastAsia"/>
-        </w:rPr>
-        <w:t>相关插件</w:t>
+        <w:rPr>
+          <w:rFonts w:hint="eastAsia"/>
+        </w:rPr>
+      </w:pPr>
+      <w:r>
+        <w:rPr>
+          <w:rFonts w:hint="eastAsia"/>
+        </w:rPr>
+        <w:t>相关</w:t>
+      </w:r>
+      <w:r>
+        <w:rPr>
+          <w:rFonts w:hint="eastAsia"/>
+        </w:rPr>
+        <w:t>插件</w:t>
       </w:r>
     </w:p>
     <w:p>
@@ -88,7 +98,13 @@
         <w:rPr>
           <w:rFonts w:hint="eastAsia"/>
         </w:rPr>
-        <w:t xml:space="preserve">炸弹人 </w:t>
+        <w:t>炸弹人</w:t>
+      </w:r>
+      <w:r>
+        <w:rPr>
+          <w:rFonts w:hint="eastAsia"/>
+        </w:rPr>
+        <w:t xml:space="preserve"> </w:t>
       </w:r>
       <w:r>
         <w:t>-</w:t>
@@ -97,7 +113,13 @@
         <w:rPr>
           <w:rFonts w:hint="eastAsia"/>
         </w:rPr>
-        <w:t xml:space="preserve"> 游戏核心</w:t>
+        <w:t xml:space="preserve"> </w:t>
+      </w:r>
+      <w:r>
+        <w:rPr>
+          <w:rFonts w:hint="eastAsia"/>
+        </w:rPr>
+        <w:t>游戏核心</w:t>
       </w:r>
     </w:p>
     <w:p>
@@ -144,7 +166,10 @@
         <w:t>炸弹人</w:t>
       </w:r>
       <w:r>
-        <w:t xml:space="preserve"> - 自定义炸弹</w:t>
+        <w:t xml:space="preserve"> - </w:t>
+      </w:r>
+      <w:r>
+        <w:t>自定义炸弹</w:t>
       </w:r>
     </w:p>
     <w:p>
@@ -156,7 +181,25 @@
         <w:rPr>
           <w:rFonts w:hint="eastAsia"/>
         </w:rPr>
-        <w:t>炸弹人是一系列插件综合后的游戏玩法，属于一个较大结构的插件系统。</w:t>
+        <w:t>炸弹人是一系列</w:t>
+      </w:r>
+      <w:r>
+        <w:rPr>
+          <w:rFonts w:hint="eastAsia"/>
+        </w:rPr>
+        <w:t>插件</w:t>
+      </w:r>
+      <w:r>
+        <w:rPr>
+          <w:rFonts w:hint="eastAsia"/>
+        </w:rPr>
+        <w:t>综合后的游戏玩法，属于一个较大结构的插件系统</w:t>
+      </w:r>
+      <w:r>
+        <w:rPr>
+          <w:rFonts w:hint="eastAsia"/>
+        </w:rPr>
+        <w:t>。</w:t>
       </w:r>
     </w:p>
     <w:p>
@@ -172,11 +215,15 @@
     <w:p>
       <w:pPr>
         <w:pStyle w:val="3"/>
-      </w:pPr>
-      <w:r>
-        <w:rPr>
-          <w:rFonts w:hint="eastAsia"/>
-        </w:rPr>
+        <w:rPr>
+          <w:rFonts w:hint="eastAsia"/>
+        </w:rPr>
+      </w:pPr>
+      <w:r>
+        <w:rPr>
+          <w:rFonts w:hint="eastAsia"/>
+        </w:rPr>
+        <w:lastRenderedPageBreak/>
         <w:t>控制方法</w:t>
       </w:r>
     </w:p>
@@ -210,7 +257,25 @@
         <w:rPr>
           <w:rFonts w:hint="eastAsia"/>
         </w:rPr>
-        <w:t>* 键盘 - 无法控制。</w:t>
+        <w:t xml:space="preserve">* </w:t>
+      </w:r>
+      <w:r>
+        <w:rPr>
+          <w:rFonts w:hint="eastAsia"/>
+        </w:rPr>
+        <w:t>键盘</w:t>
+      </w:r>
+      <w:r>
+        <w:rPr>
+          <w:rFonts w:hint="eastAsia"/>
+        </w:rPr>
+        <w:t xml:space="preserve"> - </w:t>
+      </w:r>
+      <w:r>
+        <w:rPr>
+          <w:rFonts w:hint="eastAsia"/>
+        </w:rPr>
+        <w:t>无法控制。</w:t>
       </w:r>
     </w:p>
     <w:p>
@@ -225,7 +290,25 @@
         <w:rPr>
           <w:rFonts w:hint="eastAsia"/>
         </w:rPr>
-        <w:t>* 手柄 - 无法控制。</w:t>
+        <w:t xml:space="preserve">* </w:t>
+      </w:r>
+      <w:r>
+        <w:rPr>
+          <w:rFonts w:hint="eastAsia"/>
+        </w:rPr>
+        <w:t>手柄</w:t>
+      </w:r>
+      <w:r>
+        <w:rPr>
+          <w:rFonts w:hint="eastAsia"/>
+        </w:rPr>
+        <w:t xml:space="preserve"> - </w:t>
+      </w:r>
+      <w:r>
+        <w:rPr>
+          <w:rFonts w:hint="eastAsia"/>
+        </w:rPr>
+        <w:t>无法控制。</w:t>
       </w:r>
     </w:p>
     <w:p>
@@ -240,7 +323,25 @@
         <w:rPr>
           <w:rFonts w:hint="eastAsia"/>
         </w:rPr>
-        <w:t>* 鼠标 - 无法控制。</w:t>
+        <w:t xml:space="preserve">* </w:t>
+      </w:r>
+      <w:r>
+        <w:rPr>
+          <w:rFonts w:hint="eastAsia"/>
+        </w:rPr>
+        <w:t>鼠标</w:t>
+      </w:r>
+      <w:r>
+        <w:rPr>
+          <w:rFonts w:hint="eastAsia"/>
+        </w:rPr>
+        <w:t xml:space="preserve"> - </w:t>
+      </w:r>
+      <w:r>
+        <w:rPr>
+          <w:rFonts w:hint="eastAsia"/>
+        </w:rPr>
+        <w:t>无法控制。</w:t>
       </w:r>
     </w:p>
     <w:p>
@@ -255,15 +356,39 @@
         <w:rPr>
           <w:rFonts w:hint="eastAsia"/>
         </w:rPr>
-        <w:t>* 触屏 - 无法控制。</w:t>
-      </w:r>
-    </w:p>
-    <w:p>
-      <w:r>
-        <w:rPr>
-          <w:rFonts w:hint="eastAsia"/>
-        </w:rPr>
-        <w:t>核心本体不直接提供按键控制，需要使用辅助控制。</w:t>
+        <w:t xml:space="preserve">* </w:t>
+      </w:r>
+      <w:r>
+        <w:rPr>
+          <w:rFonts w:hint="eastAsia"/>
+        </w:rPr>
+        <w:t>触屏</w:t>
+      </w:r>
+      <w:r>
+        <w:rPr>
+          <w:rFonts w:hint="eastAsia"/>
+        </w:rPr>
+        <w:t xml:space="preserve"> - </w:t>
+      </w:r>
+      <w:r>
+        <w:rPr>
+          <w:rFonts w:hint="eastAsia"/>
+        </w:rPr>
+        <w:t>无法控制。</w:t>
+      </w:r>
+    </w:p>
+    <w:p>
+      <w:r>
+        <w:rPr>
+          <w:rFonts w:hint="eastAsia"/>
+        </w:rPr>
+        <w:t>核心本体不直接提供按键控制，需要使用辅助控制</w:t>
+      </w:r>
+      <w:r>
+        <w:rPr>
+          <w:rFonts w:hint="eastAsia"/>
+        </w:rPr>
+        <w:t>。</w:t>
       </w:r>
     </w:p>
     <w:p>
@@ -295,7 +420,19 @@
         <w:rPr>
           <w:rFonts w:hint="eastAsia"/>
         </w:rPr>
-        <w:t>可以通过下面插件辅助支持：</w:t>
+        <w:t>可以</w:t>
+      </w:r>
+      <w:r>
+        <w:rPr>
+          <w:rFonts w:hint="eastAsia"/>
+        </w:rPr>
+        <w:t>通过</w:t>
+      </w:r>
+      <w:r>
+        <w:rPr>
+          <w:rFonts w:hint="eastAsia"/>
+        </w:rPr>
+        <w:t>下面插件辅助支持：</w:t>
       </w:r>
     </w:p>
     <w:p>
@@ -330,7 +467,19 @@
         <w:rPr>
           <w:rFonts w:hint="eastAsia"/>
         </w:rPr>
-        <w:t>键盘 - 键盘手柄按键修改器</w:t>
+        <w:t>键盘</w:t>
+      </w:r>
+      <w:r>
+        <w:rPr>
+          <w:rFonts w:hint="eastAsia"/>
+        </w:rPr>
+        <w:t xml:space="preserve"> - </w:t>
+      </w:r>
+      <w:r>
+        <w:rPr>
+          <w:rFonts w:hint="eastAsia"/>
+        </w:rPr>
+        <w:t>键盘手柄按键修改器</w:t>
       </w:r>
     </w:p>
     <w:p>
@@ -347,7 +496,13 @@
         <w:rPr>
           <w:rFonts w:hint="eastAsia"/>
         </w:rPr>
-        <w:t>◆Drill_OperateHud</w:t>
+        <w:t>◆</w:t>
+      </w:r>
+      <w:r>
+        <w:rPr>
+          <w:rFonts w:hint="eastAsia"/>
+        </w:rPr>
+        <w:t>Drill_OperateHud</w:t>
       </w:r>
       <w:r>
         <w:rPr>
@@ -365,7 +520,19 @@
         <w:rPr>
           <w:rFonts w:hint="eastAsia"/>
         </w:rPr>
-        <w:t>鼠标 - 鼠标辅助操作面板</w:t>
+        <w:t>鼠标</w:t>
+      </w:r>
+      <w:r>
+        <w:rPr>
+          <w:rFonts w:hint="eastAsia"/>
+        </w:rPr>
+        <w:t xml:space="preserve"> - </w:t>
+      </w:r>
+      <w:r>
+        <w:rPr>
+          <w:rFonts w:hint="eastAsia"/>
+        </w:rPr>
+        <w:t>鼠标辅助操作面板</w:t>
       </w:r>
     </w:p>
     <w:p>
@@ -392,7 +559,31 @@
         <w:rPr>
           <w:rFonts w:hint="eastAsia"/>
         </w:rPr>
-        <w:t>* 键盘 - 默认C</w:t>
+        <w:t xml:space="preserve">* </w:t>
+      </w:r>
+      <w:r>
+        <w:rPr>
+          <w:rFonts w:hint="eastAsia"/>
+        </w:rPr>
+        <w:t>键盘</w:t>
+      </w:r>
+      <w:r>
+        <w:rPr>
+          <w:rFonts w:hint="eastAsia"/>
+        </w:rPr>
+        <w:t xml:space="preserve"> - </w:t>
+      </w:r>
+      <w:r>
+        <w:rPr>
+          <w:rFonts w:hint="eastAsia"/>
+        </w:rPr>
+        <w:t>默认</w:t>
+      </w:r>
+      <w:r>
+        <w:rPr>
+          <w:rFonts w:hint="eastAsia"/>
+        </w:rPr>
+        <w:t>C</w:t>
       </w:r>
     </w:p>
     <w:p>
@@ -407,7 +598,43 @@
         <w:rPr>
           <w:rFonts w:hint="eastAsia"/>
         </w:rPr>
-        <w:t>* 手柄 - 默认 功能键+X</w:t>
+        <w:t xml:space="preserve">* </w:t>
+      </w:r>
+      <w:r>
+        <w:rPr>
+          <w:rFonts w:hint="eastAsia"/>
+        </w:rPr>
+        <w:t>手柄</w:t>
+      </w:r>
+      <w:r>
+        <w:rPr>
+          <w:rFonts w:hint="eastAsia"/>
+        </w:rPr>
+        <w:t xml:space="preserve"> - </w:t>
+      </w:r>
+      <w:r>
+        <w:rPr>
+          <w:rFonts w:hint="eastAsia"/>
+        </w:rPr>
+        <w:t>默认</w:t>
+      </w:r>
+      <w:r>
+        <w:rPr>
+          <w:rFonts w:hint="eastAsia"/>
+        </w:rPr>
+        <w:t xml:space="preserve"> </w:t>
+      </w:r>
+      <w:r>
+        <w:rPr>
+          <w:rFonts w:hint="eastAsia"/>
+        </w:rPr>
+        <w:t>功能键</w:t>
+      </w:r>
+      <w:r>
+        <w:rPr>
+          <w:rFonts w:hint="eastAsia"/>
+        </w:rPr>
+        <w:t>+X</w:t>
       </w:r>
     </w:p>
     <w:p>
@@ -425,21 +652,55 @@
           <w:rFonts w:hint="eastAsia"/>
           <w:color w:val="0070C0"/>
         </w:rPr>
-        <w:t xml:space="preserve">“1.系统 &gt; </w:t>
+        <w:t>“</w:t>
       </w:r>
       <w:r>
         <w:rPr>
           <w:rFonts w:hint="eastAsia"/>
           <w:color w:val="0070C0"/>
-          <w:lang w:eastAsia="zh-CN"/>
-        </w:rPr>
-        <w:t>关于输入设备核心（入门篇）.docx</w:t>
+        </w:rPr>
+        <w:t>1.</w:t>
       </w:r>
       <w:r>
         <w:rPr>
           <w:rFonts w:hint="eastAsia"/>
           <w:color w:val="0070C0"/>
         </w:rPr>
+        <w:t>系统</w:t>
+      </w:r>
+      <w:r>
+        <w:rPr>
+          <w:rFonts w:hint="eastAsia"/>
+          <w:color w:val="0070C0"/>
+        </w:rPr>
+        <w:t xml:space="preserve"> &gt; </w:t>
+      </w:r>
+      <w:r>
+        <w:rPr>
+          <w:rFonts w:hint="eastAsia"/>
+          <w:color w:val="0070C0"/>
+        </w:rPr>
+        <w:t>关于输入设备核心</w:t>
+      </w:r>
+      <w:r>
+        <w:rPr>
+          <w:rFonts w:hint="eastAsia"/>
+          <w:color w:val="0070C0"/>
+        </w:rPr>
+        <w:t>（入门篇）</w:t>
+      </w:r>
+      <w:r>
+        <w:rPr>
+          <w:rFonts w:hint="eastAsia"/>
+          <w:color w:val="0070C0"/>
+        </w:rPr>
+        <w:t>.docx</w:t>
+      </w:r>
+      <w:r>
+        <w:rPr>
+          <w:rFonts w:hint="eastAsia"/>
+          <w:color w:val="0070C0"/>
+        </w:rPr>
         <w:t>”</w:t>
       </w:r>
       <w:r>
@@ -457,7 +718,25 @@
         <w:rPr>
           <w:rFonts w:hint="eastAsia"/>
         </w:rPr>
-        <w:t xml:space="preserve">全部按键关系，可以去看看输入设备核心文档的章节 </w:t>
+        <w:t>全部按键关系，可以去看看</w:t>
+      </w:r>
+      <w:r>
+        <w:rPr>
+          <w:rFonts w:hint="eastAsia"/>
+        </w:rPr>
+        <w:t>输入设备核心文档的</w:t>
+      </w:r>
+      <w:r>
+        <w:rPr>
+          <w:rFonts w:hint="eastAsia"/>
+        </w:rPr>
+        <w:t>章节</w:t>
+      </w:r>
+      <w:r>
+        <w:rPr>
+          <w:rFonts w:hint="eastAsia"/>
+        </w:rPr>
+        <w:t xml:space="preserve"> </w:t>
       </w:r>
       <w:r>
         <w:rPr>
@@ -470,7 +749,13 @@
         <w:rPr>
           <w:rFonts w:hint="eastAsia"/>
         </w:rPr>
-        <w:t xml:space="preserve"> 。</w:t>
+        <w:t xml:space="preserve"> </w:t>
+      </w:r>
+      <w:r>
+        <w:rPr>
+          <w:rFonts w:hint="eastAsia"/>
+        </w:rPr>
+        <w:t>。</w:t>
       </w:r>
     </w:p>
     <w:p>
@@ -490,9 +775,12 @@
         <w:jc w:val="center"/>
       </w:pPr>
       <w:r>
+        <w:rPr>
+          <w:noProof/>
+        </w:rPr>
         <w:drawing>
-          <wp:inline distT="0" distB="0" distL="0" distR="0">
-            <wp:extent cx="2105025" cy="1389380"/>
+          <wp:inline distT="0" distB="0" distL="0" distR="0" wp14:anchorId="060542CF" wp14:editId="12E0A112">
+            <wp:extent cx="2105025" cy="1389646"/>
             <wp:effectExtent l="0" t="0" r="0" b="0"/>
             <wp:docPr id="15" name="图片 15"/>
             <wp:cNvGraphicFramePr>
@@ -502,13 +790,11 @@
               <a:graphicData uri="http://schemas.openxmlformats.org/drawingml/2006/picture">
                 <pic:pic xmlns:pic="http://schemas.openxmlformats.org/drawingml/2006/picture">
                   <pic:nvPicPr>
-                    <pic:cNvPr id="15" name="图片 15"/>
-                    <pic:cNvPicPr>
-                      <a:picLocks noChangeAspect="1"/>
-                    </pic:cNvPicPr>
+                    <pic:cNvPr id="0" name=""/>
+                    <pic:cNvPicPr/>
                   </pic:nvPicPr>
                   <pic:blipFill>
-                    <a:blip r:embed="rId8"/>
+                    <a:blip r:embed="rId7"/>
                     <a:stretch>
                       <a:fillRect/>
                     </a:stretch>
@@ -534,27 +820,37 @@
         <w:widowControl w:val="0"/>
         <w:jc w:val="both"/>
         <w:rPr>
-          <w:rFonts w:ascii="微软雅黑" w:hAnsi="微软雅黑"/>
+          <w:rFonts w:ascii="微软雅黑" w:hAnsi="微软雅黑" w:hint="eastAsia"/>
         </w:rPr>
         <w:sectPr>
-          <w:headerReference r:id="rId4" w:type="default"/>
-          <w:headerReference r:id="rId5" w:type="even"/>
+          <w:headerReference w:type="even" r:id="rId8"/>
+          <w:headerReference w:type="default" r:id="rId9"/>
           <w:pgSz w:w="11906" w:h="16838"/>
           <w:pgMar w:top="1440" w:right="1800" w:bottom="1440" w:left="1800" w:header="851" w:footer="992" w:gutter="0"/>
-          <w:cols w:space="425" w:num="1"/>
-          <w:docGrid w:type="lines" w:linePitch="326" w:charSpace="0"/>
+          <w:cols w:space="425"/>
+          <w:docGrid w:type="lines" w:linePitch="326"/>
         </w:sectPr>
       </w:pPr>
     </w:p>
     <w:p>
       <w:pPr>
         <w:pStyle w:val="3"/>
-      </w:pPr>
-      <w:r>
-        <w:rPr>
-          <w:rFonts w:hint="eastAsia"/>
-        </w:rPr>
-        <w:t>插件关系</w:t>
+        <w:rPr>
+          <w:rFonts w:hint="eastAsia"/>
+        </w:rPr>
+      </w:pPr>
+      <w:r>
+        <w:rPr>
+          <w:rFonts w:hint="eastAsia"/>
+        </w:rPr>
+        <w:lastRenderedPageBreak/>
+        <w:t>插件</w:t>
+      </w:r>
+      <w:r>
+        <w:rPr>
+          <w:rFonts w:hint="eastAsia"/>
+        </w:rPr>
+        <w:t>关系</w:t>
       </w:r>
     </w:p>
     <w:p>
@@ -562,12 +858,12 @@
         <w:widowControl w:val="0"/>
         <w:jc w:val="both"/>
         <w:rPr>
-          <w:rFonts w:ascii="微软雅黑" w:hAnsi="微软雅黑"/>
-        </w:rPr>
-      </w:pPr>
-      <w:r>
-        <w:rPr>
-          <w:rFonts w:hint="eastAsia" w:ascii="微软雅黑" w:hAnsi="微软雅黑"/>
+          <w:rFonts w:ascii="微软雅黑" w:hAnsi="微软雅黑" w:hint="eastAsia"/>
+        </w:rPr>
+      </w:pPr>
+      <w:r>
+        <w:rPr>
+          <w:rFonts w:ascii="微软雅黑" w:hAnsi="微软雅黑" w:hint="eastAsia"/>
         </w:rPr>
         <w:t>插件的关系如下，炸弹人核心插件需要5个基础插件，并且要求都放在那些插件后面：</w:t>
       </w:r>
@@ -577,23 +873,34 @@
         <w:widowControl w:val="0"/>
         <w:jc w:val="both"/>
         <w:rPr>
-          <w:rFonts w:ascii="微软雅黑" w:hAnsi="微软雅黑"/>
-        </w:rPr>
-      </w:pPr>
-      <w:r>
-        <w:object>
-          <v:shape id="_x0000_i1025" o:spt="75" type="#_x0000_t75" style="height:169.2pt;width:697.8pt;" o:ole="t" filled="f" o:preferrelative="t" stroked="f" coordsize="21600,21600">
-            <v:path/>
-            <v:fill on="f" focussize="0,0"/>
-            <v:stroke on="f" joinstyle="miter"/>
+          <w:rFonts w:ascii="微软雅黑" w:hAnsi="微软雅黑" w:hint="eastAsia"/>
+        </w:rPr>
+      </w:pPr>
+      <w:r>
+        <w:object w:dxaOrig="16128" w:dyaOrig="3912" w14:anchorId="4D00301C">
+          <v:shapetype id="_x0000_t75" coordsize="21600,21600" o:spt="75" o:preferrelative="t" path="m@4@5l@4@11@9@11@9@5xe" filled="f" stroked="f">
+            <v:stroke joinstyle="miter"/>
+            <v:formulas>
+              <v:f eqn="if lineDrawn pixelLineWidth 0"/>
+              <v:f eqn="sum @0 1 0"/>
+              <v:f eqn="sum 0 0 @1"/>
+              <v:f eqn="prod @2 1 2"/>
+              <v:f eqn="prod @3 21600 pixelWidth"/>
+              <v:f eqn="prod @3 21600 pixelHeight"/>
+              <v:f eqn="sum @0 0 1"/>
+              <v:f eqn="prod @6 1 2"/>
+              <v:f eqn="prod @7 21600 pixelWidth"/>
+              <v:f eqn="sum @8 21600 0"/>
+              <v:f eqn="prod @7 21600 pixelHeight"/>
+              <v:f eqn="sum @10 21600 0"/>
+            </v:formulas>
+            <v:path o:extrusionok="f" gradientshapeok="t" o:connecttype="rect"/>
+            <o:lock v:ext="edit" aspectratio="t"/>
+          </v:shapetype>
+          <v:shape id="_x0000_i1025" type="#_x0000_t75" style="width:697.8pt;height:169.2pt" o:ole="">
             <v:imagedata r:id="rId10" o:title=""/>
-            <o:lock v:ext="edit" aspectratio="t"/>
-            <w10:wrap type="none"/>
-            <w10:anchorlock/>
           </v:shape>
-          <o:OLEObject Type="Embed" ProgID="Visio.Drawing.15" ShapeID="_x0000_i1025" DrawAspect="Content" ObjectID="_1468075725" r:id="rId9">
-            <o:LockedField>false</o:LockedField>
-          </o:OLEObject>
+          <o:OLEObject Type="Embed" ProgID="Visio.Drawing.15" ShapeID="_x0000_i1025" DrawAspect="Content" ObjectID="_1807767855" r:id="rId11"/>
         </w:object>
       </w:r>
     </w:p>
@@ -602,12 +909,12 @@
         <w:widowControl w:val="0"/>
         <w:jc w:val="both"/>
         <w:rPr>
-          <w:rFonts w:ascii="微软雅黑" w:hAnsi="微软雅黑"/>
-        </w:rPr>
-      </w:pPr>
-      <w:r>
-        <w:rPr>
-          <w:rFonts w:hint="eastAsia" w:ascii="微软雅黑" w:hAnsi="微软雅黑"/>
+          <w:rFonts w:ascii="微软雅黑" w:hAnsi="微软雅黑" w:hint="eastAsia"/>
+        </w:rPr>
+      </w:pPr>
+      <w:r>
+        <w:rPr>
+          <w:rFonts w:ascii="微软雅黑" w:hAnsi="微软雅黑" w:hint="eastAsia"/>
         </w:rPr>
         <w:t>关于插件的顺序，需要遵循上面图的箭头依赖关系，不要反向即可。</w:t>
       </w:r>
@@ -617,12 +924,12 @@
         <w:widowControl w:val="0"/>
         <w:jc w:val="both"/>
         <w:rPr>
-          <w:rFonts w:ascii="微软雅黑" w:hAnsi="微软雅黑"/>
-        </w:rPr>
-      </w:pPr>
-      <w:r>
-        <w:rPr>
-          <w:rFonts w:hint="eastAsia" w:ascii="微软雅黑" w:hAnsi="微软雅黑"/>
+          <w:rFonts w:ascii="微软雅黑" w:hAnsi="微软雅黑" w:hint="eastAsia"/>
+        </w:rPr>
+      </w:pPr>
+      <w:r>
+        <w:rPr>
+          <w:rFonts w:ascii="微软雅黑" w:hAnsi="微软雅黑" w:hint="eastAsia"/>
         </w:rPr>
         <w:t>（注意，炸弹人-游戏核心 必须放在“键盘手柄修改器”插件的前面）</w:t>
       </w:r>
@@ -633,13 +940,13 @@
         <w:snapToGrid/>
         <w:spacing w:line="220" w:lineRule="atLeast"/>
         <w:rPr>
-          <w:rFonts w:ascii="微软雅黑" w:hAnsi="微软雅黑"/>
+          <w:rFonts w:ascii="微软雅黑" w:hAnsi="微软雅黑" w:hint="eastAsia"/>
         </w:rPr>
         <w:sectPr>
           <w:pgSz w:w="16838" w:h="11906" w:orient="landscape"/>
           <w:pgMar w:top="1800" w:right="1440" w:bottom="1800" w:left="1440" w:header="851" w:footer="992" w:gutter="0"/>
-          <w:cols w:space="425" w:num="1"/>
-          <w:docGrid w:type="lines" w:linePitch="326" w:charSpace="0"/>
+          <w:cols w:space="425"/>
+          <w:docGrid w:type="lines" w:linePitch="326"/>
         </w:sectPr>
       </w:pPr>
       <w:r>
@@ -652,11 +959,15 @@
     <w:p>
       <w:pPr>
         <w:pStyle w:val="2"/>
-      </w:pPr>
-      <w:r>
-        <w:rPr>
-          <w:rFonts w:hint="eastAsia"/>
-        </w:rPr>
+        <w:rPr>
+          <w:rFonts w:hint="eastAsia"/>
+        </w:rPr>
+      </w:pPr>
+      <w:r>
+        <w:rPr>
+          <w:rFonts w:hint="eastAsia"/>
+        </w:rPr>
+        <w:lastRenderedPageBreak/>
         <w:t>游戏硬性机制</w:t>
       </w:r>
     </w:p>
@@ -675,7 +986,14 @@
           <w:rFonts w:hint="eastAsia"/>
           <w:b/>
         </w:rPr>
-        <w:t>同一个位置不能放两个炸弹：</w:t>
+        <w:t>同一个位置不能放两个炸弹</w:t>
+      </w:r>
+      <w:r>
+        <w:rPr>
+          <w:rFonts w:hint="eastAsia"/>
+          <w:b/>
+        </w:rPr>
+        <w:t>：</w:t>
       </w:r>
     </w:p>
     <w:p>
@@ -683,14 +1001,20 @@
         <w:widowControl w:val="0"/>
         <w:jc w:val="both"/>
         <w:rPr>
-          <w:rFonts w:ascii="微软雅黑" w:hAnsi="微软雅黑"/>
-        </w:rPr>
-      </w:pPr>
-      <w:r>
-        <w:rPr>
-          <w:rFonts w:hint="eastAsia" w:ascii="微软雅黑" w:hAnsi="微软雅黑"/>
-        </w:rPr>
-        <w:t>炸弹人游戏的基本机制，并且炸弹会堵路。</w:t>
+          <w:rFonts w:ascii="微软雅黑" w:hAnsi="微软雅黑" w:hint="eastAsia"/>
+        </w:rPr>
+      </w:pPr>
+      <w:r>
+        <w:rPr>
+          <w:rFonts w:ascii="微软雅黑" w:hAnsi="微软雅黑" w:hint="eastAsia"/>
+        </w:rPr>
+        <w:t>炸弹人游戏的基本机制，并且炸弹会堵路</w:t>
+      </w:r>
+      <w:r>
+        <w:rPr>
+          <w:rFonts w:ascii="微软雅黑" w:hAnsi="微软雅黑" w:hint="eastAsia"/>
+        </w:rPr>
+        <w:t>。</w:t>
       </w:r>
     </w:p>
     <w:p>
@@ -698,14 +1022,17 @@
         <w:widowControl w:val="0"/>
         <w:jc w:val="center"/>
         <w:rPr>
-          <w:rFonts w:ascii="微软雅黑" w:hAnsi="微软雅黑"/>
-          <w:b/>
-        </w:rPr>
-      </w:pPr>
-      <w:r>
+          <w:rFonts w:ascii="微软雅黑" w:hAnsi="微软雅黑" w:hint="eastAsia"/>
+          <w:b/>
+        </w:rPr>
+      </w:pPr>
+      <w:r>
+        <w:rPr>
+          <w:noProof/>
+        </w:rPr>
         <w:drawing>
-          <wp:inline distT="0" distB="0" distL="0" distR="0">
-            <wp:extent cx="1836420" cy="1242060"/>
+          <wp:inline distT="0" distB="0" distL="0" distR="0" wp14:anchorId="4E8FE6E9" wp14:editId="019A5B67">
+            <wp:extent cx="1836579" cy="1242168"/>
             <wp:effectExtent l="0" t="0" r="0" b="0"/>
             <wp:docPr id="12" name="图片 12"/>
             <wp:cNvGraphicFramePr>
@@ -715,13 +1042,11 @@
               <a:graphicData uri="http://schemas.openxmlformats.org/drawingml/2006/picture">
                 <pic:pic xmlns:pic="http://schemas.openxmlformats.org/drawingml/2006/picture">
                   <pic:nvPicPr>
-                    <pic:cNvPr id="12" name="图片 12"/>
-                    <pic:cNvPicPr>
-                      <a:picLocks noChangeAspect="1"/>
-                    </pic:cNvPicPr>
+                    <pic:cNvPr id="1" name=""/>
+                    <pic:cNvPicPr/>
                   </pic:nvPicPr>
                   <pic:blipFill>
-                    <a:blip r:embed="rId11"/>
+                    <a:blip r:embed="rId12"/>
                     <a:stretch>
                       <a:fillRect/>
                     </a:stretch>
@@ -749,7 +1074,7 @@
         <w:spacing w:after="0"/>
         <w:jc w:val="both"/>
         <w:rPr>
-          <w:rFonts w:ascii="微软雅黑" w:hAnsi="微软雅黑"/>
+          <w:rFonts w:ascii="微软雅黑" w:hAnsi="微软雅黑" w:hint="eastAsia"/>
           <w:b/>
         </w:rPr>
       </w:pPr>
@@ -769,7 +1094,14 @@
           <w:rFonts w:hint="eastAsia"/>
           <w:b/>
         </w:rPr>
-        <w:t>已爆炸的炸弹会立即引爆范围内的炸弹：</w:t>
+        <w:t>已爆炸的炸弹会立即引爆范围内的炸弹</w:t>
+      </w:r>
+      <w:r>
+        <w:rPr>
+          <w:rFonts w:hint="eastAsia"/>
+          <w:b/>
+        </w:rPr>
+        <w:t>：</w:t>
       </w:r>
     </w:p>
     <w:p>
@@ -777,13 +1109,13 @@
         <w:widowControl w:val="0"/>
         <w:jc w:val="both"/>
         <w:rPr>
-          <w:rFonts w:ascii="微软雅黑" w:hAnsi="微软雅黑"/>
-          <w:b/>
-        </w:rPr>
-      </w:pPr>
-      <w:r>
-        <w:rPr>
-          <w:rFonts w:hint="eastAsia" w:ascii="微软雅黑" w:hAnsi="微软雅黑"/>
+          <w:rFonts w:ascii="微软雅黑" w:hAnsi="微软雅黑" w:hint="eastAsia"/>
+          <w:b/>
+        </w:rPr>
+      </w:pPr>
+      <w:r>
+        <w:rPr>
+          <w:rFonts w:ascii="微软雅黑" w:hAnsi="微软雅黑" w:hint="eastAsia"/>
         </w:rPr>
         <w:t>炸弹人游戏的基本机制，火力越大的炸弹，能连锁引爆更多的炸弹。</w:t>
       </w:r>
@@ -796,9 +1128,12 @@
         </w:rPr>
       </w:pPr>
       <w:r>
+        <w:rPr>
+          <w:noProof/>
+        </w:rPr>
         <w:drawing>
-          <wp:inline distT="0" distB="0" distL="0" distR="0">
-            <wp:extent cx="3162300" cy="1831340"/>
+          <wp:inline distT="0" distB="0" distL="0" distR="0" wp14:anchorId="19B14155" wp14:editId="40241539">
+            <wp:extent cx="3162300" cy="1831656"/>
             <wp:effectExtent l="0" t="0" r="0" b="0"/>
             <wp:docPr id="13" name="图片 13"/>
             <wp:cNvGraphicFramePr>
@@ -808,13 +1143,11 @@
               <a:graphicData uri="http://schemas.openxmlformats.org/drawingml/2006/picture">
                 <pic:pic xmlns:pic="http://schemas.openxmlformats.org/drawingml/2006/picture">
                   <pic:nvPicPr>
-                    <pic:cNvPr id="13" name="图片 13"/>
-                    <pic:cNvPicPr>
-                      <a:picLocks noChangeAspect="1"/>
-                    </pic:cNvPicPr>
+                    <pic:cNvPr id="1" name=""/>
+                    <pic:cNvPicPr/>
                   </pic:nvPicPr>
                   <pic:blipFill>
-                    <a:blip r:embed="rId12"/>
+                    <a:blip r:embed="rId13"/>
                     <a:stretch>
                       <a:fillRect/>
                     </a:stretch>
@@ -861,7 +1194,49 @@
           <w:rFonts w:hint="eastAsia"/>
           <w:b/>
         </w:rPr>
-        <w:t>主动触发的关键字固定为："炸弹人-爆炸"：</w:t>
+        <w:t>主动触发的关键字固定为：</w:t>
+      </w:r>
+      <w:r>
+        <w:rPr>
+          <w:rFonts w:hint="eastAsia"/>
+          <w:b/>
+        </w:rPr>
+        <w:t>"</w:t>
+      </w:r>
+      <w:r>
+        <w:rPr>
+          <w:rFonts w:hint="eastAsia"/>
+          <w:b/>
+        </w:rPr>
+        <w:t>炸弹人</w:t>
+      </w:r>
+      <w:r>
+        <w:rPr>
+          <w:rFonts w:hint="eastAsia"/>
+          <w:b/>
+        </w:rPr>
+        <w:t>-</w:t>
+      </w:r>
+      <w:r>
+        <w:rPr>
+          <w:rFonts w:hint="eastAsia"/>
+          <w:b/>
+        </w:rPr>
+        <w:t>爆炸</w:t>
+      </w:r>
+      <w:r>
+        <w:rPr>
+          <w:rFonts w:hint="eastAsia"/>
+          <w:b/>
+        </w:rPr>
+        <w:t>"</w:t>
+      </w:r>
+      <w:r>
+        <w:rPr>
+          <w:rFonts w:hint="eastAsia"/>
+          <w:b/>
+        </w:rPr>
+        <w:t>：</w:t>
       </w:r>
     </w:p>
     <w:p>
@@ -869,36 +1244,46 @@
         <w:widowControl w:val="0"/>
         <w:jc w:val="both"/>
         <w:rPr>
+          <w:rFonts w:ascii="微软雅黑" w:hAnsi="微软雅黑" w:hint="eastAsia"/>
+        </w:rPr>
+      </w:pPr>
+      <w:r>
+        <w:rPr>
+          <w:rFonts w:ascii="微软雅黑" w:hAnsi="微软雅黑" w:hint="eastAsia"/>
+        </w:rPr>
+        <w:t>含有该标签的事件且在范围内，都会被炸到</w:t>
+      </w:r>
+      <w:r>
+        <w:rPr>
+          <w:rFonts w:ascii="微软雅黑" w:hAnsi="微软雅黑" w:hint="eastAsia"/>
+        </w:rPr>
+        <w:t>，同时，你还要给这个物体添加</w:t>
+      </w:r>
+      <w:proofErr w:type="gramStart"/>
+      <w:r>
+        <w:rPr>
           <w:rFonts w:ascii="微软雅黑" w:hAnsi="微软雅黑"/>
         </w:rPr>
-      </w:pPr>
-      <w:r>
-        <w:rPr>
-          <w:rFonts w:hint="eastAsia" w:ascii="微软雅黑" w:hAnsi="微软雅黑"/>
-        </w:rPr>
-        <w:t>含有该标签的事件且在范围内，都会被炸到，同时，你还要给这个物体添加</w:t>
-      </w:r>
+        <w:t>”</w:t>
+      </w:r>
+      <w:proofErr w:type="gramEnd"/>
+      <w:r>
+        <w:rPr>
+          <w:rFonts w:ascii="微软雅黑" w:hAnsi="微软雅黑" w:hint="eastAsia"/>
+        </w:rPr>
+        <w:t>可炸物</w:t>
+      </w:r>
+      <w:proofErr w:type="gramStart"/>
       <w:r>
         <w:rPr>
           <w:rFonts w:ascii="微软雅黑" w:hAnsi="微软雅黑"/>
         </w:rPr>
         <w:t>”</w:t>
       </w:r>
-      <w:r>
-        <w:rPr>
-          <w:rFonts w:hint="eastAsia" w:ascii="微软雅黑" w:hAnsi="微软雅黑"/>
-        </w:rPr>
-        <w:t>可炸物</w:t>
-      </w:r>
-      <w:r>
-        <w:rPr>
-          <w:rFonts w:ascii="微软雅黑" w:hAnsi="微软雅黑"/>
-        </w:rPr>
-        <w:t>”</w:t>
-      </w:r>
-      <w:r>
-        <w:rPr>
-          <w:rFonts w:hint="eastAsia" w:ascii="微软雅黑" w:hAnsi="微软雅黑"/>
+      <w:proofErr w:type="gramEnd"/>
+      <w:r>
+        <w:rPr>
+          <w:rFonts w:ascii="微软雅黑" w:hAnsi="微软雅黑" w:hint="eastAsia"/>
         </w:rPr>
         <w:t>阵营，用于AI识别。</w:t>
       </w:r>
@@ -908,19 +1293,20 @@
         <w:widowControl w:val="0"/>
         <w:jc w:val="center"/>
         <w:rPr>
-          <w:rFonts w:ascii="微软雅黑" w:hAnsi="微软雅黑"/>
-          <w:b/>
-        </w:rPr>
-      </w:pPr>
-      <w:r>
-        <w:rPr>
-          <w:rFonts w:ascii="宋体" w:hAnsi="宋体" w:eastAsia="宋体" w:cs="宋体"/>
+          <w:rFonts w:ascii="微软雅黑" w:hAnsi="微软雅黑" w:hint="eastAsia"/>
+          <w:b/>
+        </w:rPr>
+      </w:pPr>
+      <w:r>
+        <w:rPr>
+          <w:rFonts w:ascii="宋体" w:eastAsia="宋体" w:hAnsi="宋体" w:cs="宋体"/>
+          <w:noProof/>
           <w:sz w:val="24"/>
           <w:szCs w:val="24"/>
         </w:rPr>
         <w:drawing>
-          <wp:inline distT="0" distB="0" distL="0" distR="0">
-            <wp:extent cx="3208020" cy="952500"/>
+          <wp:inline distT="0" distB="0" distL="0" distR="0" wp14:anchorId="434F0BA7" wp14:editId="4A7EE307">
+            <wp:extent cx="3208423" cy="952500"/>
             <wp:effectExtent l="0" t="0" r="0" b="0"/>
             <wp:docPr id="4" name="图片 4" descr="C:\Users\Administrator\AppData\Roaming\Tencent\Users\1355126171\QQ\WinTemp\RichOle\6)[AB}4(~7[2]4P215$VQ71.png"/>
             <wp:cNvGraphicFramePr>
@@ -930,13 +1316,13 @@
               <a:graphicData uri="http://schemas.openxmlformats.org/drawingml/2006/picture">
                 <pic:pic xmlns:pic="http://schemas.openxmlformats.org/drawingml/2006/picture">
                   <pic:nvPicPr>
-                    <pic:cNvPr id="4" name="图片 4" descr="C:\Users\Administrator\AppData\Roaming\Tencent\Users\1355126171\QQ\WinTemp\RichOle\6)[AB}4(~7[2]4P215$VQ71.png"/>
+                    <pic:cNvPr id="0" name="Picture 32" descr="C:\Users\Administrator\AppData\Roaming\Tencent\Users\1355126171\QQ\WinTemp\RichOle\6)[AB}4(~7[2]4P215$VQ71.png"/>
                     <pic:cNvPicPr>
                       <a:picLocks noChangeAspect="1" noChangeArrowheads="1"/>
                     </pic:cNvPicPr>
                   </pic:nvPicPr>
                   <pic:blipFill>
-                    <a:blip r:embed="rId13">
+                    <a:blip r:embed="rId14">
                       <a:extLst>
                         <a:ext uri="{28A0092B-C50C-407E-A947-70E740481C1C}">
                           <a14:useLocalDpi xmlns:a14="http://schemas.microsoft.com/office/drawing/2010/main" val="0"/>
@@ -948,7 +1334,7 @@
                       <a:fillRect/>
                     </a:stretch>
                   </pic:blipFill>
-                  <pic:spPr>
+                  <pic:spPr bwMode="auto">
                     <a:xfrm>
                       <a:off x="0" y="0"/>
                       <a:ext cx="3228629" cy="958499"/>
@@ -975,7 +1361,7 @@
         <w:spacing w:after="0"/>
         <w:jc w:val="both"/>
         <w:rPr>
-          <w:rFonts w:ascii="微软雅黑" w:hAnsi="微软雅黑"/>
+          <w:rFonts w:ascii="微软雅黑" w:hAnsi="微软雅黑" w:hint="eastAsia"/>
           <w:b/>
         </w:rPr>
       </w:pPr>
@@ -987,7 +1373,7 @@
         <w:spacing w:after="0"/>
         <w:jc w:val="both"/>
         <w:rPr>
-          <w:rFonts w:ascii="微软雅黑" w:hAnsi="微软雅黑"/>
+          <w:rFonts w:ascii="微软雅黑" w:hAnsi="微软雅黑" w:hint="eastAsia"/>
           <w:b/>
         </w:rPr>
       </w:pPr>
@@ -1007,7 +1393,50 @@
           <w:rFonts w:hint="eastAsia"/>
           <w:b/>
         </w:rPr>
-        <w:t>玩家与敌人穿透关系的标签固定为："炸弹人-角色"：</w:t>
+        <w:lastRenderedPageBreak/>
+        <w:t>玩家与敌人穿透关系的标签固定为：</w:t>
+      </w:r>
+      <w:r>
+        <w:rPr>
+          <w:rFonts w:hint="eastAsia"/>
+          <w:b/>
+        </w:rPr>
+        <w:t>"</w:t>
+      </w:r>
+      <w:r>
+        <w:rPr>
+          <w:rFonts w:hint="eastAsia"/>
+          <w:b/>
+        </w:rPr>
+        <w:t>炸弹人</w:t>
+      </w:r>
+      <w:r>
+        <w:rPr>
+          <w:rFonts w:hint="eastAsia"/>
+          <w:b/>
+        </w:rPr>
+        <w:t>-</w:t>
+      </w:r>
+      <w:r>
+        <w:rPr>
+          <w:rFonts w:hint="eastAsia"/>
+          <w:b/>
+        </w:rPr>
+        <w:t>角色</w:t>
+      </w:r>
+      <w:r>
+        <w:rPr>
+          <w:rFonts w:hint="eastAsia"/>
+          <w:b/>
+        </w:rPr>
+        <w:t>"</w:t>
+      </w:r>
+      <w:r>
+        <w:rPr>
+          <w:rFonts w:hint="eastAsia"/>
+          <w:b/>
+        </w:rPr>
+        <w:t>：</w:t>
       </w:r>
     </w:p>
     <w:p>
@@ -1015,12 +1444,12 @@
         <w:widowControl w:val="0"/>
         <w:jc w:val="both"/>
         <w:rPr>
-          <w:rFonts w:ascii="微软雅黑" w:hAnsi="微软雅黑"/>
-        </w:rPr>
-      </w:pPr>
-      <w:r>
-        <w:rPr>
-          <w:rFonts w:hint="eastAsia" w:ascii="微软雅黑" w:hAnsi="微软雅黑"/>
+          <w:rFonts w:ascii="微软雅黑" w:hAnsi="微软雅黑" w:hint="eastAsia"/>
+        </w:rPr>
+      </w:pPr>
+      <w:r>
+        <w:rPr>
+          <w:rFonts w:ascii="微软雅黑" w:hAnsi="微软雅黑" w:hint="eastAsia"/>
         </w:rPr>
         <w:t>炸弹人之间可以相互穿透，但是炸弹人不能穿透地形、炸弹、可炸物。</w:t>
       </w:r>
@@ -1030,13 +1459,16 @@
         <w:widowControl w:val="0"/>
         <w:jc w:val="center"/>
         <w:rPr>
-          <w:rFonts w:ascii="微软雅黑" w:hAnsi="微软雅黑"/>
-        </w:rPr>
-      </w:pPr>
-      <w:r>
+          <w:rFonts w:ascii="微软雅黑" w:hAnsi="微软雅黑" w:hint="eastAsia"/>
+        </w:rPr>
+      </w:pPr>
+      <w:r>
+        <w:rPr>
+          <w:noProof/>
+        </w:rPr>
         <w:drawing>
-          <wp:inline distT="0" distB="0" distL="0" distR="0">
-            <wp:extent cx="3215640" cy="593725"/>
+          <wp:inline distT="0" distB="0" distL="0" distR="0" wp14:anchorId="00D869D3" wp14:editId="096074CF">
+            <wp:extent cx="3215640" cy="594194"/>
             <wp:effectExtent l="0" t="0" r="0" b="0"/>
             <wp:docPr id="9" name="图片 9"/>
             <wp:cNvGraphicFramePr>
@@ -1046,13 +1478,11 @@
               <a:graphicData uri="http://schemas.openxmlformats.org/drawingml/2006/picture">
                 <pic:pic xmlns:pic="http://schemas.openxmlformats.org/drawingml/2006/picture">
                   <pic:nvPicPr>
-                    <pic:cNvPr id="9" name="图片 9"/>
-                    <pic:cNvPicPr>
-                      <a:picLocks noChangeAspect="1"/>
-                    </pic:cNvPicPr>
+                    <pic:cNvPr id="1" name=""/>
+                    <pic:cNvPicPr/>
                   </pic:nvPicPr>
                   <pic:blipFill>
-                    <a:blip r:embed="rId14"/>
+                    <a:blip r:embed="rId15"/>
                     <a:stretch>
                       <a:fillRect/>
                     </a:stretch>
@@ -1073,9 +1503,12 @@
         </w:drawing>
       </w:r>
       <w:r>
+        <w:rPr>
+          <w:noProof/>
+        </w:rPr>
         <w:drawing>
-          <wp:inline distT="0" distB="0" distL="0" distR="0">
-            <wp:extent cx="1516380" cy="1288415"/>
+          <wp:inline distT="0" distB="0" distL="0" distR="0" wp14:anchorId="546DE2AB" wp14:editId="169DABAE">
+            <wp:extent cx="1516380" cy="1288567"/>
             <wp:effectExtent l="0" t="0" r="0" b="0"/>
             <wp:docPr id="1" name="图片 1"/>
             <wp:cNvGraphicFramePr>
@@ -1085,13 +1518,11 @@
               <a:graphicData uri="http://schemas.openxmlformats.org/drawingml/2006/picture">
                 <pic:pic xmlns:pic="http://schemas.openxmlformats.org/drawingml/2006/picture">
                   <pic:nvPicPr>
-                    <pic:cNvPr id="1" name="图片 1"/>
-                    <pic:cNvPicPr>
-                      <a:picLocks noChangeAspect="1"/>
-                    </pic:cNvPicPr>
+                    <pic:cNvPr id="1" name=""/>
+                    <pic:cNvPicPr/>
                   </pic:nvPicPr>
                   <pic:blipFill>
-                    <a:blip r:embed="rId15"/>
+                    <a:blip r:embed="rId16"/>
                     <a:stretch>
                       <a:fillRect/>
                     </a:stretch>
@@ -1119,7 +1550,7 @@
         <w:spacing w:after="0"/>
         <w:jc w:val="both"/>
         <w:rPr>
-          <w:rFonts w:ascii="微软雅黑" w:hAnsi="微软雅黑"/>
+          <w:rFonts w:ascii="微软雅黑" w:hAnsi="微软雅黑" w:hint="eastAsia"/>
         </w:rPr>
       </w:pPr>
     </w:p>
@@ -1138,7 +1569,77 @@
           <w:rFonts w:hint="eastAsia"/>
           <w:b/>
         </w:rPr>
-        <w:t>爆炸的激光穿透的标签固定为："炸弹人-角色","炸弹人-透明墙"：</w:t>
+        <w:t>爆炸的激光穿透的标签固定为：</w:t>
+      </w:r>
+      <w:r>
+        <w:rPr>
+          <w:rFonts w:hint="eastAsia"/>
+          <w:b/>
+        </w:rPr>
+        <w:t>"</w:t>
+      </w:r>
+      <w:r>
+        <w:rPr>
+          <w:rFonts w:hint="eastAsia"/>
+          <w:b/>
+        </w:rPr>
+        <w:t>炸弹人</w:t>
+      </w:r>
+      <w:r>
+        <w:rPr>
+          <w:rFonts w:hint="eastAsia"/>
+          <w:b/>
+        </w:rPr>
+        <w:t>-</w:t>
+      </w:r>
+      <w:r>
+        <w:rPr>
+          <w:rFonts w:hint="eastAsia"/>
+          <w:b/>
+        </w:rPr>
+        <w:t>角色</w:t>
+      </w:r>
+      <w:r>
+        <w:rPr>
+          <w:rFonts w:hint="eastAsia"/>
+          <w:b/>
+        </w:rPr>
+        <w:t>","</w:t>
+      </w:r>
+      <w:r>
+        <w:rPr>
+          <w:rFonts w:hint="eastAsia"/>
+          <w:b/>
+        </w:rPr>
+        <w:t>炸弹人</w:t>
+      </w:r>
+      <w:r>
+        <w:rPr>
+          <w:rFonts w:hint="eastAsia"/>
+          <w:b/>
+        </w:rPr>
+        <w:t>-</w:t>
+      </w:r>
+      <w:r>
+        <w:rPr>
+          <w:rFonts w:hint="eastAsia"/>
+          <w:b/>
+        </w:rPr>
+        <w:t>透明墙</w:t>
+      </w:r>
+      <w:r>
+        <w:rPr>
+          <w:rFonts w:hint="eastAsia"/>
+          <w:b/>
+        </w:rPr>
+        <w:t>"</w:t>
+      </w:r>
+      <w:r>
+        <w:rPr>
+          <w:rFonts w:hint="eastAsia"/>
+          <w:b/>
+        </w:rPr>
+        <w:t>：</w:t>
       </w:r>
     </w:p>
     <w:p>
@@ -1146,12 +1647,12 @@
         <w:widowControl w:val="0"/>
         <w:jc w:val="both"/>
         <w:rPr>
-          <w:rFonts w:ascii="微软雅黑" w:hAnsi="微软雅黑"/>
-        </w:rPr>
-      </w:pPr>
-      <w:r>
-        <w:rPr>
-          <w:rFonts w:hint="eastAsia" w:ascii="微软雅黑" w:hAnsi="微软雅黑"/>
+          <w:rFonts w:ascii="微软雅黑" w:hAnsi="微软雅黑" w:hint="eastAsia"/>
+        </w:rPr>
+      </w:pPr>
+      <w:r>
+        <w:rPr>
+          <w:rFonts w:ascii="微软雅黑" w:hAnsi="微软雅黑" w:hint="eastAsia"/>
         </w:rPr>
         <w:t>爆炸波可以穿透炸弹人和透明墙，但是可炸物可以阻挡爆炸波。</w:t>
       </w:r>
@@ -1160,11 +1661,17 @@
       <w:pPr>
         <w:widowControl w:val="0"/>
         <w:jc w:val="center"/>
-      </w:pPr>
-      <w:r>
+        <w:rPr>
+          <w:noProof/>
+        </w:rPr>
+      </w:pPr>
+      <w:r>
+        <w:rPr>
+          <w:noProof/>
+        </w:rPr>
         <w:drawing>
-          <wp:inline distT="0" distB="0" distL="0" distR="0">
-            <wp:extent cx="2407920" cy="1725930"/>
+          <wp:inline distT="0" distB="0" distL="0" distR="0" wp14:anchorId="39CFDD12" wp14:editId="7660D17B">
+            <wp:extent cx="2407920" cy="1726530"/>
             <wp:effectExtent l="0" t="0" r="0" b="0"/>
             <wp:docPr id="10" name="图片 10"/>
             <wp:cNvGraphicFramePr>
@@ -1174,13 +1681,11 @@
               <a:graphicData uri="http://schemas.openxmlformats.org/drawingml/2006/picture">
                 <pic:pic xmlns:pic="http://schemas.openxmlformats.org/drawingml/2006/picture">
                   <pic:nvPicPr>
-                    <pic:cNvPr id="10" name="图片 10"/>
-                    <pic:cNvPicPr>
-                      <a:picLocks noChangeAspect="1"/>
-                    </pic:cNvPicPr>
+                    <pic:cNvPr id="1" name=""/>
+                    <pic:cNvPicPr/>
                   </pic:nvPicPr>
                   <pic:blipFill>
-                    <a:blip r:embed="rId16"/>
+                    <a:blip r:embed="rId17"/>
                     <a:stretch>
                       <a:fillRect/>
                     </a:stretch>
@@ -1203,13 +1708,17 @@
       <w:r>
         <w:rPr>
           <w:rFonts w:hint="eastAsia"/>
+          <w:noProof/>
         </w:rPr>
         <w:t xml:space="preserve"> </w:t>
       </w:r>
       <w:r>
+        <w:rPr>
+          <w:noProof/>
+        </w:rPr>
         <w:drawing>
-          <wp:inline distT="0" distB="0" distL="0" distR="0">
-            <wp:extent cx="2240280" cy="1718945"/>
+          <wp:inline distT="0" distB="0" distL="0" distR="0" wp14:anchorId="7B5142A2" wp14:editId="777630DE">
+            <wp:extent cx="2240280" cy="1718957"/>
             <wp:effectExtent l="0" t="0" r="0" b="0"/>
             <wp:docPr id="11" name="图片 11"/>
             <wp:cNvGraphicFramePr>
@@ -1219,13 +1728,11 @@
               <a:graphicData uri="http://schemas.openxmlformats.org/drawingml/2006/picture">
                 <pic:pic xmlns:pic="http://schemas.openxmlformats.org/drawingml/2006/picture">
                   <pic:nvPicPr>
-                    <pic:cNvPr id="11" name="图片 11"/>
-                    <pic:cNvPicPr>
-                      <a:picLocks noChangeAspect="1"/>
-                    </pic:cNvPicPr>
+                    <pic:cNvPr id="1" name=""/>
+                    <pic:cNvPicPr/>
                   </pic:nvPicPr>
                   <pic:blipFill>
-                    <a:blip r:embed="rId17"/>
+                    <a:blip r:embed="rId18"/>
                     <a:stretch>
                       <a:fillRect/>
                     </a:stretch>
@@ -1272,7 +1779,14 @@
           <w:rFonts w:hint="eastAsia"/>
           <w:b/>
         </w:rPr>
-        <w:t>炸弹拥有堵住爆炸波的能力：</w:t>
+        <w:t>炸弹拥有堵住爆炸波的能力</w:t>
+      </w:r>
+      <w:r>
+        <w:rPr>
+          <w:rFonts w:hint="eastAsia"/>
+          <w:b/>
+        </w:rPr>
+        <w:t>：</w:t>
       </w:r>
     </w:p>
     <w:p>
@@ -1312,9 +1826,12 @@
         </w:rPr>
       </w:pPr>
       <w:r>
+        <w:rPr>
+          <w:noProof/>
+        </w:rPr>
         <w:drawing>
-          <wp:inline distT="0" distB="0" distL="0" distR="0">
-            <wp:extent cx="1706880" cy="1889125"/>
+          <wp:inline distT="0" distB="0" distL="0" distR="0" wp14:anchorId="0C3DA3C5" wp14:editId="33C07E6E">
+            <wp:extent cx="1706880" cy="1889557"/>
             <wp:effectExtent l="0" t="0" r="0" b="0"/>
             <wp:docPr id="14" name="图片 14"/>
             <wp:cNvGraphicFramePr>
@@ -1324,13 +1841,11 @@
               <a:graphicData uri="http://schemas.openxmlformats.org/drawingml/2006/picture">
                 <pic:pic xmlns:pic="http://schemas.openxmlformats.org/drawingml/2006/picture">
                   <pic:nvPicPr>
-                    <pic:cNvPr id="14" name="图片 14"/>
-                    <pic:cNvPicPr>
-                      <a:picLocks noChangeAspect="1"/>
-                    </pic:cNvPicPr>
+                    <pic:cNvPr id="1" name=""/>
+                    <pic:cNvPicPr/>
                   </pic:nvPicPr>
                   <pic:blipFill>
-                    <a:blip r:embed="rId18"/>
+                    <a:blip r:embed="rId19"/>
                     <a:stretch>
                       <a:fillRect/>
                     </a:stretch>
@@ -1375,6 +1890,7 @@
           <w:rFonts w:hint="eastAsia"/>
           <w:b/>
         </w:rPr>
+        <w:lastRenderedPageBreak/>
         <w:t>跳跃时可以放置炸弹：</w:t>
       </w:r>
     </w:p>
@@ -1396,9 +1912,12 @@
         <w:jc w:val="center"/>
       </w:pPr>
       <w:r>
+        <w:rPr>
+          <w:noProof/>
+        </w:rPr>
         <w:drawing>
-          <wp:inline distT="0" distB="0" distL="0" distR="0">
-            <wp:extent cx="2346960" cy="2127250"/>
+          <wp:inline distT="0" distB="0" distL="0" distR="0" wp14:anchorId="7ABF0ED6" wp14:editId="0EA90F85">
+            <wp:extent cx="2346960" cy="2127460"/>
             <wp:effectExtent l="0" t="0" r="0" b="0"/>
             <wp:docPr id="5" name="图片 5"/>
             <wp:cNvGraphicFramePr>
@@ -1408,13 +1927,13 @@
               <a:graphicData uri="http://schemas.openxmlformats.org/drawingml/2006/picture">
                 <pic:pic xmlns:pic="http://schemas.openxmlformats.org/drawingml/2006/picture">
                   <pic:nvPicPr>
-                    <pic:cNvPr id="5" name="图片 5"/>
+                    <pic:cNvPr id="0" name="Picture 1"/>
                     <pic:cNvPicPr>
                       <a:picLocks noChangeAspect="1" noChangeArrowheads="1"/>
                     </pic:cNvPicPr>
                   </pic:nvPicPr>
                   <pic:blipFill>
-                    <a:blip r:embed="rId19">
+                    <a:blip r:embed="rId20">
                       <a:extLst>
                         <a:ext uri="{28A0092B-C50C-407E-A947-70E740481C1C}">
                           <a14:useLocalDpi xmlns:a14="http://schemas.microsoft.com/office/drawing/2010/main" val="0"/>
@@ -1426,7 +1945,7 @@
                       <a:fillRect/>
                     </a:stretch>
                   </pic:blipFill>
-                  <pic:spPr>
+                  <pic:spPr bwMode="auto">
                     <a:xfrm>
                       <a:off x="0" y="0"/>
                       <a:ext cx="2354985" cy="2134735"/>
@@ -1465,17 +1984,24 @@
     <w:p>
       <w:pPr>
         <w:pStyle w:val="2"/>
-      </w:pPr>
-      <w:r>
-        <w:rPr>
-          <w:rFonts w:hint="eastAsia"/>
-        </w:rPr>
+        <w:rPr>
+          <w:rFonts w:hint="eastAsia"/>
+        </w:rPr>
+      </w:pPr>
+      <w:r>
+        <w:rPr>
+          <w:rFonts w:hint="eastAsia"/>
+        </w:rPr>
+        <w:lastRenderedPageBreak/>
         <w:t>游戏属性</w:t>
       </w:r>
     </w:p>
     <w:p>
       <w:pPr>
         <w:pStyle w:val="3"/>
+        <w:rPr>
+          <w:rFonts w:hint="eastAsia"/>
+        </w:rPr>
       </w:pPr>
       <w:r>
         <w:rPr>
@@ -1489,7 +2015,19 @@
         <w:rPr>
           <w:rFonts w:hint="eastAsia"/>
         </w:rPr>
-        <w:t>能力包含两个：火力、炸弹数。</w:t>
+        <w:t>能力包含</w:t>
+      </w:r>
+      <w:r>
+        <w:rPr>
+          <w:rFonts w:hint="eastAsia"/>
+        </w:rPr>
+        <w:t>两个</w:t>
+      </w:r>
+      <w:r>
+        <w:rPr>
+          <w:rFonts w:hint="eastAsia"/>
+        </w:rPr>
+        <w:t>：火力、炸弹数。</w:t>
       </w:r>
     </w:p>
     <w:p>
@@ -1504,6 +2042,9 @@
     <w:p>
       <w:pPr>
         <w:pStyle w:val="3"/>
+        <w:rPr>
+          <w:rFonts w:hint="eastAsia"/>
+        </w:rPr>
       </w:pPr>
       <w:r>
         <w:rPr>
@@ -1517,7 +2058,19 @@
         <w:rPr>
           <w:rFonts w:hint="eastAsia"/>
         </w:rPr>
-        <w:t>阵营分为四种：仇恨单位、忽视单位、可炸物、自定义阵营名</w:t>
+        <w:t>阵营分为四种：</w:t>
+      </w:r>
+      <w:r>
+        <w:rPr>
+          <w:rFonts w:hint="eastAsia"/>
+        </w:rPr>
+        <w:t>仇恨单位、忽视单位、可炸物</w:t>
+      </w:r>
+      <w:r>
+        <w:rPr>
+          <w:rFonts w:hint="eastAsia"/>
+        </w:rPr>
+        <w:t>、自定义阵营名</w:t>
       </w:r>
     </w:p>
     <w:p>
@@ -1532,13 +2085,67 @@
         <w:rPr>
           <w:rFonts w:hint="eastAsia"/>
         </w:rPr>
-        <w:t>：会被所有人敌对，"仇恨单位"也会主动攻击"仇恨单位"。</w:t>
-      </w:r>
-    </w:p>
-    <w:p>
-      <w:pPr>
-        <w:rPr>
-          <w:rFonts w:ascii="宋体" w:hAnsi="宋体" w:eastAsia="宋体" w:cs="宋体"/>
+        <w:t>：</w:t>
+      </w:r>
+      <w:r>
+        <w:rPr>
+          <w:rFonts w:hint="eastAsia"/>
+        </w:rPr>
+        <w:t>会被所有人敌对，</w:t>
+      </w:r>
+      <w:r>
+        <w:rPr>
+          <w:rFonts w:hint="eastAsia"/>
+        </w:rPr>
+        <w:t>"</w:t>
+      </w:r>
+      <w:r>
+        <w:rPr>
+          <w:rFonts w:hint="eastAsia"/>
+        </w:rPr>
+        <w:t>仇恨单位</w:t>
+      </w:r>
+      <w:r>
+        <w:rPr>
+          <w:rFonts w:hint="eastAsia"/>
+        </w:rPr>
+        <w:t>"</w:t>
+      </w:r>
+      <w:r>
+        <w:rPr>
+          <w:rFonts w:hint="eastAsia"/>
+        </w:rPr>
+        <w:t>也会主动攻击</w:t>
+      </w:r>
+      <w:r>
+        <w:rPr>
+          <w:rFonts w:hint="eastAsia"/>
+        </w:rPr>
+        <w:t>"</w:t>
+      </w:r>
+      <w:r>
+        <w:rPr>
+          <w:rFonts w:hint="eastAsia"/>
+        </w:rPr>
+        <w:t>仇恨单位</w:t>
+      </w:r>
+      <w:r>
+        <w:rPr>
+          <w:rFonts w:hint="eastAsia"/>
+        </w:rPr>
+        <w:t>"</w:t>
+      </w:r>
+      <w:r>
+        <w:rPr>
+          <w:rFonts w:hint="eastAsia"/>
+        </w:rPr>
+        <w:t>。</w:t>
+      </w:r>
+    </w:p>
+    <w:p>
+      <w:pPr>
+        <w:rPr>
+          <w:rFonts w:ascii="宋体" w:eastAsia="宋体" w:hAnsi="宋体" w:cs="宋体" w:hint="eastAsia"/>
           <w:color w:val="00B050"/>
           <w:sz w:val="28"/>
           <w:szCs w:val="24"/>
@@ -1555,7 +2162,43 @@
         <w:rPr>
           <w:rFonts w:hint="eastAsia"/>
         </w:rPr>
-        <w:t>：会被所有人忽视，即使"忽视单位"会主动攻击其他人。（所有事件默认为忽视单位）</w:t>
+        <w:t>：</w:t>
+      </w:r>
+      <w:r>
+        <w:rPr>
+          <w:rFonts w:hint="eastAsia"/>
+        </w:rPr>
+        <w:t>会被所有人忽视，即使</w:t>
+      </w:r>
+      <w:r>
+        <w:rPr>
+          <w:rFonts w:hint="eastAsia"/>
+        </w:rPr>
+        <w:t>"</w:t>
+      </w:r>
+      <w:r>
+        <w:rPr>
+          <w:rFonts w:hint="eastAsia"/>
+        </w:rPr>
+        <w:t>忽视单位</w:t>
+      </w:r>
+      <w:r>
+        <w:rPr>
+          <w:rFonts w:hint="eastAsia"/>
+        </w:rPr>
+        <w:t>"</w:t>
+      </w:r>
+      <w:r>
+        <w:rPr>
+          <w:rFonts w:hint="eastAsia"/>
+        </w:rPr>
+        <w:t>会主动攻击其他人</w:t>
+      </w:r>
+      <w:r>
+        <w:rPr>
+          <w:rFonts w:hint="eastAsia"/>
+        </w:rPr>
+        <w:t>。（所有事件默认为忽视单位）</w:t>
       </w:r>
     </w:p>
     <w:p>
@@ -1593,19 +2236,128 @@
         <w:rPr>
           <w:rFonts w:hint="eastAsia"/>
         </w:rPr>
-        <w:t>（一个事件可以同时拥有多个自定义阵营名，比如同时拥有"A队"和"B队"的属性， 那么"A队"和"B队"都不会攻击他。）</w:t>
-      </w:r>
-    </w:p>
-    <w:p>
-      <w:r>
-        <w:rPr>
-          <w:rFonts w:ascii="宋体" w:hAnsi="宋体" w:eastAsia="宋体" w:cs="宋体"/>
+        <w:t>（一个事件可以同时拥有多个自定义阵营名，比如同时拥有</w:t>
+      </w:r>
+      <w:r>
+        <w:rPr>
+          <w:rFonts w:hint="eastAsia"/>
+        </w:rPr>
+        <w:t>"A</w:t>
+      </w:r>
+      <w:r>
+        <w:rPr>
+          <w:rFonts w:hint="eastAsia"/>
+        </w:rPr>
+        <w:t>队</w:t>
+      </w:r>
+      <w:r>
+        <w:rPr>
+          <w:rFonts w:hint="eastAsia"/>
+        </w:rPr>
+        <w:t>"</w:t>
+      </w:r>
+      <w:r>
+        <w:rPr>
+          <w:rFonts w:hint="eastAsia"/>
+        </w:rPr>
+        <w:t>和</w:t>
+      </w:r>
+      <w:r>
+        <w:rPr>
+          <w:rFonts w:hint="eastAsia"/>
+        </w:rPr>
+        <w:t>"B</w:t>
+      </w:r>
+      <w:r>
+        <w:rPr>
+          <w:rFonts w:hint="eastAsia"/>
+        </w:rPr>
+        <w:t>队</w:t>
+      </w:r>
+      <w:r>
+        <w:rPr>
+          <w:rFonts w:hint="eastAsia"/>
+        </w:rPr>
+        <w:t>"</w:t>
+      </w:r>
+      <w:r>
+        <w:rPr>
+          <w:rFonts w:hint="eastAsia"/>
+        </w:rPr>
+        <w:t>的属性，</w:t>
+      </w:r>
+      <w:r>
+        <w:rPr>
+          <w:rFonts w:hint="eastAsia"/>
+        </w:rPr>
+        <w:t xml:space="preserve"> </w:t>
+      </w:r>
+      <w:r>
+        <w:rPr>
+          <w:rFonts w:hint="eastAsia"/>
+        </w:rPr>
+        <w:t>那么</w:t>
+      </w:r>
+      <w:r>
+        <w:rPr>
+          <w:rFonts w:hint="eastAsia"/>
+        </w:rPr>
+        <w:t>"A</w:t>
+      </w:r>
+      <w:r>
+        <w:rPr>
+          <w:rFonts w:hint="eastAsia"/>
+        </w:rPr>
+        <w:t>队</w:t>
+      </w:r>
+      <w:r>
+        <w:rPr>
+          <w:rFonts w:hint="eastAsia"/>
+        </w:rPr>
+        <w:t>"</w:t>
+      </w:r>
+      <w:r>
+        <w:rPr>
+          <w:rFonts w:hint="eastAsia"/>
+        </w:rPr>
+        <w:t>和</w:t>
+      </w:r>
+      <w:r>
+        <w:rPr>
+          <w:rFonts w:hint="eastAsia"/>
+        </w:rPr>
+        <w:t>"B</w:t>
+      </w:r>
+      <w:r>
+        <w:rPr>
+          <w:rFonts w:hint="eastAsia"/>
+        </w:rPr>
+        <w:t>队</w:t>
+      </w:r>
+      <w:r>
+        <w:rPr>
+          <w:rFonts w:hint="eastAsia"/>
+        </w:rPr>
+        <w:t>"</w:t>
+      </w:r>
+      <w:r>
+        <w:rPr>
+          <w:rFonts w:hint="eastAsia"/>
+        </w:rPr>
+        <w:t>都不会攻击他。）</w:t>
+      </w:r>
+    </w:p>
+    <w:p>
+      <w:r>
+        <w:rPr>
+          <w:rFonts w:ascii="宋体" w:eastAsia="宋体" w:hAnsi="宋体" w:cs="宋体"/>
+          <w:noProof/>
           <w:sz w:val="24"/>
           <w:szCs w:val="24"/>
         </w:rPr>
         <w:drawing>
-          <wp:inline distT="0" distB="0" distL="0" distR="0">
-            <wp:extent cx="2466975" cy="1111885"/>
+          <wp:inline distT="0" distB="0" distL="0" distR="0" wp14:anchorId="06C52AD3" wp14:editId="55089B65">
+            <wp:extent cx="2466975" cy="1112163"/>
             <wp:effectExtent l="0" t="0" r="0" b="0"/>
             <wp:docPr id="29" name="图片 29" descr="C:\Users\Administrator\AppData\Roaming\Tencent\Users\1355126171\QQ\WinTemp\RichOle\4U[FDUOUUDGC_)4CVF_)H2P.png"/>
             <wp:cNvGraphicFramePr>
@@ -1615,13 +2367,13 @@
               <a:graphicData uri="http://schemas.openxmlformats.org/drawingml/2006/picture">
                 <pic:pic xmlns:pic="http://schemas.openxmlformats.org/drawingml/2006/picture">
                   <pic:nvPicPr>
-                    <pic:cNvPr id="29" name="图片 29" descr="C:\Users\Administrator\AppData\Roaming\Tencent\Users\1355126171\QQ\WinTemp\RichOle\4U[FDUOUUDGC_)4CVF_)H2P.png"/>
+                    <pic:cNvPr id="0" name="Picture 36" descr="C:\Users\Administrator\AppData\Roaming\Tencent\Users\1355126171\QQ\WinTemp\RichOle\4U[FDUOUUDGC_)4CVF_)H2P.png"/>
                     <pic:cNvPicPr>
                       <a:picLocks noChangeAspect="1" noChangeArrowheads="1"/>
                     </pic:cNvPicPr>
                   </pic:nvPicPr>
                   <pic:blipFill>
-                    <a:blip r:embed="rId20">
+                    <a:blip r:embed="rId21">
                       <a:extLst>
                         <a:ext uri="{28A0092B-C50C-407E-A947-70E740481C1C}">
                           <a14:useLocalDpi xmlns:a14="http://schemas.microsoft.com/office/drawing/2010/main" val="0"/>
@@ -1633,7 +2385,7 @@
                       <a:fillRect/>
                     </a:stretch>
                   </pic:blipFill>
-                  <pic:spPr>
+                  <pic:spPr bwMode="auto">
                     <a:xfrm>
                       <a:off x="0" y="0"/>
                       <a:ext cx="2472583" cy="1114691"/>
@@ -1660,13 +2412,14 @@
       </w:r>
       <w:r>
         <w:rPr>
-          <w:rFonts w:ascii="宋体" w:hAnsi="宋体" w:eastAsia="宋体" w:cs="宋体"/>
+          <w:rFonts w:ascii="宋体" w:eastAsia="宋体" w:hAnsi="宋体" w:cs="宋体"/>
+          <w:noProof/>
           <w:sz w:val="24"/>
           <w:szCs w:val="24"/>
         </w:rPr>
         <w:drawing>
-          <wp:inline distT="0" distB="0" distL="0" distR="0">
-            <wp:extent cx="2458085" cy="1114425"/>
+          <wp:inline distT="0" distB="0" distL="0" distR="0" wp14:anchorId="463E5B1E" wp14:editId="613A572D">
+            <wp:extent cx="2458489" cy="1114425"/>
             <wp:effectExtent l="0" t="0" r="0" b="0"/>
             <wp:docPr id="28" name="图片 28" descr="C:\Users\Administrator\AppData\Roaming\Tencent\Users\1355126171\QQ\WinTemp\RichOle\GR0LD6DT2N9JEZ}Q(~_S7~P.png"/>
             <wp:cNvGraphicFramePr>
@@ -1676,13 +2429,13 @@
               <a:graphicData uri="http://schemas.openxmlformats.org/drawingml/2006/picture">
                 <pic:pic xmlns:pic="http://schemas.openxmlformats.org/drawingml/2006/picture">
                   <pic:nvPicPr>
-                    <pic:cNvPr id="28" name="图片 28" descr="C:\Users\Administrator\AppData\Roaming\Tencent\Users\1355126171\QQ\WinTemp\RichOle\GR0LD6DT2N9JEZ}Q(~_S7~P.png"/>
+                    <pic:cNvPr id="0" name="Picture 34" descr="C:\Users\Administrator\AppData\Roaming\Tencent\Users\1355126171\QQ\WinTemp\RichOle\GR0LD6DT2N9JEZ}Q(~_S7~P.png"/>
                     <pic:cNvPicPr>
                       <a:picLocks noChangeAspect="1" noChangeArrowheads="1"/>
                     </pic:cNvPicPr>
                   </pic:nvPicPr>
                   <pic:blipFill>
-                    <a:blip r:embed="rId21">
+                    <a:blip r:embed="rId22">
                       <a:extLst>
                         <a:ext uri="{28A0092B-C50C-407E-A947-70E740481C1C}">
                           <a14:useLocalDpi xmlns:a14="http://schemas.microsoft.com/office/drawing/2010/main" val="0"/>
@@ -1694,7 +2447,7 @@
                       <a:fillRect/>
                     </a:stretch>
                   </pic:blipFill>
-                  <pic:spPr>
+                  <pic:spPr bwMode="auto">
                     <a:xfrm>
                       <a:off x="0" y="0"/>
                       <a:ext cx="2461678" cy="1115871"/>
@@ -1721,20 +2474,21 @@
         <w:spacing w:after="0"/>
         <w:jc w:val="center"/>
         <w:rPr>
-          <w:rFonts w:ascii="宋体" w:hAnsi="宋体" w:eastAsia="宋体" w:cs="宋体"/>
+          <w:rFonts w:ascii="宋体" w:eastAsia="宋体" w:hAnsi="宋体" w:cs="宋体" w:hint="eastAsia"/>
           <w:sz w:val="24"/>
           <w:szCs w:val="24"/>
         </w:rPr>
       </w:pPr>
       <w:r>
         <w:rPr>
-          <w:rFonts w:ascii="宋体" w:hAnsi="宋体" w:eastAsia="宋体" w:cs="宋体"/>
+          <w:rFonts w:ascii="宋体" w:eastAsia="宋体" w:hAnsi="宋体" w:cs="宋体"/>
+          <w:noProof/>
           <w:sz w:val="24"/>
           <w:szCs w:val="24"/>
         </w:rPr>
         <w:drawing>
-          <wp:inline distT="0" distB="0" distL="0" distR="0">
-            <wp:extent cx="2514600" cy="746125"/>
+          <wp:inline distT="0" distB="0" distL="0" distR="0" wp14:anchorId="162F4BEA" wp14:editId="2F801F6F">
+            <wp:extent cx="2514600" cy="746521"/>
             <wp:effectExtent l="0" t="0" r="0" b="0"/>
             <wp:docPr id="26" name="图片 26" descr="C:\Users\Administrator\AppData\Roaming\Tencent\Users\1355126171\QQ\WinTemp\RichOle\6)[AB}4(~7[2]4P215$VQ71.png"/>
             <wp:cNvGraphicFramePr>
@@ -1744,13 +2498,13 @@
               <a:graphicData uri="http://schemas.openxmlformats.org/drawingml/2006/picture">
                 <pic:pic xmlns:pic="http://schemas.openxmlformats.org/drawingml/2006/picture">
                   <pic:nvPicPr>
-                    <pic:cNvPr id="26" name="图片 26" descr="C:\Users\Administrator\AppData\Roaming\Tencent\Users\1355126171\QQ\WinTemp\RichOle\6)[AB}4(~7[2]4P215$VQ71.png"/>
+                    <pic:cNvPr id="0" name="Picture 32" descr="C:\Users\Administrator\AppData\Roaming\Tencent\Users\1355126171\QQ\WinTemp\RichOle\6)[AB}4(~7[2]4P215$VQ71.png"/>
                     <pic:cNvPicPr>
                       <a:picLocks noChangeAspect="1" noChangeArrowheads="1"/>
                     </pic:cNvPicPr>
                   </pic:nvPicPr>
                   <pic:blipFill>
-                    <a:blip r:embed="rId13">
+                    <a:blip r:embed="rId14">
                       <a:extLst>
                         <a:ext uri="{28A0092B-C50C-407E-A947-70E740481C1C}">
                           <a14:useLocalDpi xmlns:a14="http://schemas.microsoft.com/office/drawing/2010/main" val="0"/>
@@ -1762,7 +2516,7 @@
                       <a:fillRect/>
                     </a:stretch>
                   </pic:blipFill>
-                  <pic:spPr>
+                  <pic:spPr bwMode="auto">
                     <a:xfrm>
                       <a:off x="0" y="0"/>
                       <a:ext cx="2518331" cy="747629"/>
@@ -1796,25 +2550,43 @@
         </w:rPr>
         <w:t>穿透标签一般固定为</w:t>
       </w:r>
+      <w:proofErr w:type="gramStart"/>
       <w:r>
         <w:rPr>
           <w:b/>
         </w:rPr>
         <w:t>”</w:t>
       </w:r>
-      <w:r>
-        <w:rPr>
-          <w:rFonts w:hint="eastAsia"/>
-          <w:b/>
-        </w:rPr>
-        <w:t>炸弹人-角色</w:t>
-      </w:r>
+      <w:proofErr w:type="gramEnd"/>
+      <w:r>
+        <w:rPr>
+          <w:rFonts w:hint="eastAsia"/>
+          <w:b/>
+        </w:rPr>
+        <w:t>炸弹人</w:t>
+      </w:r>
+      <w:r>
+        <w:rPr>
+          <w:rFonts w:hint="eastAsia"/>
+          <w:b/>
+        </w:rPr>
+        <w:t>-</w:t>
+      </w:r>
+      <w:r>
+        <w:rPr>
+          <w:rFonts w:hint="eastAsia"/>
+          <w:b/>
+        </w:rPr>
+        <w:t>角色</w:t>
+      </w:r>
+      <w:proofErr w:type="gramStart"/>
       <w:r>
         <w:rPr>
           <w:b/>
         </w:rPr>
         <w:t>”</w:t>
       </w:r>
+      <w:proofErr w:type="gramEnd"/>
       <w:r>
         <w:rPr>
           <w:rFonts w:hint="eastAsia"/>
@@ -1826,7 +2598,19 @@
         <w:rPr>
           <w:rFonts w:hint="eastAsia"/>
         </w:rPr>
-        <w:t>如果没有这个标签，则小爱丽丝与玩家之间会相互堵路，这会增加复杂度。AI也会变得反应迟钝。</w:t>
+        <w:t>如果没有这个标签，则小爱丽丝与玩家之间会相互堵路，这会增加复杂度。</w:t>
+      </w:r>
+      <w:r>
+        <w:rPr>
+          <w:rFonts w:hint="eastAsia"/>
+        </w:rPr>
+        <w:t>AI</w:t>
+      </w:r>
+      <w:r>
+        <w:rPr>
+          <w:rFonts w:hint="eastAsia"/>
+        </w:rPr>
+        <w:t>也会变得反应迟钝。</w:t>
       </w:r>
     </w:p>
     <w:p>
@@ -1842,11 +2626,15 @@
     <w:p>
       <w:pPr>
         <w:pStyle w:val="3"/>
-      </w:pPr>
-      <w:r>
-        <w:rPr>
-          <w:rFonts w:hint="eastAsia"/>
-        </w:rPr>
+        <w:rPr>
+          <w:rFonts w:hint="eastAsia"/>
+        </w:rPr>
+      </w:pPr>
+      <w:r>
+        <w:rPr>
+          <w:rFonts w:hint="eastAsia"/>
+        </w:rPr>
+        <w:lastRenderedPageBreak/>
         <w:t>炸弹</w:t>
       </w:r>
     </w:p>
@@ -1855,7 +2643,55 @@
         <w:rPr>
           <w:rFonts w:hint="eastAsia"/>
         </w:rPr>
-        <w:t>核心中的炸弹，都为"标准炸弹"，与"自定义炸弹"区分。</w:t>
+        <w:t>核心中的炸弹，都为</w:t>
+      </w:r>
+      <w:r>
+        <w:rPr>
+          <w:rFonts w:hint="eastAsia"/>
+        </w:rPr>
+        <w:t>"</w:t>
+      </w:r>
+      <w:r>
+        <w:rPr>
+          <w:rFonts w:hint="eastAsia"/>
+        </w:rPr>
+        <w:t>标准炸弹</w:t>
+      </w:r>
+      <w:r>
+        <w:rPr>
+          <w:rFonts w:hint="eastAsia"/>
+        </w:rPr>
+        <w:t>"</w:t>
+      </w:r>
+      <w:r>
+        <w:rPr>
+          <w:rFonts w:hint="eastAsia"/>
+        </w:rPr>
+        <w:t>，与</w:t>
+      </w:r>
+      <w:r>
+        <w:rPr>
+          <w:rFonts w:hint="eastAsia"/>
+        </w:rPr>
+        <w:t>"</w:t>
+      </w:r>
+      <w:r>
+        <w:rPr>
+          <w:rFonts w:hint="eastAsia"/>
+        </w:rPr>
+        <w:t>自定义炸弹</w:t>
+      </w:r>
+      <w:r>
+        <w:rPr>
+          <w:rFonts w:hint="eastAsia"/>
+        </w:rPr>
+        <w:t>"</w:t>
+      </w:r>
+      <w:r>
+        <w:rPr>
+          <w:rFonts w:hint="eastAsia"/>
+        </w:rPr>
+        <w:t>区分。</w:t>
       </w:r>
     </w:p>
     <w:p>
@@ -1876,7 +2712,57 @@
         <w:rPr>
           <w:rFonts w:hint="eastAsia"/>
         </w:rPr>
-        <w:t>。并且，标准炸弹不分敌我，统一触发范围内事件的独立开关。主动触发的关键字为："炸弹人-爆炸"。</w:t>
+        <w:t>。并且，标准炸弹不分敌我，统一触发范围</w:t>
+      </w:r>
+      <w:proofErr w:type="gramStart"/>
+      <w:r>
+        <w:rPr>
+          <w:rFonts w:hint="eastAsia"/>
+        </w:rPr>
+        <w:t>内事件</w:t>
+      </w:r>
+      <w:proofErr w:type="gramEnd"/>
+      <w:r>
+        <w:rPr>
+          <w:rFonts w:hint="eastAsia"/>
+        </w:rPr>
+        <w:t>的独立开关。主动触发的关键字为：</w:t>
+      </w:r>
+      <w:r>
+        <w:rPr>
+          <w:rFonts w:hint="eastAsia"/>
+        </w:rPr>
+        <w:t>"</w:t>
+      </w:r>
+      <w:r>
+        <w:rPr>
+          <w:rFonts w:hint="eastAsia"/>
+        </w:rPr>
+        <w:t>炸弹人</w:t>
+      </w:r>
+      <w:r>
+        <w:rPr>
+          <w:rFonts w:hint="eastAsia"/>
+        </w:rPr>
+        <w:t>-</w:t>
+      </w:r>
+      <w:r>
+        <w:rPr>
+          <w:rFonts w:hint="eastAsia"/>
+        </w:rPr>
+        <w:t>爆炸</w:t>
+      </w:r>
+      <w:r>
+        <w:rPr>
+          <w:rFonts w:hint="eastAsia"/>
+        </w:rPr>
+        <w:t>"</w:t>
+      </w:r>
+      <w:r>
+        <w:rPr>
+          <w:rFonts w:hint="eastAsia"/>
+        </w:rPr>
+        <w:t>。</w:t>
       </w:r>
     </w:p>
     <w:p>
@@ -1898,7 +2784,35 @@
           <w:rFonts w:hint="eastAsia"/>
           <w:b/>
         </w:rPr>
-        <w:t>有两个标准炸弹的模板，分别对应火力1和火力2，与炸弹核心中的炸弹内容一模一样，你可以用来做参考。</w:t>
+        <w:t>有两个标准炸弹的模板，分别对应火力</w:t>
+      </w:r>
+      <w:r>
+        <w:rPr>
+          <w:rFonts w:hint="eastAsia"/>
+          <w:b/>
+        </w:rPr>
+        <w:t>1</w:t>
+      </w:r>
+      <w:r>
+        <w:rPr>
+          <w:rFonts w:hint="eastAsia"/>
+          <w:b/>
+        </w:rPr>
+        <w:t>和火力</w:t>
+      </w:r>
+      <w:r>
+        <w:rPr>
+          <w:rFonts w:hint="eastAsia"/>
+          <w:b/>
+        </w:rPr>
+        <w:t>2</w:t>
+      </w:r>
+      <w:r>
+        <w:rPr>
+          <w:rFonts w:hint="eastAsia"/>
+          <w:b/>
+        </w:rPr>
+        <w:t>，与炸弹核心中的炸弹内容一模一样，你可以用来做参考。</w:t>
       </w:r>
     </w:p>
     <w:p>
@@ -1906,9 +2820,12 @@
         <w:jc w:val="center"/>
       </w:pPr>
       <w:r>
+        <w:rPr>
+          <w:noProof/>
+        </w:rPr>
         <w:drawing>
-          <wp:inline distT="0" distB="0" distL="0" distR="0">
-            <wp:extent cx="3809365" cy="1361440"/>
+          <wp:inline distT="0" distB="0" distL="0" distR="0" wp14:anchorId="6142AD7A" wp14:editId="56061E73">
+            <wp:extent cx="3809524" cy="1361905"/>
             <wp:effectExtent l="0" t="0" r="635" b="0"/>
             <wp:docPr id="30" name="图片 30"/>
             <wp:cNvGraphicFramePr>
@@ -1918,13 +2835,11 @@
               <a:graphicData uri="http://schemas.openxmlformats.org/drawingml/2006/picture">
                 <pic:pic xmlns:pic="http://schemas.openxmlformats.org/drawingml/2006/picture">
                   <pic:nvPicPr>
-                    <pic:cNvPr id="30" name="图片 30"/>
-                    <pic:cNvPicPr>
-                      <a:picLocks noChangeAspect="1"/>
-                    </pic:cNvPicPr>
+                    <pic:cNvPr id="0" name=""/>
+                    <pic:cNvPicPr/>
                   </pic:nvPicPr>
                   <pic:blipFill>
-                    <a:blip r:embed="rId22"/>
+                    <a:blip r:embed="rId23"/>
                     <a:stretch>
                       <a:fillRect/>
                     </a:stretch>
@@ -1950,7 +2865,19 @@
         <w:rPr>
           <w:rFonts w:hint="eastAsia"/>
         </w:rPr>
-        <w:t>关于如何设计自定义炸弹，依葫芦画瓢即可。要注意设置AI识别自定义炸弹与实际炸弹的爆炸效果相匹配。</w:t>
+        <w:t>关于如何设计自定义炸弹，依葫芦画瓢即可。要注意设置</w:t>
+      </w:r>
+      <w:r>
+        <w:rPr>
+          <w:rFonts w:hint="eastAsia"/>
+        </w:rPr>
+        <w:t>AI</w:t>
+      </w:r>
+      <w:r>
+        <w:rPr>
+          <w:rFonts w:hint="eastAsia"/>
+        </w:rPr>
+        <w:t>识别自定义炸弹与实际炸弹的爆炸效果相匹配。</w:t>
       </w:r>
     </w:p>
     <w:p>
@@ -1959,44 +2886,75 @@
         <w:snapToGrid/>
         <w:spacing w:line="220" w:lineRule="atLeast"/>
         <w:rPr>
+          <w:rFonts w:ascii="微软雅黑" w:hAnsi="微软雅黑" w:hint="eastAsia"/>
+        </w:rPr>
+      </w:pPr>
+      <w:r>
+        <w:rPr>
           <w:rFonts w:ascii="微软雅黑" w:hAnsi="微软雅黑"/>
         </w:rPr>
-      </w:pPr>
-      <w:r>
-        <w:rPr>
-          <w:rFonts w:ascii="微软雅黑" w:hAnsi="微软雅黑"/>
-        </w:rPr>
         <w:br w:type="page"/>
       </w:r>
     </w:p>
     <w:p>
       <w:pPr>
         <w:pStyle w:val="2"/>
-      </w:pPr>
-      <w:r>
-        <w:rPr>
-          <w:rFonts w:hint="eastAsia"/>
-        </w:rPr>
+        <w:rPr>
+          <w:rFonts w:hint="eastAsia"/>
+        </w:rPr>
+      </w:pPr>
+      <w:r>
+        <w:rPr>
+          <w:rFonts w:hint="eastAsia"/>
+        </w:rPr>
+        <w:lastRenderedPageBreak/>
         <w:t>AI决策树</w:t>
       </w:r>
     </w:p>
     <w:p>
       <w:pPr>
         <w:pStyle w:val="3"/>
-      </w:pPr>
-      <w:r>
-        <w:rPr>
-          <w:rFonts w:hint="eastAsia"/>
-        </w:rPr>
-        <w:t>基本AI动作</w:t>
-      </w:r>
-    </w:p>
-    <w:p>
-      <w:r>
-        <w:rPr>
-          <w:rFonts w:hint="eastAsia"/>
-        </w:rPr>
-        <w:t>在炸弹人游戏中，小爱丽丝AI一步能做的</w:t>
+        <w:rPr>
+          <w:rFonts w:hint="eastAsia"/>
+        </w:rPr>
+      </w:pPr>
+      <w:r>
+        <w:rPr>
+          <w:rFonts w:hint="eastAsia"/>
+        </w:rPr>
+        <w:t>基本</w:t>
+      </w:r>
+      <w:r>
+        <w:rPr>
+          <w:rFonts w:hint="eastAsia"/>
+        </w:rPr>
+        <w:t>AI</w:t>
+      </w:r>
+      <w:r>
+        <w:rPr>
+          <w:rFonts w:hint="eastAsia"/>
+        </w:rPr>
+        <w:t>动作</w:t>
+      </w:r>
+    </w:p>
+    <w:p>
+      <w:r>
+        <w:rPr>
+          <w:rFonts w:hint="eastAsia"/>
+        </w:rPr>
+        <w:t>在炸弹人游戏中，小爱丽丝</w:t>
+      </w:r>
+      <w:r>
+        <w:rPr>
+          <w:rFonts w:hint="eastAsia"/>
+        </w:rPr>
+        <w:t>AI</w:t>
+      </w:r>
+      <w:r>
+        <w:rPr>
+          <w:rFonts w:hint="eastAsia"/>
+        </w:rPr>
+        <w:t>一步能做的</w:t>
       </w:r>
       <w:r>
         <w:rPr>
@@ -2009,15 +2967,69 @@
         <w:rPr>
           <w:rFonts w:hint="eastAsia"/>
         </w:rPr>
-        <w:t>只有6种：发呆、放置炸弹、上移、下移、左移、右移。真正影响小爱丽丝智力取胜的关键，是她根据当前情况，在每一步中执行哪些有效动作。</w:t>
-      </w:r>
-    </w:p>
-    <w:p>
-      <w:r>
-        <w:rPr>
-          <w:rFonts w:hint="eastAsia"/>
-        </w:rPr>
-        <w:t>核心提供了4种AI行为，你可以通过设置移动路线指令，来控制基本AI的思考方式：</w:t>
+        <w:t>只有</w:t>
+      </w:r>
+      <w:r>
+        <w:rPr>
+          <w:rFonts w:hint="eastAsia"/>
+        </w:rPr>
+        <w:t>6</w:t>
+      </w:r>
+      <w:r>
+        <w:rPr>
+          <w:rFonts w:hint="eastAsia"/>
+        </w:rPr>
+        <w:t>种：发呆、放置炸弹、上移、下移、左移、右移。真正影响小爱丽丝智力取胜的关键，是她根据当前情况，在每一步中执行哪些有效动作。</w:t>
+      </w:r>
+    </w:p>
+    <w:p>
+      <w:r>
+        <w:rPr>
+          <w:rFonts w:hint="eastAsia"/>
+        </w:rPr>
+        <w:t>核心提供了</w:t>
+      </w:r>
+      <w:r>
+        <w:rPr>
+          <w:rFonts w:hint="eastAsia"/>
+        </w:rPr>
+        <w:t>4</w:t>
+      </w:r>
+      <w:r>
+        <w:rPr>
+          <w:rFonts w:hint="eastAsia"/>
+        </w:rPr>
+        <w:t>种</w:t>
+      </w:r>
+      <w:r>
+        <w:rPr>
+          <w:rFonts w:hint="eastAsia"/>
+        </w:rPr>
+        <w:t>AI</w:t>
+      </w:r>
+      <w:r>
+        <w:rPr>
+          <w:rFonts w:hint="eastAsia"/>
+        </w:rPr>
+        <w:t>行为，你可以通过设置移动路线指令，来控制基本</w:t>
+      </w:r>
+      <w:r>
+        <w:rPr>
+          <w:rFonts w:hint="eastAsia"/>
+        </w:rPr>
+        <w:t>AI</w:t>
+      </w:r>
+      <w:r>
+        <w:rPr>
+          <w:rFonts w:hint="eastAsia"/>
+        </w:rPr>
+        <w:t>的思考方式</w:t>
+      </w:r>
+      <w:r>
+        <w:rPr>
+          <w:rFonts w:hint="eastAsia"/>
+        </w:rPr>
+        <w:t>：</w:t>
       </w:r>
     </w:p>
     <w:p>
@@ -2025,9 +3037,12 @@
         <w:jc w:val="center"/>
       </w:pPr>
       <w:r>
+        <w:rPr>
+          <w:noProof/>
+        </w:rPr>
         <w:drawing>
-          <wp:inline distT="0" distB="0" distL="0" distR="0">
-            <wp:extent cx="2575560" cy="1301115"/>
+          <wp:inline distT="0" distB="0" distL="0" distR="0" wp14:anchorId="43CB08A7" wp14:editId="5F17D791">
+            <wp:extent cx="2575560" cy="1301407"/>
             <wp:effectExtent l="0" t="0" r="0" b="0"/>
             <wp:docPr id="20" name="图片 20"/>
             <wp:cNvGraphicFramePr>
@@ -2037,13 +3052,11 @@
               <a:graphicData uri="http://schemas.openxmlformats.org/drawingml/2006/picture">
                 <pic:pic xmlns:pic="http://schemas.openxmlformats.org/drawingml/2006/picture">
                   <pic:nvPicPr>
-                    <pic:cNvPr id="20" name="图片 20"/>
-                    <pic:cNvPicPr>
-                      <a:picLocks noChangeAspect="1"/>
-                    </pic:cNvPicPr>
+                    <pic:cNvPr id="1" name=""/>
+                    <pic:cNvPicPr/>
                   </pic:nvPicPr>
                   <pic:blipFill>
-                    <a:blip r:embed="rId23"/>
+                    <a:blip r:embed="rId24"/>
                     <a:stretch>
                       <a:fillRect/>
                     </a:stretch>
@@ -2070,9 +3083,12 @@
         <w:t xml:space="preserve"> </w:t>
       </w:r>
       <w:r>
+        <w:rPr>
+          <w:noProof/>
+        </w:rPr>
         <w:drawing>
-          <wp:inline distT="0" distB="0" distL="0" distR="0">
-            <wp:extent cx="2150745" cy="1552575"/>
+          <wp:inline distT="0" distB="0" distL="0" distR="0" wp14:anchorId="30B5BAE8" wp14:editId="46D018F8">
+            <wp:extent cx="2150963" cy="1552575"/>
             <wp:effectExtent l="0" t="0" r="0" b="0"/>
             <wp:docPr id="21" name="图片 21"/>
             <wp:cNvGraphicFramePr>
@@ -2082,13 +3098,11 @@
               <a:graphicData uri="http://schemas.openxmlformats.org/drawingml/2006/picture">
                 <pic:pic xmlns:pic="http://schemas.openxmlformats.org/drawingml/2006/picture">
                   <pic:nvPicPr>
-                    <pic:cNvPr id="21" name="图片 21"/>
-                    <pic:cNvPicPr>
-                      <a:picLocks noChangeAspect="1"/>
-                    </pic:cNvPicPr>
+                    <pic:cNvPr id="1" name=""/>
+                    <pic:cNvPicPr/>
                   </pic:nvPicPr>
                   <pic:blipFill>
-                    <a:blip r:embed="rId24"/>
+                    <a:blip r:embed="rId25"/>
                     <a:stretch>
                       <a:fillRect/>
                     </a:stretch>
@@ -2117,6 +3131,9 @@
     <w:p>
       <w:pPr>
         <w:pStyle w:val="3"/>
+        <w:rPr>
+          <w:rFonts w:hint="eastAsia"/>
+        </w:rPr>
       </w:pPr>
       <w:r>
         <w:rPr>
@@ -2130,7 +3147,7 @@
         <w:pStyle w:val="4"/>
         <w:spacing w:after="0" w:line="377" w:lineRule="auto"/>
         <w:rPr>
-          <w:rFonts w:ascii="微软雅黑" w:hAnsi="微软雅黑" w:eastAsia="微软雅黑"/>
+          <w:rFonts w:ascii="微软雅黑" w:eastAsia="微软雅黑" w:hAnsi="微软雅黑" w:hint="eastAsia"/>
           <w:b w:val="0"/>
           <w:sz w:val="24"/>
           <w:szCs w:val="24"/>
@@ -2138,7 +3155,7 @@
       </w:pPr>
       <w:r>
         <w:rPr>
-          <w:rFonts w:hint="eastAsia" w:ascii="微软雅黑" w:hAnsi="微软雅黑" w:eastAsia="微软雅黑"/>
+          <w:rFonts w:ascii="微软雅黑" w:eastAsia="微软雅黑" w:hAnsi="微软雅黑" w:hint="eastAsia"/>
           <w:b w:val="0"/>
           <w:sz w:val="24"/>
           <w:szCs w:val="24"/>
@@ -2151,14 +3168,29 @@
         <w:rPr>
           <w:rFonts w:hint="eastAsia"/>
         </w:rPr>
-        <w:t>你需要手动配置自定义炸弹的AI识别：（下图为斜向炸弹的爆炸区域识别）</w:t>
-      </w:r>
-    </w:p>
-    <w:p>
-      <w:r>
+        <w:t>你需要手动配置自定义炸弹的</w:t>
+      </w:r>
+      <w:r>
+        <w:rPr>
+          <w:rFonts w:hint="eastAsia"/>
+        </w:rPr>
+        <w:t>AI</w:t>
+      </w:r>
+      <w:r>
+        <w:rPr>
+          <w:rFonts w:hint="eastAsia"/>
+        </w:rPr>
+        <w:t>识别：（下图为斜向炸弹的爆炸区域识别）</w:t>
+      </w:r>
+    </w:p>
+    <w:p>
+      <w:r>
+        <w:rPr>
+          <w:noProof/>
+        </w:rPr>
         <w:drawing>
-          <wp:inline distT="0" distB="0" distL="0" distR="0">
-            <wp:extent cx="5274310" cy="1168400"/>
+          <wp:inline distT="0" distB="0" distL="0" distR="0" wp14:anchorId="385AAEE5" wp14:editId="09F46801">
+            <wp:extent cx="5274310" cy="1168406"/>
             <wp:effectExtent l="0" t="0" r="0" b="0"/>
             <wp:docPr id="31" name="图片 31"/>
             <wp:cNvGraphicFramePr>
@@ -2168,13 +3200,11 @@
               <a:graphicData uri="http://schemas.openxmlformats.org/drawingml/2006/picture">
                 <pic:pic xmlns:pic="http://schemas.openxmlformats.org/drawingml/2006/picture">
                   <pic:nvPicPr>
-                    <pic:cNvPr id="31" name="图片 31"/>
-                    <pic:cNvPicPr>
-                      <a:picLocks noChangeAspect="1"/>
-                    </pic:cNvPicPr>
+                    <pic:cNvPr id="0" name=""/>
+                    <pic:cNvPicPr/>
                   </pic:nvPicPr>
                   <pic:blipFill>
-                    <a:blip r:embed="rId25"/>
+                    <a:blip r:embed="rId26"/>
                     <a:stretch>
                       <a:fillRect/>
                     </a:stretch>
@@ -2203,13 +3233,64 @@
         <w:t>需要注意</w:t>
       </w:r>
       <w:r>
-        <w:t>AI识别的爆炸时长，为： 这一页的等待指令时间 + 下一页的等待指令时间</w:t>
-      </w:r>
-      <w:r>
-        <w:rPr>
-          <w:rFonts w:hint="eastAsia"/>
-        </w:rPr>
-        <w:t>。炸弹核心基于 固定区域+激光区域 插件，具体区域原理需要去看看：</w:t>
+        <w:t>AI</w:t>
+      </w:r>
+      <w:r>
+        <w:t>识别的爆炸时长，为：</w:t>
+      </w:r>
+      <w:r>
+        <w:t xml:space="preserve"> </w:t>
+      </w:r>
+      <w:r>
+        <w:t>这一页的等待指令时间</w:t>
+      </w:r>
+      <w:r>
+        <w:t xml:space="preserve"> + </w:t>
+      </w:r>
+      <w:r>
+        <w:t>下一页的等待指令时间</w:t>
+      </w:r>
+      <w:r>
+        <w:rPr>
+          <w:rFonts w:hint="eastAsia"/>
+        </w:rPr>
+        <w:t>。炸弹核心基于</w:t>
+      </w:r>
+      <w:r>
+        <w:rPr>
+          <w:rFonts w:hint="eastAsia"/>
+        </w:rPr>
+        <w:t xml:space="preserve"> </w:t>
+      </w:r>
+      <w:r>
+        <w:rPr>
+          <w:rFonts w:hint="eastAsia"/>
+        </w:rPr>
+        <w:t>固定区域</w:t>
+      </w:r>
+      <w:r>
+        <w:rPr>
+          <w:rFonts w:hint="eastAsia"/>
+        </w:rPr>
+        <w:t>+</w:t>
+      </w:r>
+      <w:r>
+        <w:rPr>
+          <w:rFonts w:hint="eastAsia"/>
+        </w:rPr>
+        <w:t>激光区域</w:t>
+      </w:r>
+      <w:r>
+        <w:rPr>
+          <w:rFonts w:hint="eastAsia"/>
+        </w:rPr>
+        <w:t xml:space="preserve"> </w:t>
+      </w:r>
+      <w:r>
+        <w:rPr>
+          <w:rFonts w:hint="eastAsia"/>
+        </w:rPr>
+        <w:t>插件，具体区域原理需要去看看：</w:t>
       </w:r>
     </w:p>
     <w:p>
@@ -2224,12 +3305,26 @@
           <w:rFonts w:hint="eastAsia"/>
           <w:color w:val="0070C0"/>
         </w:rPr>
-        <w:t xml:space="preserve">9.物体触发 </w:t>
-      </w:r>
-      <w:r>
-        <w:rPr>
+        <w:t>9.</w:t>
+      </w:r>
+      <w:r>
+        <w:rPr>
+          <w:rFonts w:hint="eastAsia"/>
           <w:color w:val="0070C0"/>
         </w:rPr>
+        <w:t>物体触发</w:t>
+      </w:r>
+      <w:r>
+        <w:rPr>
+          <w:rFonts w:hint="eastAsia"/>
+          <w:color w:val="0070C0"/>
+        </w:rPr>
+        <w:t xml:space="preserve"> </w:t>
+      </w:r>
+      <w:r>
+        <w:rPr>
+          <w:color w:val="0070C0"/>
+        </w:rPr>
         <w:t xml:space="preserve">&gt; </w:t>
       </w:r>
       <w:r>
@@ -2237,13 +3332,40 @@
           <w:rFonts w:hint="eastAsia"/>
           <w:color w:val="0070C0"/>
         </w:rPr>
-        <w:t>关于物体触发-固定区域.docx</w:t>
-      </w:r>
-      <w:r>
-        <w:rPr>
-          <w:rFonts w:hint="eastAsia"/>
-        </w:rPr>
-        <w:t>”；</w:t>
+        <w:t>关于物体触发</w:t>
+      </w:r>
+      <w:r>
+        <w:rPr>
+          <w:rFonts w:hint="eastAsia"/>
+          <w:color w:val="0070C0"/>
+        </w:rPr>
+        <w:t>-</w:t>
+      </w:r>
+      <w:r>
+        <w:rPr>
+          <w:rFonts w:hint="eastAsia"/>
+          <w:color w:val="0070C0"/>
+        </w:rPr>
+        <w:t>固定区域</w:t>
+      </w:r>
+      <w:r>
+        <w:rPr>
+          <w:rFonts w:hint="eastAsia"/>
+          <w:color w:val="0070C0"/>
+        </w:rPr>
+        <w:t>.docx</w:t>
+      </w:r>
+      <w:r>
+        <w:rPr>
+          <w:rFonts w:hint="eastAsia"/>
+        </w:rPr>
+        <w:t>”</w:t>
+      </w:r>
+      <w:r>
+        <w:rPr>
+          <w:rFonts w:hint="eastAsia"/>
+        </w:rPr>
+        <w:t>；</w:t>
       </w:r>
     </w:p>
     <w:p>
@@ -2258,12 +3380,26 @@
           <w:rFonts w:hint="eastAsia"/>
           <w:color w:val="0070C0"/>
         </w:rPr>
-        <w:t xml:space="preserve">9.物体触发 </w:t>
-      </w:r>
-      <w:r>
-        <w:rPr>
+        <w:t>9.</w:t>
+      </w:r>
+      <w:r>
+        <w:rPr>
+          <w:rFonts w:hint="eastAsia"/>
           <w:color w:val="0070C0"/>
         </w:rPr>
+        <w:t>物体触发</w:t>
+      </w:r>
+      <w:r>
+        <w:rPr>
+          <w:rFonts w:hint="eastAsia"/>
+          <w:color w:val="0070C0"/>
+        </w:rPr>
+        <w:t xml:space="preserve"> </w:t>
+      </w:r>
+      <w:r>
+        <w:rPr>
+          <w:color w:val="0070C0"/>
+        </w:rPr>
         <w:t xml:space="preserve">&gt; </w:t>
       </w:r>
       <w:r>
@@ -2271,7 +3407,28 @@
           <w:rFonts w:hint="eastAsia"/>
           <w:color w:val="0070C0"/>
         </w:rPr>
-        <w:t>关于物体触发-激光区域.docx</w:t>
+        <w:t>关于物体触发</w:t>
+      </w:r>
+      <w:r>
+        <w:rPr>
+          <w:rFonts w:hint="eastAsia"/>
+          <w:color w:val="0070C0"/>
+        </w:rPr>
+        <w:t>-</w:t>
+      </w:r>
+      <w:r>
+        <w:rPr>
+          <w:rFonts w:hint="eastAsia"/>
+          <w:color w:val="0070C0"/>
+        </w:rPr>
+        <w:t>激光区域</w:t>
+      </w:r>
+      <w:r>
+        <w:rPr>
+          <w:rFonts w:hint="eastAsia"/>
+          <w:color w:val="0070C0"/>
+        </w:rPr>
+        <w:t>.docx</w:t>
       </w:r>
       <w:r>
         <w:rPr>
@@ -2286,7 +3443,21 @@
           <w:rFonts w:hint="eastAsia"/>
           <w:b/>
         </w:rPr>
-        <w:t>目前该设置可以使得AI具有</w:t>
+        <w:t>目前该设置可以使得</w:t>
+      </w:r>
+      <w:r>
+        <w:rPr>
+          <w:rFonts w:hint="eastAsia"/>
+          <w:b/>
+        </w:rPr>
+        <w:t>AI</w:t>
+      </w:r>
+      <w:r>
+        <w:rPr>
+          <w:rFonts w:hint="eastAsia"/>
+          <w:b/>
+        </w:rPr>
+        <w:t>具有</w:t>
       </w:r>
       <w:r>
         <w:rPr>
@@ -2301,7 +3472,21 @@
           <w:rFonts w:hint="eastAsia"/>
           <w:b/>
         </w:rPr>
-        <w:t>自定义炸弹的能力，但是AI还不具备</w:t>
+        <w:t>自定义炸弹的能力，但是</w:t>
+      </w:r>
+      <w:r>
+        <w:rPr>
+          <w:rFonts w:hint="eastAsia"/>
+          <w:b/>
+        </w:rPr>
+        <w:t>AI</w:t>
+      </w:r>
+      <w:r>
+        <w:rPr>
+          <w:rFonts w:hint="eastAsia"/>
+          <w:b/>
+        </w:rPr>
+        <w:t>还不具备</w:t>
       </w:r>
       <w:r>
         <w:rPr>
@@ -2328,11 +3513,15 @@
     <w:p>
       <w:pPr>
         <w:pStyle w:val="3"/>
-      </w:pPr>
-      <w:r>
-        <w:rPr>
-          <w:rFonts w:hint="eastAsia"/>
-        </w:rPr>
+        <w:rPr>
+          <w:rFonts w:hint="eastAsia"/>
+        </w:rPr>
+      </w:pPr>
+      <w:r>
+        <w:rPr>
+          <w:rFonts w:hint="eastAsia"/>
+        </w:rPr>
+        <w:lastRenderedPageBreak/>
         <w:t>AI行为</w:t>
       </w:r>
     </w:p>
@@ -2341,7 +3530,7 @@
         <w:pStyle w:val="4"/>
         <w:spacing w:after="0" w:line="377" w:lineRule="auto"/>
         <w:rPr>
-          <w:rFonts w:ascii="微软雅黑" w:hAnsi="微软雅黑" w:eastAsia="微软雅黑"/>
+          <w:rFonts w:ascii="微软雅黑" w:eastAsia="微软雅黑" w:hAnsi="微软雅黑" w:hint="eastAsia"/>
           <w:b w:val="0"/>
           <w:sz w:val="24"/>
           <w:szCs w:val="24"/>
@@ -2349,7 +3538,7 @@
       </w:pPr>
       <w:r>
         <w:rPr>
-          <w:rFonts w:hint="eastAsia" w:ascii="微软雅黑" w:hAnsi="微软雅黑" w:eastAsia="微软雅黑"/>
+          <w:rFonts w:ascii="微软雅黑" w:eastAsia="微软雅黑" w:hAnsi="微软雅黑" w:hint="eastAsia"/>
           <w:b w:val="0"/>
           <w:sz w:val="24"/>
           <w:szCs w:val="24"/>
@@ -2358,7 +3547,7 @@
       </w:r>
       <w:r>
         <w:rPr>
-          <w:rFonts w:ascii="微软雅黑" w:hAnsi="微软雅黑" w:eastAsia="微软雅黑"/>
+          <w:rFonts w:ascii="微软雅黑" w:eastAsia="微软雅黑" w:hAnsi="微软雅黑"/>
           <w:b w:val="0"/>
           <w:sz w:val="24"/>
           <w:szCs w:val="24"/>
@@ -2373,18 +3562,28 @@
         </w:rPr>
         <w:t>通过设置移动路线，</w:t>
       </w:r>
+      <w:proofErr w:type="gramStart"/>
       <w:r>
         <w:t>”</w:t>
       </w:r>
-      <w:r>
-        <w:rPr>
-          <w:rFonts w:hint="eastAsia"/>
-        </w:rPr>
-        <w:t>躲避炸弹Lv0</w:t>
-      </w:r>
+      <w:proofErr w:type="gramEnd"/>
+      <w:r>
+        <w:rPr>
+          <w:rFonts w:hint="eastAsia"/>
+        </w:rPr>
+        <w:t>躲避炸弹</w:t>
+      </w:r>
+      <w:r>
+        <w:rPr>
+          <w:rFonts w:hint="eastAsia"/>
+        </w:rPr>
+        <w:t>Lv0</w:t>
+      </w:r>
+      <w:proofErr w:type="gramStart"/>
       <w:r>
         <w:t>”</w:t>
       </w:r>
+      <w:proofErr w:type="gramEnd"/>
       <w:r>
         <w:rPr>
           <w:rFonts w:hint="eastAsia"/>
@@ -2416,7 +3615,35 @@
           <w:rFonts w:hint="eastAsia"/>
           <w:color w:val="A6A6A6" w:themeColor="background1" w:themeShade="A6"/>
         </w:rPr>
-        <w:t>，如果你有兴趣，你可以自己尝试写一个脚本ai决策。）</w:t>
+        <w:t>，如果你有兴趣，你可以自己</w:t>
+      </w:r>
+      <w:r>
+        <w:rPr>
+          <w:rFonts w:hint="eastAsia"/>
+          <w:color w:val="A6A6A6" w:themeColor="background1" w:themeShade="A6"/>
+        </w:rPr>
+        <w:t>尝试</w:t>
+      </w:r>
+      <w:r>
+        <w:rPr>
+          <w:rFonts w:hint="eastAsia"/>
+          <w:color w:val="A6A6A6" w:themeColor="background1" w:themeShade="A6"/>
+        </w:rPr>
+        <w:t>写一个脚本</w:t>
+      </w:r>
+      <w:r>
+        <w:rPr>
+          <w:rFonts w:hint="eastAsia"/>
+          <w:color w:val="A6A6A6" w:themeColor="background1" w:themeShade="A6"/>
+        </w:rPr>
+        <w:t>ai</w:t>
+      </w:r>
+      <w:r>
+        <w:rPr>
+          <w:rFonts w:hint="eastAsia"/>
+          <w:color w:val="A6A6A6" w:themeColor="background1" w:themeShade="A6"/>
+        </w:rPr>
+        <w:t>决策。）</w:t>
       </w:r>
     </w:p>
     <w:p>
@@ -2426,19 +3653,11 @@
         <w:spacing w:line="220" w:lineRule="atLeast"/>
       </w:pPr>
       <w:r>
-        <w:object>
-          <v:shape id="_x0000_i1026" o:spt="75" type="#_x0000_t75" style="height:261pt;width:415.8pt;" o:ole="t" filled="f" o:preferrelative="t" stroked="f" coordsize="21600,21600">
-            <v:path/>
-            <v:fill on="f" focussize="0,0"/>
-            <v:stroke on="f" joinstyle="miter"/>
+        <w:object w:dxaOrig="9016" w:dyaOrig="5670" w14:anchorId="1B4281B5">
+          <v:shape id="_x0000_i1026" type="#_x0000_t75" style="width:415.8pt;height:261pt" o:ole="">
             <v:imagedata r:id="rId27" o:title=""/>
-            <o:lock v:ext="edit" aspectratio="t"/>
-            <w10:wrap type="none"/>
-            <w10:anchorlock/>
           </v:shape>
-          <o:OLEObject Type="Embed" ProgID="Visio.Drawing.15" ShapeID="_x0000_i1026" DrawAspect="Content" ObjectID="_1468075726" r:id="rId26">
-            <o:LockedField>false</o:LockedField>
-          </o:OLEObject>
+          <o:OLEObject Type="Embed" ProgID="Visio.Drawing.15" ShapeID="_x0000_i1026" DrawAspect="Content" ObjectID="_1807767856" r:id="rId28"/>
         </w:object>
       </w:r>
     </w:p>
@@ -2452,7 +3671,7 @@
         <w:pStyle w:val="4"/>
         <w:spacing w:after="0" w:line="377" w:lineRule="auto"/>
         <w:rPr>
-          <w:rFonts w:ascii="微软雅黑" w:hAnsi="微软雅黑" w:eastAsia="微软雅黑"/>
+          <w:rFonts w:ascii="微软雅黑" w:eastAsia="微软雅黑" w:hAnsi="微软雅黑" w:hint="eastAsia"/>
           <w:b w:val="0"/>
           <w:sz w:val="24"/>
           <w:szCs w:val="24"/>
@@ -2460,16 +3679,17 @@
       </w:pPr>
       <w:r>
         <w:rPr>
-          <w:rFonts w:hint="eastAsia" w:ascii="微软雅黑" w:hAnsi="微软雅黑" w:eastAsia="微软雅黑"/>
+          <w:rFonts w:ascii="微软雅黑" w:eastAsia="微软雅黑" w:hAnsi="微软雅黑" w:hint="eastAsia"/>
           <w:b w:val="0"/>
           <w:sz w:val="24"/>
           <w:szCs w:val="24"/>
         </w:rPr>
+        <w:lastRenderedPageBreak/>
         <w:t>躲避炸弹Lv</w:t>
       </w:r>
       <w:r>
         <w:rPr>
-          <w:rFonts w:ascii="微软雅黑" w:hAnsi="微软雅黑" w:eastAsia="微软雅黑"/>
+          <w:rFonts w:ascii="微软雅黑" w:eastAsia="微软雅黑" w:hAnsi="微软雅黑"/>
           <w:b w:val="0"/>
           <w:sz w:val="24"/>
           <w:szCs w:val="24"/>
@@ -2482,7 +3702,19 @@
         <w:rPr>
           <w:rFonts w:hint="eastAsia"/>
         </w:rPr>
-        <w:t>躲避炸弹Lv1同样“目光短浅”，但是它会在遇到的情况中考虑</w:t>
+        <w:t>躲避炸弹</w:t>
+      </w:r>
+      <w:r>
+        <w:rPr>
+          <w:rFonts w:hint="eastAsia"/>
+        </w:rPr>
+        <w:t>Lv1</w:t>
+      </w:r>
+      <w:r>
+        <w:rPr>
+          <w:rFonts w:hint="eastAsia"/>
+        </w:rPr>
+        <w:t>同样“目光短浅”，但是它会在遇到的情况中考虑</w:t>
       </w:r>
       <w:r>
         <w:rPr>
@@ -2500,19 +3732,11 @@
     </w:p>
     <w:p>
       <w:r>
-        <w:object>
-          <v:shape id="_x0000_i1027" o:spt="75" type="#_x0000_t75" style="height:309pt;width:415.8pt;" o:ole="t" filled="f" o:preferrelative="t" stroked="f" coordsize="21600,21600">
-            <v:path/>
-            <v:fill on="f" focussize="0,0"/>
-            <v:stroke on="f" joinstyle="miter"/>
+        <w:object w:dxaOrig="9016" w:dyaOrig="6706" w14:anchorId="6176C6EE">
+          <v:shape id="_x0000_i1027" type="#_x0000_t75" style="width:415.8pt;height:309pt" o:ole="">
             <v:imagedata r:id="rId29" o:title=""/>
-            <o:lock v:ext="edit" aspectratio="t"/>
-            <w10:wrap type="none"/>
-            <w10:anchorlock/>
           </v:shape>
-          <o:OLEObject Type="Embed" ProgID="Visio.Drawing.15" ShapeID="_x0000_i1027" DrawAspect="Content" ObjectID="_1468075727" r:id="rId28">
-            <o:LockedField>false</o:LockedField>
-          </o:OLEObject>
+          <o:OLEObject Type="Embed" ProgID="Visio.Drawing.15" ShapeID="_x0000_i1027" DrawAspect="Content" ObjectID="_1807767857" r:id="rId30"/>
         </w:object>
       </w:r>
       <w:r>
@@ -2601,11 +3825,17 @@
         <w:snapToGrid/>
         <w:spacing w:line="220" w:lineRule="atLeast"/>
         <w:jc w:val="center"/>
-      </w:pPr>
-      <w:r>
+        <w:rPr>
+          <w:noProof/>
+        </w:rPr>
+      </w:pPr>
+      <w:r>
+        <w:rPr>
+          <w:noProof/>
+        </w:rPr>
         <w:drawing>
-          <wp:inline distT="0" distB="0" distL="0" distR="0">
-            <wp:extent cx="2880360" cy="2094230"/>
+          <wp:inline distT="0" distB="0" distL="0" distR="0" wp14:anchorId="0046958E" wp14:editId="2EE41BFD">
+            <wp:extent cx="2880360" cy="2094807"/>
             <wp:effectExtent l="0" t="0" r="0" b="0"/>
             <wp:docPr id="2" name="图片 2"/>
             <wp:cNvGraphicFramePr>
@@ -2615,13 +3845,11 @@
               <a:graphicData uri="http://schemas.openxmlformats.org/drawingml/2006/picture">
                 <pic:pic xmlns:pic="http://schemas.openxmlformats.org/drawingml/2006/picture">
                   <pic:nvPicPr>
-                    <pic:cNvPr id="2" name="图片 2"/>
-                    <pic:cNvPicPr>
-                      <a:picLocks noChangeAspect="1"/>
-                    </pic:cNvPicPr>
+                    <pic:cNvPr id="1" name=""/>
+                    <pic:cNvPicPr/>
                   </pic:nvPicPr>
                   <pic:blipFill>
-                    <a:blip r:embed="rId30"/>
+                    <a:blip r:embed="rId31"/>
                     <a:stretch>
                       <a:fillRect/>
                     </a:stretch>
@@ -2649,9 +3877,13 @@
         <w:spacing w:line="220" w:lineRule="atLeast"/>
       </w:pPr>
       <w:r>
+        <w:rPr>
+          <w:noProof/>
+        </w:rPr>
+        <w:lastRenderedPageBreak/>
         <w:drawing>
-          <wp:inline distT="0" distB="0" distL="0" distR="0">
-            <wp:extent cx="2415540" cy="1718945"/>
+          <wp:inline distT="0" distB="0" distL="0" distR="0" wp14:anchorId="0012839F" wp14:editId="615009EE">
+            <wp:extent cx="2415540" cy="1719168"/>
             <wp:effectExtent l="0" t="0" r="0" b="0"/>
             <wp:docPr id="3" name="图片 3"/>
             <wp:cNvGraphicFramePr>
@@ -2661,13 +3893,11 @@
               <a:graphicData uri="http://schemas.openxmlformats.org/drawingml/2006/picture">
                 <pic:pic xmlns:pic="http://schemas.openxmlformats.org/drawingml/2006/picture">
                   <pic:nvPicPr>
-                    <pic:cNvPr id="3" name="图片 3"/>
-                    <pic:cNvPicPr>
-                      <a:picLocks noChangeAspect="1"/>
-                    </pic:cNvPicPr>
+                    <pic:cNvPr id="1" name=""/>
+                    <pic:cNvPicPr/>
                   </pic:nvPicPr>
                   <pic:blipFill>
-                    <a:blip r:embed="rId31"/>
+                    <a:blip r:embed="rId32"/>
                     <a:stretch>
                       <a:fillRect/>
                     </a:stretch>
@@ -2688,12 +3918,18 @@
         </w:drawing>
       </w:r>
       <w:r>
+        <w:rPr>
+          <w:noProof/>
+        </w:rPr>
         <w:t xml:space="preserve"> </w:t>
       </w:r>
       <w:r>
+        <w:rPr>
+          <w:noProof/>
+        </w:rPr>
         <w:drawing>
-          <wp:inline distT="0" distB="0" distL="0" distR="0">
-            <wp:extent cx="2613660" cy="1732280"/>
+          <wp:inline distT="0" distB="0" distL="0" distR="0" wp14:anchorId="5699DEE1" wp14:editId="68084909">
+            <wp:extent cx="2613660" cy="1732845"/>
             <wp:effectExtent l="0" t="0" r="0" b="0"/>
             <wp:docPr id="6" name="图片 6"/>
             <wp:cNvGraphicFramePr>
@@ -2703,13 +3939,11 @@
               <a:graphicData uri="http://schemas.openxmlformats.org/drawingml/2006/picture">
                 <pic:pic xmlns:pic="http://schemas.openxmlformats.org/drawingml/2006/picture">
                   <pic:nvPicPr>
-                    <pic:cNvPr id="6" name="图片 6"/>
-                    <pic:cNvPicPr>
-                      <a:picLocks noChangeAspect="1"/>
-                    </pic:cNvPicPr>
+                    <pic:cNvPr id="1" name=""/>
+                    <pic:cNvPicPr/>
                   </pic:nvPicPr>
                   <pic:blipFill>
-                    <a:blip r:embed="rId32"/>
+                    <a:blip r:embed="rId33"/>
                     <a:stretch>
                       <a:fillRect/>
                     </a:stretch>
@@ -2749,7 +3983,7 @@
         <w:pStyle w:val="4"/>
         <w:spacing w:after="0" w:line="377" w:lineRule="auto"/>
         <w:rPr>
-          <w:rFonts w:ascii="微软雅黑" w:hAnsi="微软雅黑" w:eastAsia="微软雅黑"/>
+          <w:rFonts w:ascii="微软雅黑" w:eastAsia="微软雅黑" w:hAnsi="微软雅黑" w:hint="eastAsia"/>
           <w:b w:val="0"/>
           <w:sz w:val="24"/>
           <w:szCs w:val="24"/>
@@ -2757,7 +3991,7 @@
       </w:pPr>
       <w:r>
         <w:rPr>
-          <w:rFonts w:hint="eastAsia" w:ascii="微软雅黑" w:hAnsi="微软雅黑" w:eastAsia="微软雅黑"/>
+          <w:rFonts w:ascii="微软雅黑" w:eastAsia="微软雅黑" w:hAnsi="微软雅黑" w:hint="eastAsia"/>
           <w:b w:val="0"/>
           <w:sz w:val="24"/>
           <w:szCs w:val="24"/>
@@ -2766,7 +4000,7 @@
       </w:r>
       <w:r>
         <w:rPr>
-          <w:rFonts w:ascii="微软雅黑" w:hAnsi="微软雅黑" w:eastAsia="微软雅黑"/>
+          <w:rFonts w:ascii="微软雅黑" w:eastAsia="微软雅黑" w:hAnsi="微软雅黑"/>
           <w:b w:val="0"/>
           <w:sz w:val="24"/>
           <w:szCs w:val="24"/>
@@ -2785,13 +4019,97 @@
           <w:rFonts w:hint="eastAsia"/>
           <w:b/>
         </w:rPr>
-        <w:t>需要注意的是，寻找目标和躲避炸弹是两件完全不同的事情，寻找目标时，不要做躲避炸弹的事。</w:t>
-      </w:r>
-      <w:r>
-        <w:rPr>
-          <w:rFonts w:hint="eastAsia"/>
-        </w:rPr>
-        <w:t>寻找目标时,需要考虑较大范围,如果只考虑5个图块那完全是误打误撞。</w:t>
+        <w:t>需要注意的是，寻找目标和躲避炸弹是两</w:t>
+      </w:r>
+      <w:r>
+        <w:rPr>
+          <w:rFonts w:hint="eastAsia"/>
+          <w:b/>
+        </w:rPr>
+        <w:t>件完全</w:t>
+      </w:r>
+      <w:r>
+        <w:rPr>
+          <w:rFonts w:hint="eastAsia"/>
+          <w:b/>
+        </w:rPr>
+        <w:t>不同的事情，寻找目标时，不要做躲避</w:t>
+      </w:r>
+      <w:r>
+        <w:rPr>
+          <w:rFonts w:hint="eastAsia"/>
+          <w:b/>
+        </w:rPr>
+        <w:t>炸弹的事</w:t>
+      </w:r>
+      <w:r>
+        <w:rPr>
+          <w:rFonts w:hint="eastAsia"/>
+          <w:b/>
+        </w:rPr>
+        <w:t>。</w:t>
+      </w:r>
+      <w:r>
+        <w:rPr>
+          <w:rFonts w:hint="eastAsia"/>
+        </w:rPr>
+        <w:t>寻找目标</w:t>
+      </w:r>
+      <w:r>
+        <w:rPr>
+          <w:rFonts w:hint="eastAsia"/>
+        </w:rPr>
+        <w:t>时</w:t>
+      </w:r>
+      <w:r>
+        <w:rPr>
+          <w:rFonts w:hint="eastAsia"/>
+        </w:rPr>
+        <w:t>,</w:t>
+      </w:r>
+      <w:r>
+        <w:rPr>
+          <w:rFonts w:hint="eastAsia"/>
+        </w:rPr>
+        <w:t>需要考虑较大范围</w:t>
+      </w:r>
+      <w:r>
+        <w:rPr>
+          <w:rFonts w:hint="eastAsia"/>
+        </w:rPr>
+        <w:t>,</w:t>
+      </w:r>
+      <w:r>
+        <w:rPr>
+          <w:rFonts w:hint="eastAsia"/>
+        </w:rPr>
+        <w:t>如果只考虑</w:t>
+      </w:r>
+      <w:r>
+        <w:rPr>
+          <w:rFonts w:hint="eastAsia"/>
+        </w:rPr>
+        <w:t>5</w:t>
+      </w:r>
+      <w:r>
+        <w:rPr>
+          <w:rFonts w:hint="eastAsia"/>
+        </w:rPr>
+        <w:t>个</w:t>
+      </w:r>
+      <w:proofErr w:type="gramStart"/>
+      <w:r>
+        <w:rPr>
+          <w:rFonts w:hint="eastAsia"/>
+        </w:rPr>
+        <w:t>图块那</w:t>
+      </w:r>
+      <w:proofErr w:type="gramEnd"/>
+      <w:r>
+        <w:rPr>
+          <w:rFonts w:hint="eastAsia"/>
+        </w:rPr>
+        <w:t>完全是误打误撞。</w:t>
       </w:r>
     </w:p>
     <w:p>
@@ -2801,19 +4119,11 @@
         <w:spacing w:line="220" w:lineRule="atLeast"/>
       </w:pPr>
       <w:r>
-        <w:object>
-          <v:shape id="_x0000_i1028" o:spt="75" type="#_x0000_t75" style="height:251.4pt;width:414pt;" o:ole="t" filled="f" o:preferrelative="t" stroked="f" coordsize="21600,21600">
-            <v:path/>
-            <v:fill on="f" focussize="0,0"/>
-            <v:stroke on="f" joinstyle="miter"/>
+        <w:object w:dxaOrig="9375" w:dyaOrig="5670" w14:anchorId="24BA91EC">
+          <v:shape id="_x0000_i1028" type="#_x0000_t75" style="width:414pt;height:251.4pt" o:ole="">
             <v:imagedata r:id="rId34" o:title=""/>
-            <o:lock v:ext="edit" aspectratio="t"/>
-            <w10:wrap type="none"/>
-            <w10:anchorlock/>
           </v:shape>
-          <o:OLEObject Type="Embed" ProgID="Visio.Drawing.15" ShapeID="_x0000_i1028" DrawAspect="Content" ObjectID="_1468075728" r:id="rId33">
-            <o:LockedField>false</o:LockedField>
-          </o:OLEObject>
+          <o:OLEObject Type="Embed" ProgID="Visio.Drawing.15" ShapeID="_x0000_i1028" DrawAspect="Content" ObjectID="_1807767858" r:id="rId35"/>
         </w:object>
       </w:r>
     </w:p>
@@ -2829,7 +4139,7 @@
         <w:pStyle w:val="4"/>
         <w:spacing w:after="0" w:line="377" w:lineRule="auto"/>
         <w:rPr>
-          <w:rFonts w:ascii="微软雅黑" w:hAnsi="微软雅黑" w:eastAsia="微软雅黑"/>
+          <w:rFonts w:ascii="微软雅黑" w:eastAsia="微软雅黑" w:hAnsi="微软雅黑" w:hint="eastAsia"/>
           <w:b w:val="0"/>
           <w:sz w:val="24"/>
           <w:szCs w:val="24"/>
@@ -2837,7 +4147,7 @@
       </w:pPr>
       <w:r>
         <w:rPr>
-          <w:rFonts w:hint="eastAsia" w:ascii="微软雅黑" w:hAnsi="微软雅黑" w:eastAsia="微软雅黑"/>
+          <w:rFonts w:ascii="微软雅黑" w:eastAsia="微软雅黑" w:hAnsi="微软雅黑" w:hint="eastAsia"/>
           <w:b w:val="0"/>
           <w:sz w:val="24"/>
           <w:szCs w:val="24"/>
@@ -2846,7 +4156,7 @@
       </w:r>
       <w:r>
         <w:rPr>
-          <w:rFonts w:ascii="微软雅黑" w:hAnsi="微软雅黑" w:eastAsia="微软雅黑"/>
+          <w:rFonts w:ascii="微软雅黑" w:eastAsia="微软雅黑" w:hAnsi="微软雅黑"/>
           <w:b w:val="0"/>
           <w:sz w:val="24"/>
           <w:szCs w:val="24"/>
@@ -2859,7 +4169,63 @@
         <w:rPr>
           <w:rFonts w:hint="eastAsia"/>
         </w:rPr>
-        <w:t>比较有趣的是，寻找目标Lv1虽然比Lv0考虑的更多，但是实际比赛起来， Lv0属于莽打莽撞类型，不一定会比Lv</w:t>
+        <w:t>比较有趣的是，寻找目标</w:t>
+      </w:r>
+      <w:r>
+        <w:rPr>
+          <w:rFonts w:hint="eastAsia"/>
+        </w:rPr>
+        <w:t>Lv1</w:t>
+      </w:r>
+      <w:r>
+        <w:rPr>
+          <w:rFonts w:hint="eastAsia"/>
+        </w:rPr>
+        <w:t>虽然比</w:t>
+      </w:r>
+      <w:r>
+        <w:rPr>
+          <w:rFonts w:hint="eastAsia"/>
+        </w:rPr>
+        <w:t>Lv0</w:t>
+      </w:r>
+      <w:r>
+        <w:rPr>
+          <w:rFonts w:hint="eastAsia"/>
+        </w:rPr>
+        <w:t>考虑的更多，但是实际比赛起来，</w:t>
+      </w:r>
+      <w:r>
+        <w:rPr>
+          <w:rFonts w:hint="eastAsia"/>
+        </w:rPr>
+        <w:t xml:space="preserve"> Lv0</w:t>
+      </w:r>
+      <w:r>
+        <w:rPr>
+          <w:rFonts w:hint="eastAsia"/>
+        </w:rPr>
+        <w:t>属于</w:t>
+      </w:r>
+      <w:proofErr w:type="gramStart"/>
+      <w:r>
+        <w:rPr>
+          <w:rFonts w:hint="eastAsia"/>
+        </w:rPr>
+        <w:t>莽</w:t>
+      </w:r>
+      <w:proofErr w:type="gramEnd"/>
+      <w:r>
+        <w:rPr>
+          <w:rFonts w:hint="eastAsia"/>
+        </w:rPr>
+        <w:t>打莽撞类型，不一定会比</w:t>
+      </w:r>
+      <w:r>
+        <w:rPr>
+          <w:rFonts w:hint="eastAsia"/>
+        </w:rPr>
+        <w:t>Lv</w:t>
       </w:r>
       <w:r>
         <w:t>1</w:t>
@@ -2878,19 +4244,11 @@
         <w:spacing w:line="220" w:lineRule="atLeast"/>
       </w:pPr>
       <w:r>
-        <w:object>
-          <v:shape id="_x0000_i1029" o:spt="75" type="#_x0000_t75" style="height:299.4pt;width:409.8pt;" o:ole="t" filled="f" o:preferrelative="t" stroked="f" coordsize="21600,21600">
-            <v:path/>
-            <v:fill on="f" focussize="0,0"/>
-            <v:stroke on="f" joinstyle="miter"/>
+        <w:object w:dxaOrig="9372" w:dyaOrig="6865" w14:anchorId="247CCF12">
+          <v:shape id="_x0000_i1029" type="#_x0000_t75" style="width:409.8pt;height:299.4pt" o:ole="">
             <v:imagedata r:id="rId36" o:title=""/>
-            <o:lock v:ext="edit" aspectratio="t"/>
-            <w10:wrap type="none"/>
-            <w10:anchorlock/>
           </v:shape>
-          <o:OLEObject Type="Embed" ProgID="Visio.Drawing.15" ShapeID="_x0000_i1029" DrawAspect="Content" ObjectID="_1468075729" r:id="rId35">
-            <o:LockedField>false</o:LockedField>
-          </o:OLEObject>
+          <o:OLEObject Type="Embed" ProgID="Visio.Drawing.15" ShapeID="_x0000_i1029" DrawAspect="Content" ObjectID="_1807767859" r:id="rId37"/>
         </w:object>
       </w:r>
     </w:p>
@@ -2899,7 +4257,13 @@
         <w:rPr>
           <w:rFonts w:hint="eastAsia"/>
         </w:rPr>
-        <w:t>需要注意的是，Lv</w:t>
+        <w:t>需要注意的是，</w:t>
+      </w:r>
+      <w:r>
+        <w:rPr>
+          <w:rFonts w:hint="eastAsia"/>
+        </w:rPr>
+        <w:t>Lv</w:t>
       </w:r>
       <w:r>
         <w:t>1</w:t>
@@ -2921,7 +4285,13 @@
         <w:rPr>
           <w:rFonts w:hint="eastAsia"/>
         </w:rPr>
-        <w:t>，如果两个相互对战的Lv</w:t>
+        <w:t>，如果两个相互对战的</w:t>
+      </w:r>
+      <w:r>
+        <w:rPr>
+          <w:rFonts w:hint="eastAsia"/>
+        </w:rPr>
+        <w:t>Lv</w:t>
       </w:r>
       <w:r>
         <w:t>1</w:t>
@@ -2930,7 +4300,21 @@
         <w:rPr>
           <w:rFonts w:hint="eastAsia"/>
         </w:rPr>
-        <w:t>的小爱丽丝相遇了，那么很可能她们会重叠在一起，并且无休止地放置炸不到自己的炸弹。</w:t>
+        <w:t>的小爱丽丝相遇了，那么很可能她们会重叠在一起，并且无休止地</w:t>
+      </w:r>
+      <w:proofErr w:type="gramStart"/>
+      <w:r>
+        <w:rPr>
+          <w:rFonts w:hint="eastAsia"/>
+        </w:rPr>
+        <w:t>放置炸不到</w:t>
+      </w:r>
+      <w:proofErr w:type="gramEnd"/>
+      <w:r>
+        <w:rPr>
+          <w:rFonts w:hint="eastAsia"/>
+        </w:rPr>
+        <w:t>自己的炸弹。</w:t>
       </w:r>
     </w:p>
     <w:p>
@@ -2953,11 +4337,15 @@
     <w:p>
       <w:pPr>
         <w:pStyle w:val="3"/>
-      </w:pPr>
-      <w:r>
-        <w:rPr>
-          <w:rFonts w:hint="eastAsia"/>
-        </w:rPr>
+        <w:rPr>
+          <w:rFonts w:hint="eastAsia"/>
+        </w:rPr>
+      </w:pPr>
+      <w:r>
+        <w:rPr>
+          <w:rFonts w:hint="eastAsia"/>
+        </w:rPr>
+        <w:lastRenderedPageBreak/>
         <w:t>关于AI扩展</w:t>
       </w:r>
     </w:p>
@@ -2966,7 +4354,51 @@
         <w:rPr>
           <w:rFonts w:hint="eastAsia"/>
         </w:rPr>
-        <w:t>你可以根据 躲避炸弹和寻找目标 出现的频率，将小爱丽丝分为两种性格：进攻型、求稳型。</w:t>
+        <w:t>你可以根据</w:t>
+      </w:r>
+      <w:r>
+        <w:rPr>
+          <w:rFonts w:hint="eastAsia"/>
+        </w:rPr>
+        <w:t xml:space="preserve"> </w:t>
+      </w:r>
+      <w:r>
+        <w:rPr>
+          <w:rFonts w:hint="eastAsia"/>
+        </w:rPr>
+        <w:t>躲避炸弹和寻找目标</w:t>
+      </w:r>
+      <w:r>
+        <w:rPr>
+          <w:rFonts w:hint="eastAsia"/>
+        </w:rPr>
+        <w:t xml:space="preserve"> </w:t>
+      </w:r>
+      <w:r>
+        <w:rPr>
+          <w:rFonts w:hint="eastAsia"/>
+        </w:rPr>
+        <w:t>出现的频率，</w:t>
+      </w:r>
+      <w:r>
+        <w:rPr>
+          <w:rFonts w:hint="eastAsia"/>
+        </w:rPr>
+        <w:t>将小爱丽</w:t>
+      </w:r>
+      <w:proofErr w:type="gramStart"/>
+      <w:r>
+        <w:rPr>
+          <w:rFonts w:hint="eastAsia"/>
+        </w:rPr>
+        <w:t>丝分为</w:t>
+      </w:r>
+      <w:proofErr w:type="gramEnd"/>
+      <w:r>
+        <w:rPr>
+          <w:rFonts w:hint="eastAsia"/>
+        </w:rPr>
+        <w:t>两种性格：进攻型、求稳型。</w:t>
       </w:r>
     </w:p>
     <w:p>
@@ -2982,7 +4414,19 @@
         <w:rPr>
           <w:rFonts w:hint="eastAsia"/>
         </w:rPr>
-        <w:t>AI的决策可以向更加高级的方向发展：（也不知道这些坑我会不会填）</w:t>
+        <w:t>AI</w:t>
+      </w:r>
+      <w:r>
+        <w:rPr>
+          <w:rFonts w:hint="eastAsia"/>
+        </w:rPr>
+        <w:t>的决策可以向更加高级的方向发展：</w:t>
+      </w:r>
+      <w:r>
+        <w:rPr>
+          <w:rFonts w:hint="eastAsia"/>
+        </w:rPr>
+        <w:t>（也不知道这些坑我会不会填）</w:t>
       </w:r>
     </w:p>
     <w:p>
@@ -2997,7 +4441,21 @@
         <w:rPr>
           <w:rFonts w:hint="eastAsia"/>
         </w:rPr>
-        <w:t>：如果自己的速度比敌人快比较多，你会毫不犹豫地边冲边放炸弹，直到堵死敌人。</w:t>
+        <w:t>：如果自己的速度比敌人</w:t>
+      </w:r>
+      <w:proofErr w:type="gramStart"/>
+      <w:r>
+        <w:rPr>
+          <w:rFonts w:hint="eastAsia"/>
+        </w:rPr>
+        <w:t>快比较</w:t>
+      </w:r>
+      <w:proofErr w:type="gramEnd"/>
+      <w:r>
+        <w:rPr>
+          <w:rFonts w:hint="eastAsia"/>
+        </w:rPr>
+        <w:t>多，你会毫不犹豫地边冲边放炸弹，直到堵死敌人。</w:t>
       </w:r>
     </w:p>
     <w:p>
@@ -3042,7 +4500,19 @@
         <w:rPr>
           <w:rFonts w:hint="eastAsia"/>
         </w:rPr>
-        <w:t>：跑敌人面前，然后跑开，引诱敌人放下炸弹。超过2次勾引无效则放弃。</w:t>
+        <w:t>：跑敌人面前，然后跑开，引诱敌人放下炸弹。超过</w:t>
+      </w:r>
+      <w:r>
+        <w:rPr>
+          <w:rFonts w:hint="eastAsia"/>
+        </w:rPr>
+        <w:t>2</w:t>
+      </w:r>
+      <w:r>
+        <w:rPr>
+          <w:rFonts w:hint="eastAsia"/>
+        </w:rPr>
+        <w:t>次勾引无效则放弃。</w:t>
       </w:r>
     </w:p>
     <w:p>
@@ -3119,44 +4589,115 @@
           <w:rFonts w:hint="eastAsia"/>
           <w:b/>
         </w:rPr>
-        <w:t>不过，AI决策树范畴毕竟比较狭窄，你设计出来的套路，都是固定的行为公式</w:t>
-      </w:r>
-      <w:r>
-        <w:rPr>
-          <w:rFonts w:hint="eastAsia"/>
-        </w:rPr>
-        <w:t xml:space="preserve">。如果你有想法，可以用另一个办法，机器学习，使用遗传算法对小爱丽丝的决策进行数千万次的训练，最终形成阿尔法狗级别的AI。(*ˉ﹃ˉ) </w:t>
+        <w:t>不过，</w:t>
+      </w:r>
+      <w:r>
+        <w:rPr>
+          <w:rFonts w:hint="eastAsia"/>
+          <w:b/>
+        </w:rPr>
+        <w:t>AI</w:t>
+      </w:r>
+      <w:r>
+        <w:rPr>
+          <w:rFonts w:hint="eastAsia"/>
+          <w:b/>
+        </w:rPr>
+        <w:t>决策树范畴毕竟比较狭窄，你设计出来的套路，都是固定的行为公式</w:t>
+      </w:r>
+      <w:r>
+        <w:rPr>
+          <w:rFonts w:hint="eastAsia"/>
+        </w:rPr>
+        <w:t>。如果你有想法，可以用另一个办法，机器学习，使用遗传算法对小爱丽丝的决策进行数千万次的训练，最终形成阿</w:t>
+      </w:r>
+      <w:proofErr w:type="gramStart"/>
+      <w:r>
+        <w:rPr>
+          <w:rFonts w:hint="eastAsia"/>
+        </w:rPr>
+        <w:t>尔法狗级别</w:t>
+      </w:r>
+      <w:proofErr w:type="gramEnd"/>
+      <w:r>
+        <w:rPr>
+          <w:rFonts w:hint="eastAsia"/>
+        </w:rPr>
+        <w:t>的</w:t>
+      </w:r>
+      <w:r>
+        <w:rPr>
+          <w:rFonts w:hint="eastAsia"/>
+        </w:rPr>
+        <w:t>AI</w:t>
+      </w:r>
+      <w:r>
+        <w:rPr>
+          <w:rFonts w:hint="eastAsia"/>
+        </w:rPr>
+        <w:t>。</w:t>
+      </w:r>
+      <w:r>
+        <w:rPr>
+          <w:rFonts w:hint="eastAsia"/>
+        </w:rPr>
+        <w:t>(*</w:t>
+      </w:r>
+      <w:r>
+        <w:rPr>
+          <w:rFonts w:hint="eastAsia"/>
+        </w:rPr>
+        <w:t>ˉ﹃ˉ</w:t>
+      </w:r>
+      <w:r>
+        <w:rPr>
+          <w:rFonts w:hint="eastAsia"/>
+        </w:rPr>
+        <w:t xml:space="preserve">) </w:t>
       </w:r>
     </w:p>
     <w:p/>
     <w:sectPr>
-      <w:headerReference r:id="rId6" w:type="default"/>
+      <w:headerReference w:type="default" r:id="rId38"/>
       <w:pgSz w:w="11906" w:h="16838"/>
       <w:pgMar w:top="1440" w:right="1800" w:bottom="1440" w:left="1800" w:header="851" w:footer="992" w:gutter="0"/>
-      <w:cols w:space="425" w:num="1"/>
-      <w:docGrid w:type="lines" w:linePitch="312" w:charSpace="0"/>
+      <w:cols w:space="425"/>
+      <w:docGrid w:type="lines" w:linePitch="312"/>
     </w:sectPr>
   </w:body>
 </w:document>
 </file>
 
+<file path=word/endnotes.xml><?xml version="1.0" encoding="utf-8"?>
+<w:endnotes xmlns:wpc="http://schemas.microsoft.com/office/word/2010/wordprocessingCanvas" xmlns:cx="http://schemas.microsoft.com/office/drawing/2014/chartex" xmlns:cx1="http://schemas.microsoft.com/office/drawing/2015/9/8/chartex" xmlns:cx2="http://schemas.microsoft.com/office/drawing/2015/10/21/chartex" xmlns:cx3="http://schemas.microsoft.com/office/drawing/2016/5/9/chartex" xmlns:cx4="http://schemas.microsoft.com/office/drawing/2016/5/10/chartex" xmlns:cx5="http://schemas.microsoft.com/office/drawing/2016/5/11/chartex" xmlns:cx6="http://schemas.microsoft.com/office/drawing/2016/5/12/chartex" xmlns:cx7="http://schemas.microsoft.com/office/drawing/2016/5/13/chartex" xmlns:cx8="http://schemas.microsoft.com/office/drawing/2016/5/14/chartex" xmlns:mc="http://schemas.openxmlformats.org/markup-compatibility/2006" xmlns:aink="http://schemas.microsoft.com/office/drawing/2016/ink" xmlns:am3d="http://schemas.microsoft.com/office/drawing/2017/model3d" xmlns:o="urn:schemas-microsoft-com:office:office" xmlns:oel="http://schemas.microsoft.com/office/2019/extlst" xmlns:r="http://schemas.openxmlformats.org/officeDocument/2006/relationships" xmlns:m="http://schemas.openxmlformats.org/officeDocument/2006/math" xmlns:v="urn:schemas-microsoft-com:vml" xmlns:wp14="http://schemas.microsoft.com/office/word/2010/wordprocessingDrawing" xmlns:wp="http://schemas.openxmlformats.org/drawingml/2006/wordprocessingDrawing" xmlns:w10="urn:schemas-microsoft-com:office:word" xmlns:w="http://schemas.openxmlformats.org/wordprocessingml/2006/main" xmlns:w14="http://schemas.microsoft.com/office/word/2010/wordml" xmlns:w15="http://schemas.microsoft.com/office/word/2012/wordml" xmlns:w16cex="http://schemas.microsoft.com/office/word/2018/wordml/cex" xmlns:w16cid="http://schemas.microsoft.com/office/word/2016/wordml/cid" xmlns:w16="http://schemas.microsoft.com/office/word/2018/wordml" xmlns:w16du="http://schemas.microsoft.com/office/word/2023/wordml/word16du" xmlns:w16sdtdh="http://schemas.microsoft.com/office/word/2020/wordml/sdtdatahash" xmlns:w16sdtfl="http://schemas.microsoft.com/office/word/2024/wordml/sdtformatlock" xmlns:w16se="http://schemas.microsoft.com/office/word/2015/wordml/symex" xmlns:wpg="http://schemas.microsoft.com/office/word/2010/wordprocessingGroup" xmlns:wpi="http://schemas.microsoft.com/office/word/2010/wordprocessingInk" xmlns:wne="http://schemas.microsoft.com/office/word/2006/wordml" xmlns:wps="http://schemas.microsoft.com/office/word/2010/wordprocessingShape" mc:Ignorable="w14 w15 w16se w16cid w16 w16cex w16sdtdh w16sdtfl w16du wp14">
+  <w:endnote w:type="separator" w:id="-1">
+    <w:p>
+      <w:r>
+        <w:separator/>
+      </w:r>
+    </w:p>
+  </w:endnote>
+  <w:endnote w:type="continuationSeparator" w:id="0">
+    <w:p>
+      <w:r>
+        <w:continuationSeparator/>
+      </w:r>
+    </w:p>
+  </w:endnote>
+</w:endnotes>
+</file>
+
 <file path=word/footnotes.xml><?xml version="1.0" encoding="utf-8"?>
-<w:footnotes xmlns:wpc="http://schemas.microsoft.com/office/word/2010/wordprocessingCanvas" xmlns:mc="http://schemas.openxmlformats.org/markup-compatibility/2006" xmlns:o="urn:schemas-microsoft-com:office:office" xmlns:r="http://schemas.openxmlformats.org/officeDocument/2006/relationships" xmlns:m="http://schemas.openxmlformats.org/officeDocument/2006/math" xmlns:v="urn:schemas-microsoft-com:vml" xmlns:wp14="http://schemas.microsoft.com/office/word/2010/wordprocessingDrawing" xmlns:wp="http://schemas.openxmlformats.org/drawingml/2006/wordprocessingDrawing" xmlns:w="http://schemas.openxmlformats.org/wordprocessingml/2006/main" xmlns:w14="http://schemas.microsoft.com/office/word/2010/wordml" xmlns:w15="http://schemas.microsoft.com/office/word/2012/wordml" xmlns:w10="urn:schemas-microsoft-com:office:word" xmlns:wpg="http://schemas.microsoft.com/office/word/2010/wordprocessingGroup" xmlns:wpi="http://schemas.microsoft.com/office/word/2010/wordprocessingInk" xmlns:wne="http://schemas.microsoft.com/office/word/2006/wordml" xmlns:wps="http://schemas.microsoft.com/office/word/2010/wordprocessingShape" xmlns:wpsCustomData="http://www.wps.cn/officeDocument/2013/wpsCustomData" mc:Ignorable="w14 w15 wp14">
-  <w:footnote w:type="separator" w:id="0">
-    <w:p>
-      <w:pPr>
-        <w:spacing w:before="0" w:after="0"/>
-      </w:pPr>
+<w:footnotes xmlns:wpc="http://schemas.microsoft.com/office/word/2010/wordprocessingCanvas" xmlns:cx="http://schemas.microsoft.com/office/drawing/2014/chartex" xmlns:cx1="http://schemas.microsoft.com/office/drawing/2015/9/8/chartex" xmlns:cx2="http://schemas.microsoft.com/office/drawing/2015/10/21/chartex" xmlns:cx3="http://schemas.microsoft.com/office/drawing/2016/5/9/chartex" xmlns:cx4="http://schemas.microsoft.com/office/drawing/2016/5/10/chartex" xmlns:cx5="http://schemas.microsoft.com/office/drawing/2016/5/11/chartex" xmlns:cx6="http://schemas.microsoft.com/office/drawing/2016/5/12/chartex" xmlns:cx7="http://schemas.microsoft.com/office/drawing/2016/5/13/chartex" xmlns:cx8="http://schemas.microsoft.com/office/drawing/2016/5/14/chartex" xmlns:mc="http://schemas.openxmlformats.org/markup-compatibility/2006" xmlns:aink="http://schemas.microsoft.com/office/drawing/2016/ink" xmlns:am3d="http://schemas.microsoft.com/office/drawing/2017/model3d" xmlns:o="urn:schemas-microsoft-com:office:office" xmlns:oel="http://schemas.microsoft.com/office/2019/extlst" xmlns:r="http://schemas.openxmlformats.org/officeDocument/2006/relationships" xmlns:m="http://schemas.openxmlformats.org/officeDocument/2006/math" xmlns:v="urn:schemas-microsoft-com:vml" xmlns:wp14="http://schemas.microsoft.com/office/word/2010/wordprocessingDrawing" xmlns:wp="http://schemas.openxmlformats.org/drawingml/2006/wordprocessingDrawing" xmlns:w10="urn:schemas-microsoft-com:office:word" xmlns:w="http://schemas.openxmlformats.org/wordprocessingml/2006/main" xmlns:w14="http://schemas.microsoft.com/office/word/2010/wordml" xmlns:w15="http://schemas.microsoft.com/office/word/2012/wordml" xmlns:w16cex="http://schemas.microsoft.com/office/word/2018/wordml/cex" xmlns:w16cid="http://schemas.microsoft.com/office/word/2016/wordml/cid" xmlns:w16="http://schemas.microsoft.com/office/word/2018/wordml" xmlns:w16du="http://schemas.microsoft.com/office/word/2023/wordml/word16du" xmlns:w16sdtdh="http://schemas.microsoft.com/office/word/2020/wordml/sdtdatahash" xmlns:w16sdtfl="http://schemas.microsoft.com/office/word/2024/wordml/sdtformatlock" xmlns:w16se="http://schemas.microsoft.com/office/word/2015/wordml/symex" xmlns:wpg="http://schemas.microsoft.com/office/word/2010/wordprocessingGroup" xmlns:wpi="http://schemas.microsoft.com/office/word/2010/wordprocessingInk" xmlns:wne="http://schemas.microsoft.com/office/word/2006/wordml" xmlns:wps="http://schemas.microsoft.com/office/word/2010/wordprocessingShape" mc:Ignorable="w14 w15 w16se w16cid w16 w16cex w16sdtdh w16sdtfl w16du wp14">
+  <w:footnote w:type="separator" w:id="-1">
+    <w:p>
       <w:r>
         <w:separator/>
       </w:r>
     </w:p>
   </w:footnote>
-  <w:footnote w:type="continuationSeparator" w:id="1">
-    <w:p>
-      <w:pPr>
-        <w:spacing w:before="0" w:after="0"/>
-      </w:pPr>
+  <w:footnote w:type="continuationSeparator" w:id="0">
+    <w:p>
       <w:r>
         <w:continuationSeparator/>
       </w:r>
@@ -3166,22 +4707,36 @@
 </file>
 
 <file path=word/header1.xml><?xml version="1.0" encoding="utf-8"?>
-<w:hdr xmlns:wpc="http://schemas.microsoft.com/office/word/2010/wordprocessingCanvas" xmlns:mc="http://schemas.openxmlformats.org/markup-compatibility/2006" xmlns:o="urn:schemas-microsoft-com:office:office" xmlns:r="http://schemas.openxmlformats.org/officeDocument/2006/relationships" xmlns:m="http://schemas.openxmlformats.org/officeDocument/2006/math" xmlns:v="urn:schemas-microsoft-com:vml" xmlns:wp14="http://schemas.microsoft.com/office/word/2010/wordprocessingDrawing" xmlns:wp="http://schemas.openxmlformats.org/drawingml/2006/wordprocessingDrawing" xmlns:w10="urn:schemas-microsoft-com:office:word" xmlns:w="http://schemas.openxmlformats.org/wordprocessingml/2006/main" xmlns:w14="http://schemas.microsoft.com/office/word/2010/wordml" xmlns:w15="http://schemas.microsoft.com/office/word/2012/wordml" xmlns:wpg="http://schemas.microsoft.com/office/word/2010/wordprocessingGroup" xmlns:wpi="http://schemas.microsoft.com/office/word/2010/wordprocessingInk" xmlns:wne="http://schemas.microsoft.com/office/word/2006/wordml" xmlns:wps="http://schemas.microsoft.com/office/word/2010/wordprocessingShape" xmlns:wpsCustomData="http://www.wps.cn/officeDocument/2013/wpsCustomData" mc:Ignorable="w14 w15 wp14">
+<w:hdr xmlns:wpc="http://schemas.microsoft.com/office/word/2010/wordprocessingCanvas" xmlns:cx="http://schemas.microsoft.com/office/drawing/2014/chartex" xmlns:cx1="http://schemas.microsoft.com/office/drawing/2015/9/8/chartex" xmlns:cx2="http://schemas.microsoft.com/office/drawing/2015/10/21/chartex" xmlns:cx3="http://schemas.microsoft.com/office/drawing/2016/5/9/chartex" xmlns:cx4="http://schemas.microsoft.com/office/drawing/2016/5/10/chartex" xmlns:cx5="http://schemas.microsoft.com/office/drawing/2016/5/11/chartex" xmlns:cx6="http://schemas.microsoft.com/office/drawing/2016/5/12/chartex" xmlns:cx7="http://schemas.microsoft.com/office/drawing/2016/5/13/chartex" xmlns:cx8="http://schemas.microsoft.com/office/drawing/2016/5/14/chartex" xmlns:mc="http://schemas.openxmlformats.org/markup-compatibility/2006" xmlns:aink="http://schemas.microsoft.com/office/drawing/2016/ink" xmlns:am3d="http://schemas.microsoft.com/office/drawing/2017/model3d" xmlns:o="urn:schemas-microsoft-com:office:office" xmlns:oel="http://schemas.microsoft.com/office/2019/extlst" xmlns:r="http://schemas.openxmlformats.org/officeDocument/2006/relationships" xmlns:m="http://schemas.openxmlformats.org/officeDocument/2006/math" xmlns:v="urn:schemas-microsoft-com:vml" xmlns:wp14="http://schemas.microsoft.com/office/word/2010/wordprocessingDrawing" xmlns:wp="http://schemas.openxmlformats.org/drawingml/2006/wordprocessingDrawing" xmlns:w10="urn:schemas-microsoft-com:office:word" xmlns:w="http://schemas.openxmlformats.org/wordprocessingml/2006/main" xmlns:w14="http://schemas.microsoft.com/office/word/2010/wordml" xmlns:w15="http://schemas.microsoft.com/office/word/2012/wordml" xmlns:w16cex="http://schemas.microsoft.com/office/word/2018/wordml/cex" xmlns:w16cid="http://schemas.microsoft.com/office/word/2016/wordml/cid" xmlns:w16="http://schemas.microsoft.com/office/word/2018/wordml" xmlns:w16du="http://schemas.microsoft.com/office/word/2023/wordml/word16du" xmlns:w16sdtdh="http://schemas.microsoft.com/office/word/2020/wordml/sdtdatahash" xmlns:w16sdtfl="http://schemas.microsoft.com/office/word/2024/wordml/sdtformatlock" xmlns:w16se="http://schemas.microsoft.com/office/word/2015/wordml/symex" xmlns:wpg="http://schemas.microsoft.com/office/word/2010/wordprocessingGroup" xmlns:wpi="http://schemas.microsoft.com/office/word/2010/wordprocessingInk" xmlns:wne="http://schemas.microsoft.com/office/word/2006/wordml" xmlns:wps="http://schemas.microsoft.com/office/word/2010/wordprocessingShape" mc:Ignorable="w14 w15 w16se w16cid w16 w16cex w16sdtdh w16sdtfl w16du wp14">
+  <w:p>
+    <w:pPr>
+      <w:pStyle w:val="a6"/>
+      <w:pBdr>
+        <w:bottom w:val="none" w:sz="0" w:space="0" w:color="auto"/>
+      </w:pBdr>
+    </w:pPr>
+  </w:p>
+</w:hdr>
+</file>
+
+<file path=word/header2.xml><?xml version="1.0" encoding="utf-8"?>
+<w:hdr xmlns:wpc="http://schemas.microsoft.com/office/word/2010/wordprocessingCanvas" xmlns:cx="http://schemas.microsoft.com/office/drawing/2014/chartex" xmlns:cx1="http://schemas.microsoft.com/office/drawing/2015/9/8/chartex" xmlns:cx2="http://schemas.microsoft.com/office/drawing/2015/10/21/chartex" xmlns:cx3="http://schemas.microsoft.com/office/drawing/2016/5/9/chartex" xmlns:cx4="http://schemas.microsoft.com/office/drawing/2016/5/10/chartex" xmlns:cx5="http://schemas.microsoft.com/office/drawing/2016/5/11/chartex" xmlns:cx6="http://schemas.microsoft.com/office/drawing/2016/5/12/chartex" xmlns:cx7="http://schemas.microsoft.com/office/drawing/2016/5/13/chartex" xmlns:cx8="http://schemas.microsoft.com/office/drawing/2016/5/14/chartex" xmlns:mc="http://schemas.openxmlformats.org/markup-compatibility/2006" xmlns:aink="http://schemas.microsoft.com/office/drawing/2016/ink" xmlns:am3d="http://schemas.microsoft.com/office/drawing/2017/model3d" xmlns:o="urn:schemas-microsoft-com:office:office" xmlns:oel="http://schemas.microsoft.com/office/2019/extlst" xmlns:r="http://schemas.openxmlformats.org/officeDocument/2006/relationships" xmlns:m="http://schemas.openxmlformats.org/officeDocument/2006/math" xmlns:v="urn:schemas-microsoft-com:vml" xmlns:wp14="http://schemas.microsoft.com/office/word/2010/wordprocessingDrawing" xmlns:wp="http://schemas.openxmlformats.org/drawingml/2006/wordprocessingDrawing" xmlns:w10="urn:schemas-microsoft-com:office:word" xmlns:w="http://schemas.openxmlformats.org/wordprocessingml/2006/main" xmlns:w14="http://schemas.microsoft.com/office/word/2010/wordml" xmlns:w15="http://schemas.microsoft.com/office/word/2012/wordml" xmlns:w16cex="http://schemas.microsoft.com/office/word/2018/wordml/cex" xmlns:w16cid="http://schemas.microsoft.com/office/word/2016/wordml/cid" xmlns:w16="http://schemas.microsoft.com/office/word/2018/wordml" xmlns:w16du="http://schemas.microsoft.com/office/word/2023/wordml/word16du" xmlns:w16sdtdh="http://schemas.microsoft.com/office/word/2020/wordml/sdtdatahash" xmlns:w16sdtfl="http://schemas.microsoft.com/office/word/2024/wordml/sdtformatlock" xmlns:w16se="http://schemas.microsoft.com/office/word/2015/wordml/symex" xmlns:wpg="http://schemas.microsoft.com/office/word/2010/wordprocessingGroup" xmlns:wpi="http://schemas.microsoft.com/office/word/2010/wordprocessingInk" xmlns:wne="http://schemas.microsoft.com/office/word/2006/wordml" xmlns:wps="http://schemas.microsoft.com/office/word/2010/wordprocessingShape" mc:Ignorable="w14 w15 w16se w16cid w16 w16cex w16sdtdh w16sdtfl w16du wp14">
   <w:p>
     <w:pPr>
       <w:jc w:val="center"/>
       <w:rPr>
-        <w:rFonts w:ascii="微软雅黑" w:hAnsi="微软雅黑"/>
+        <w:rFonts w:ascii="微软雅黑" w:hAnsi="微软雅黑" w:hint="eastAsia"/>
         <w:sz w:val="20"/>
       </w:rPr>
     </w:pPr>
     <w:r>
       <w:rPr>
         <w:rFonts w:ascii="微软雅黑" w:hAnsi="微软雅黑"/>
+        <w:noProof/>
         <w:sz w:val="20"/>
       </w:rPr>
       <w:drawing>
-        <wp:anchor distT="0" distB="0" distL="114300" distR="114300" simplePos="0" relativeHeight="251659264" behindDoc="1" locked="0" layoutInCell="1" allowOverlap="1">
+        <wp:anchor distT="0" distB="0" distL="114300" distR="114300" simplePos="0" relativeHeight="251657728" behindDoc="1" locked="0" layoutInCell="1" allowOverlap="1" wp14:anchorId="7572FE38" wp14:editId="578F99B0">
           <wp:simplePos x="0" y="0"/>
           <wp:positionH relativeFrom="column">
             <wp:posOffset>2247900</wp:posOffset>
@@ -3192,7 +4747,7 @@
           <wp:extent cx="266700" cy="266700"/>
           <wp:effectExtent l="0" t="0" r="0" b="0"/>
           <wp:wrapTight wrapText="bothSides">
-            <wp:wrapPolygon>
+            <wp:wrapPolygon edited="0">
               <wp:start x="4629" y="0"/>
               <wp:lineTo x="0" y="6171"/>
               <wp:lineTo x="0" y="12343"/>
@@ -3212,7 +4767,7 @@
             <a:graphicData uri="http://schemas.openxmlformats.org/drawingml/2006/picture">
               <pic:pic xmlns:pic="http://schemas.openxmlformats.org/drawingml/2006/picture">
                 <pic:nvPicPr>
-                  <pic:cNvPr id="7" name="图片 7" descr="F:\ps箱\正式drill logo 100x100.png"/>
+                  <pic:cNvPr id="0" name="Picture 2" descr="F:\ps箱\正式drill logo 100x100.png"/>
                   <pic:cNvPicPr>
                     <a:picLocks noChangeAspect="1" noChangeArrowheads="1"/>
                   </pic:cNvPicPr>
@@ -3230,7 +4785,7 @@
                     <a:fillRect/>
                   </a:stretch>
                 </pic:blipFill>
-                <pic:spPr>
+                <pic:spPr bwMode="auto">
                   <a:xfrm>
                     <a:off x="0" y="0"/>
                     <a:ext cx="266700" cy="266700"/>
@@ -3254,42 +4809,44 @@
         <w:rFonts w:ascii="微软雅黑" w:hAnsi="微软雅黑"/>
         <w:sz w:val="20"/>
       </w:rPr>
-      <w:t xml:space="preserve">     drill_up</w:t>
+      <w:t xml:space="preserve"> </w:t>
+    </w:r>
+    <w:r>
+      <w:rPr>
+        <w:rFonts w:ascii="微软雅黑" w:hAnsi="微软雅黑"/>
+        <w:sz w:val="20"/>
+      </w:rPr>
+      <w:t xml:space="preserve">    </w:t>
+    </w:r>
+    <w:r>
+      <w:rPr>
+        <w:rFonts w:ascii="微软雅黑" w:hAnsi="微软雅黑"/>
+        <w:sz w:val="20"/>
+      </w:rPr>
+      <w:t>drill_up</w:t>
     </w:r>
   </w:p>
 </w:hdr>
 </file>
 
-<file path=word/header2.xml><?xml version="1.0" encoding="utf-8"?>
-<w:hdr xmlns:wpc="http://schemas.microsoft.com/office/word/2010/wordprocessingCanvas" xmlns:mc="http://schemas.openxmlformats.org/markup-compatibility/2006" xmlns:o="urn:schemas-microsoft-com:office:office" xmlns:r="http://schemas.openxmlformats.org/officeDocument/2006/relationships" xmlns:m="http://schemas.openxmlformats.org/officeDocument/2006/math" xmlns:v="urn:schemas-microsoft-com:vml" xmlns:wp14="http://schemas.microsoft.com/office/word/2010/wordprocessingDrawing" xmlns:wp="http://schemas.openxmlformats.org/drawingml/2006/wordprocessingDrawing" xmlns:w10="urn:schemas-microsoft-com:office:word" xmlns:w="http://schemas.openxmlformats.org/wordprocessingml/2006/main" xmlns:w14="http://schemas.microsoft.com/office/word/2010/wordml" xmlns:w15="http://schemas.microsoft.com/office/word/2012/wordml" xmlns:wpg="http://schemas.microsoft.com/office/word/2010/wordprocessingGroup" xmlns:wpi="http://schemas.microsoft.com/office/word/2010/wordprocessingInk" xmlns:wne="http://schemas.microsoft.com/office/word/2006/wordml" xmlns:wps="http://schemas.microsoft.com/office/word/2010/wordprocessingShape" xmlns:wpsCustomData="http://www.wps.cn/officeDocument/2013/wpsCustomData" mc:Ignorable="w14 w15 wp14">
-  <w:p>
-    <w:pPr>
-      <w:pStyle w:val="7"/>
-      <w:pBdr>
-        <w:bottom w:val="none" w:color="auto" w:sz="0" w:space="0"/>
-      </w:pBdr>
-    </w:pPr>
-  </w:p>
-</w:hdr>
-</file>
-
 <file path=word/header3.xml><?xml version="1.0" encoding="utf-8"?>
-<w:hdr xmlns:wpc="http://schemas.microsoft.com/office/word/2010/wordprocessingCanvas" xmlns:mc="http://schemas.openxmlformats.org/markup-compatibility/2006" xmlns:o="urn:schemas-microsoft-com:office:office" xmlns:r="http://schemas.openxmlformats.org/officeDocument/2006/relationships" xmlns:m="http://schemas.openxmlformats.org/officeDocument/2006/math" xmlns:v="urn:schemas-microsoft-com:vml" xmlns:wp14="http://schemas.microsoft.com/office/word/2010/wordprocessingDrawing" xmlns:wp="http://schemas.openxmlformats.org/drawingml/2006/wordprocessingDrawing" xmlns:w10="urn:schemas-microsoft-com:office:word" xmlns:w="http://schemas.openxmlformats.org/wordprocessingml/2006/main" xmlns:w14="http://schemas.microsoft.com/office/word/2010/wordml" xmlns:w15="http://schemas.microsoft.com/office/word/2012/wordml" xmlns:wpg="http://schemas.microsoft.com/office/word/2010/wordprocessingGroup" xmlns:wpi="http://schemas.microsoft.com/office/word/2010/wordprocessingInk" xmlns:wne="http://schemas.microsoft.com/office/word/2006/wordml" xmlns:wps="http://schemas.microsoft.com/office/word/2010/wordprocessingShape" xmlns:wpsCustomData="http://www.wps.cn/officeDocument/2013/wpsCustomData" mc:Ignorable="w14 w15 wp14">
+<w:hdr xmlns:wpc="http://schemas.microsoft.com/office/word/2010/wordprocessingCanvas" xmlns:cx="http://schemas.microsoft.com/office/drawing/2014/chartex" xmlns:cx1="http://schemas.microsoft.com/office/drawing/2015/9/8/chartex" xmlns:cx2="http://schemas.microsoft.com/office/drawing/2015/10/21/chartex" xmlns:cx3="http://schemas.microsoft.com/office/drawing/2016/5/9/chartex" xmlns:cx4="http://schemas.microsoft.com/office/drawing/2016/5/10/chartex" xmlns:cx5="http://schemas.microsoft.com/office/drawing/2016/5/11/chartex" xmlns:cx6="http://schemas.microsoft.com/office/drawing/2016/5/12/chartex" xmlns:cx7="http://schemas.microsoft.com/office/drawing/2016/5/13/chartex" xmlns:cx8="http://schemas.microsoft.com/office/drawing/2016/5/14/chartex" xmlns:mc="http://schemas.openxmlformats.org/markup-compatibility/2006" xmlns:aink="http://schemas.microsoft.com/office/drawing/2016/ink" xmlns:am3d="http://schemas.microsoft.com/office/drawing/2017/model3d" xmlns:o="urn:schemas-microsoft-com:office:office" xmlns:oel="http://schemas.microsoft.com/office/2019/extlst" xmlns:r="http://schemas.openxmlformats.org/officeDocument/2006/relationships" xmlns:m="http://schemas.openxmlformats.org/officeDocument/2006/math" xmlns:v="urn:schemas-microsoft-com:vml" xmlns:wp14="http://schemas.microsoft.com/office/word/2010/wordprocessingDrawing" xmlns:wp="http://schemas.openxmlformats.org/drawingml/2006/wordprocessingDrawing" xmlns:w10="urn:schemas-microsoft-com:office:word" xmlns:w="http://schemas.openxmlformats.org/wordprocessingml/2006/main" xmlns:w14="http://schemas.microsoft.com/office/word/2010/wordml" xmlns:w15="http://schemas.microsoft.com/office/word/2012/wordml" xmlns:w16cex="http://schemas.microsoft.com/office/word/2018/wordml/cex" xmlns:w16cid="http://schemas.microsoft.com/office/word/2016/wordml/cid" xmlns:w16="http://schemas.microsoft.com/office/word/2018/wordml" xmlns:w16du="http://schemas.microsoft.com/office/word/2023/wordml/word16du" xmlns:w16sdtdh="http://schemas.microsoft.com/office/word/2020/wordml/sdtdatahash" xmlns:w16sdtfl="http://schemas.microsoft.com/office/word/2024/wordml/sdtformatlock" xmlns:w16se="http://schemas.microsoft.com/office/word/2015/wordml/symex" xmlns:wpg="http://schemas.microsoft.com/office/word/2010/wordprocessingGroup" xmlns:wpi="http://schemas.microsoft.com/office/word/2010/wordprocessingInk" xmlns:wne="http://schemas.microsoft.com/office/word/2006/wordml" xmlns:wps="http://schemas.microsoft.com/office/word/2010/wordprocessingShape" mc:Ignorable="w14 w15 w16se w16cid w16 w16cex w16sdtdh w16sdtfl w16du wp14">
   <w:p>
     <w:pPr>
       <w:jc w:val="center"/>
       <w:rPr>
-        <w:rFonts w:ascii="微软雅黑" w:hAnsi="微软雅黑"/>
+        <w:rFonts w:ascii="微软雅黑" w:hAnsi="微软雅黑" w:hint="eastAsia"/>
         <w:sz w:val="20"/>
       </w:rPr>
     </w:pPr>
     <w:r>
       <w:rPr>
         <w:rFonts w:ascii="微软雅黑" w:hAnsi="微软雅黑"/>
+        <w:noProof/>
         <w:sz w:val="20"/>
       </w:rPr>
       <w:drawing>
-        <wp:anchor distT="0" distB="0" distL="114300" distR="114300" simplePos="0" relativeHeight="251659264" behindDoc="1" locked="0" layoutInCell="1" allowOverlap="1">
+        <wp:anchor distT="0" distB="0" distL="114300" distR="114300" simplePos="0" relativeHeight="251658240" behindDoc="1" locked="0" layoutInCell="1" allowOverlap="1" wp14:anchorId="0BAB6E32" wp14:editId="4AAF22B2">
           <wp:simplePos x="0" y="0"/>
           <wp:positionH relativeFrom="column">
             <wp:posOffset>2247900</wp:posOffset>
@@ -3300,7 +4857,7 @@
           <wp:extent cx="266700" cy="266700"/>
           <wp:effectExtent l="0" t="0" r="0" b="0"/>
           <wp:wrapTight wrapText="bothSides">
-            <wp:wrapPolygon>
+            <wp:wrapPolygon edited="0">
               <wp:start x="4629" y="0"/>
               <wp:lineTo x="0" y="6171"/>
               <wp:lineTo x="0" y="12343"/>
@@ -3320,7 +4877,7 @@
             <a:graphicData uri="http://schemas.openxmlformats.org/drawingml/2006/picture">
               <pic:pic xmlns:pic="http://schemas.openxmlformats.org/drawingml/2006/picture">
                 <pic:nvPicPr>
-                  <pic:cNvPr id="22" name="图片 22" descr="F:\ps箱\正式drill logo 100x100.png"/>
+                  <pic:cNvPr id="0" name="Picture 2" descr="F:\ps箱\正式drill logo 100x100.png"/>
                   <pic:cNvPicPr>
                     <a:picLocks noChangeAspect="1" noChangeArrowheads="1"/>
                   </pic:cNvPicPr>
@@ -3338,7 +4895,7 @@
                     <a:fillRect/>
                   </a:stretch>
                 </pic:blipFill>
-                <pic:spPr>
+                <pic:spPr bwMode="auto">
                   <a:xfrm>
                     <a:off x="0" y="0"/>
                     <a:ext cx="266700" cy="266700"/>
@@ -3362,297 +4919,442 @@
         <w:rFonts w:ascii="微软雅黑" w:hAnsi="微软雅黑"/>
         <w:sz w:val="20"/>
       </w:rPr>
-      <w:t xml:space="preserve">    drill_up</w:t>
+      <w:t xml:space="preserve"> </w:t>
+    </w:r>
+    <w:r>
+      <w:rPr>
+        <w:rFonts w:ascii="微软雅黑" w:hAnsi="微软雅黑"/>
+        <w:sz w:val="20"/>
+      </w:rPr>
+      <w:t xml:space="preserve">   </w:t>
+    </w:r>
+    <w:r>
+      <w:rPr>
+        <w:rFonts w:ascii="微软雅黑" w:hAnsi="微软雅黑"/>
+        <w:sz w:val="20"/>
+      </w:rPr>
+      <w:t>drill_up</w:t>
     </w:r>
   </w:p>
 </w:hdr>
 </file>
 
 <file path=word/styles.xml><?xml version="1.0" encoding="utf-8"?>
-<w:styles xmlns:mc="http://schemas.openxmlformats.org/markup-compatibility/2006" xmlns:o="urn:schemas-microsoft-com:office:office" xmlns:r="http://schemas.openxmlformats.org/officeDocument/2006/relationships" xmlns:m="http://schemas.openxmlformats.org/officeDocument/2006/math" xmlns:v="urn:schemas-microsoft-com:vml" xmlns:w="http://schemas.openxmlformats.org/wordprocessingml/2006/main" xmlns:w14="http://schemas.microsoft.com/office/word/2010/wordml" xmlns:w10="urn:schemas-microsoft-com:office:word" xmlns:sl="http://schemas.openxmlformats.org/schemaLibrary/2006/main" xmlns:wpsCustomData="http://www.wps.cn/officeDocument/2013/wpsCustomData" mc:Ignorable="w14">
+<w:styles xmlns:mc="http://schemas.openxmlformats.org/markup-compatibility/2006" xmlns:r="http://schemas.openxmlformats.org/officeDocument/2006/relationships" xmlns:w="http://schemas.openxmlformats.org/wordprocessingml/2006/main" xmlns:w14="http://schemas.microsoft.com/office/word/2010/wordml" xmlns:w15="http://schemas.microsoft.com/office/word/2012/wordml" xmlns:w16cex="http://schemas.microsoft.com/office/word/2018/wordml/cex" xmlns:w16cid="http://schemas.microsoft.com/office/word/2016/wordml/cid" xmlns:w16="http://schemas.microsoft.com/office/word/2018/wordml" xmlns:w16du="http://schemas.microsoft.com/office/word/2023/wordml/word16du" xmlns:w16sdtdh="http://schemas.microsoft.com/office/word/2020/wordml/sdtdatahash" xmlns:w16sdtfl="http://schemas.microsoft.com/office/word/2024/wordml/sdtformatlock" xmlns:w16se="http://schemas.microsoft.com/office/word/2015/wordml/symex" mc:Ignorable="w14 w15 w16se w16cid w16 w16cex w16sdtdh w16sdtfl w16du">
   <w:docDefaults>
     <w:rPrDefault>
       <w:rPr>
-        <w:rFonts w:asciiTheme="minorHAnsi" w:hAnsiTheme="minorHAnsi" w:eastAsiaTheme="minorEastAsia" w:cstheme="minorBidi"/>
+        <w:rFonts w:asciiTheme="minorHAnsi" w:eastAsiaTheme="minorEastAsia" w:hAnsiTheme="minorHAnsi" w:cstheme="minorBidi"/>
+        <w:kern w:val="2"/>
+        <w:sz w:val="21"/>
+        <w:szCs w:val="22"/>
+        <w:lang w:val="en-US" w:eastAsia="zh-CN" w:bidi="ar-SA"/>
       </w:rPr>
     </w:rPrDefault>
     <w:pPrDefault/>
   </w:docDefaults>
-  <w:latentStyles w:count="260" w:defQFormat="0" w:defUnhideWhenUsed="1" w:defSemiHidden="1" w:defUIPriority="99" w:defLockedState="0">
-    <w:lsdException w:qFormat="1" w:unhideWhenUsed="0" w:uiPriority="0" w:semiHidden="0" w:name="Normal"/>
-    <w:lsdException w:qFormat="1" w:unhideWhenUsed="0" w:uiPriority="9" w:semiHidden="0" w:name="heading 1"/>
-    <w:lsdException w:qFormat="1" w:uiPriority="9" w:semiHidden="0" w:name="heading 2"/>
-    <w:lsdException w:qFormat="1" w:uiPriority="9" w:semiHidden="0" w:name="heading 3"/>
-    <w:lsdException w:qFormat="1" w:uiPriority="9" w:semiHidden="0" w:name="heading 4"/>
-    <w:lsdException w:qFormat="1" w:uiPriority="9" w:name="heading 5"/>
-    <w:lsdException w:qFormat="1" w:uiPriority="9" w:name="heading 6"/>
-    <w:lsdException w:qFormat="1" w:uiPriority="9" w:name="heading 7"/>
-    <w:lsdException w:qFormat="1" w:uiPriority="9" w:name="heading 8"/>
-    <w:lsdException w:qFormat="1" w:uiPriority="9" w:name="heading 9"/>
-    <w:lsdException w:uiPriority="99" w:name="index 1"/>
-    <w:lsdException w:uiPriority="99" w:name="index 2"/>
-    <w:lsdException w:uiPriority="99" w:name="index 3"/>
-    <w:lsdException w:uiPriority="99" w:name="index 4"/>
-    <w:lsdException w:uiPriority="99" w:name="index 5"/>
-    <w:lsdException w:uiPriority="99" w:name="index 6"/>
-    <w:lsdException w:uiPriority="99" w:name="index 7"/>
-    <w:lsdException w:uiPriority="99" w:name="index 8"/>
-    <w:lsdException w:uiPriority="99" w:name="index 9"/>
-    <w:lsdException w:uiPriority="39" w:name="toc 1"/>
-    <w:lsdException w:uiPriority="39" w:name="toc 2"/>
-    <w:lsdException w:uiPriority="39" w:name="toc 3"/>
-    <w:lsdException w:uiPriority="39" w:name="toc 4"/>
-    <w:lsdException w:uiPriority="39" w:name="toc 5"/>
-    <w:lsdException w:uiPriority="39" w:name="toc 6"/>
-    <w:lsdException w:uiPriority="39" w:name="toc 7"/>
-    <w:lsdException w:uiPriority="39" w:name="toc 8"/>
-    <w:lsdException w:uiPriority="39" w:name="toc 9"/>
-    <w:lsdException w:uiPriority="99" w:name="Normal Indent"/>
-    <w:lsdException w:uiPriority="99" w:name="footnote text"/>
-    <w:lsdException w:uiPriority="99" w:name="annotation text"/>
-    <w:lsdException w:qFormat="1" w:uiPriority="99" w:semiHidden="0" w:name="header"/>
-    <w:lsdException w:qFormat="1" w:uiPriority="99" w:semiHidden="0" w:name="footer"/>
-    <w:lsdException w:uiPriority="99" w:name="index heading"/>
-    <w:lsdException w:qFormat="1" w:uiPriority="35" w:name="caption"/>
-    <w:lsdException w:uiPriority="99" w:name="table of figures"/>
-    <w:lsdException w:uiPriority="99" w:name="envelope address"/>
-    <w:lsdException w:uiPriority="99" w:name="envelope return"/>
-    <w:lsdException w:uiPriority="99" w:name="footnote reference"/>
-    <w:lsdException w:uiPriority="99" w:name="annotation reference"/>
-    <w:lsdException w:uiPriority="99" w:name="line number"/>
-    <w:lsdException w:uiPriority="99" w:name="page number"/>
-    <w:lsdException w:uiPriority="99" w:name="endnote reference"/>
-    <w:lsdException w:uiPriority="99" w:name="endnote text"/>
-    <w:lsdException w:uiPriority="99" w:name="table of authorities"/>
-    <w:lsdException w:uiPriority="99" w:name="macro"/>
-    <w:lsdException w:uiPriority="99" w:name="toa heading"/>
-    <w:lsdException w:uiPriority="99" w:name="List"/>
-    <w:lsdException w:uiPriority="99" w:name="List Bullet"/>
-    <w:lsdException w:uiPriority="99" w:name="List Number"/>
-    <w:lsdException w:uiPriority="99" w:name="List 2"/>
-    <w:lsdException w:uiPriority="99" w:name="List 3"/>
-    <w:lsdException w:uiPriority="99" w:name="List 4"/>
-    <w:lsdException w:uiPriority="99" w:name="List 5"/>
-    <w:lsdException w:uiPriority="99" w:name="List Bullet 2"/>
-    <w:lsdException w:uiPriority="99" w:name="List Bullet 3"/>
-    <w:lsdException w:uiPriority="99" w:name="List Bullet 4"/>
-    <w:lsdException w:uiPriority="99" w:name="List Bullet 5"/>
-    <w:lsdException w:uiPriority="99" w:name="List Number 2"/>
-    <w:lsdException w:uiPriority="99" w:name="List Number 3"/>
-    <w:lsdException w:uiPriority="99" w:name="List Number 4"/>
-    <w:lsdException w:uiPriority="99" w:name="List Number 5"/>
-    <w:lsdException w:qFormat="1" w:unhideWhenUsed="0" w:uiPriority="10" w:semiHidden="0" w:name="Title"/>
-    <w:lsdException w:uiPriority="99" w:name="Closing"/>
-    <w:lsdException w:uiPriority="99" w:name="Signature"/>
-    <w:lsdException w:qFormat="1" w:uiPriority="1" w:name="Default Paragraph Font"/>
-    <w:lsdException w:uiPriority="99" w:name="Body Text"/>
-    <w:lsdException w:uiPriority="99" w:name="Body Text Indent"/>
-    <w:lsdException w:uiPriority="99" w:name="List Continue"/>
-    <w:lsdException w:uiPriority="99" w:name="List Continue 2"/>
-    <w:lsdException w:uiPriority="99" w:name="List Continue 3"/>
-    <w:lsdException w:uiPriority="99" w:name="List Continue 4"/>
-    <w:lsdException w:uiPriority="99" w:name="List Continue 5"/>
-    <w:lsdException w:uiPriority="99" w:name="Message Header"/>
-    <w:lsdException w:qFormat="1" w:unhideWhenUsed="0" w:uiPriority="11" w:semiHidden="0" w:name="Subtitle"/>
-    <w:lsdException w:uiPriority="99" w:name="Salutation"/>
-    <w:lsdException w:uiPriority="99" w:name="Date"/>
-    <w:lsdException w:uiPriority="99" w:name="Body Text First Indent"/>
-    <w:lsdException w:uiPriority="99" w:name="Body Text First Indent 2"/>
-    <w:lsdException w:uiPriority="99" w:name="Note Heading"/>
-    <w:lsdException w:uiPriority="99" w:name="Body Text 2"/>
-    <w:lsdException w:uiPriority="99" w:name="Body Text 3"/>
-    <w:lsdException w:uiPriority="99" w:name="Body Text Indent 2"/>
-    <w:lsdException w:uiPriority="99" w:name="Body Text Indent 3"/>
-    <w:lsdException w:uiPriority="99" w:name="Block Text"/>
-    <w:lsdException w:qFormat="1" w:uiPriority="99" w:semiHidden="0" w:name="Hyperlink"/>
-    <w:lsdException w:uiPriority="99" w:name="FollowedHyperlink"/>
-    <w:lsdException w:qFormat="1" w:unhideWhenUsed="0" w:uiPriority="22" w:semiHidden="0" w:name="Strong"/>
-    <w:lsdException w:qFormat="1" w:unhideWhenUsed="0" w:uiPriority="20" w:semiHidden="0" w:name="Emphasis"/>
-    <w:lsdException w:uiPriority="99" w:name="Document Map"/>
-    <w:lsdException w:uiPriority="99" w:name="Plain Text"/>
-    <w:lsdException w:uiPriority="99" w:name="E-mail Signature"/>
-    <w:lsdException w:uiPriority="99" w:semiHidden="0" w:name="Normal (Web)"/>
-    <w:lsdException w:uiPriority="99" w:name="HTML Acronym"/>
-    <w:lsdException w:uiPriority="99" w:name="HTML Address"/>
-    <w:lsdException w:uiPriority="99" w:name="HTML Cite"/>
-    <w:lsdException w:uiPriority="99" w:name="HTML Code"/>
-    <w:lsdException w:uiPriority="99" w:name="HTML Definition"/>
-    <w:lsdException w:uiPriority="99" w:name="HTML Keyboard"/>
-    <w:lsdException w:uiPriority="99" w:name="HTML Preformatted"/>
-    <w:lsdException w:uiPriority="99" w:name="HTML Sample"/>
-    <w:lsdException w:uiPriority="99" w:name="HTML Typewriter"/>
-    <w:lsdException w:uiPriority="99" w:name="HTML Variable"/>
-    <w:lsdException w:uiPriority="99" w:name="Normal Table"/>
-    <w:lsdException w:uiPriority="99" w:name="annotation subject"/>
-    <w:lsdException w:uiPriority="99" w:name="Table Simple 1"/>
-    <w:lsdException w:uiPriority="99" w:name="Table Simple 2"/>
-    <w:lsdException w:uiPriority="99" w:name="Table Simple 3"/>
-    <w:lsdException w:uiPriority="99" w:name="Table Classic 1"/>
-    <w:lsdException w:uiPriority="99" w:name="Table Classic 2"/>
-    <w:lsdException w:uiPriority="99" w:name="Table Classic 3"/>
-    <w:lsdException w:uiPriority="99" w:name="Table Classic 4"/>
-    <w:lsdException w:uiPriority="99" w:name="Table Colorful 1"/>
-    <w:lsdException w:uiPriority="99" w:name="Table Colorful 2"/>
-    <w:lsdException w:uiPriority="99" w:name="Table Colorful 3"/>
-    <w:lsdException w:uiPriority="99" w:name="Table Columns 1"/>
-    <w:lsdException w:uiPriority="99" w:name="Table Columns 2"/>
-    <w:lsdException w:uiPriority="99" w:name="Table Columns 3"/>
-    <w:lsdException w:uiPriority="99" w:name="Table Columns 4"/>
-    <w:lsdException w:uiPriority="99" w:name="Table Columns 5"/>
-    <w:lsdException w:uiPriority="99" w:name="Table Grid 1"/>
-    <w:lsdException w:uiPriority="99" w:name="Table Grid 2"/>
-    <w:lsdException w:uiPriority="99" w:name="Table Grid 3"/>
-    <w:lsdException w:uiPriority="99" w:name="Table Grid 4"/>
-    <w:lsdException w:uiPriority="99" w:name="Table Grid 5"/>
-    <w:lsdException w:uiPriority="99" w:name="Table Grid 6"/>
-    <w:lsdException w:uiPriority="99" w:name="Table Grid 7"/>
-    <w:lsdException w:uiPriority="99" w:name="Table Grid 8"/>
-    <w:lsdException w:uiPriority="99" w:name="Table List 1"/>
-    <w:lsdException w:uiPriority="99" w:name="Table List 2"/>
-    <w:lsdException w:uiPriority="99" w:name="Table List 3"/>
-    <w:lsdException w:uiPriority="99" w:name="Table List 4"/>
-    <w:lsdException w:uiPriority="99" w:name="Table List 5"/>
-    <w:lsdException w:uiPriority="99" w:name="Table List 6"/>
-    <w:lsdException w:uiPriority="99" w:name="Table List 7"/>
-    <w:lsdException w:uiPriority="99" w:name="Table List 8"/>
-    <w:lsdException w:uiPriority="99" w:name="Table 3D effects 1"/>
-    <w:lsdException w:uiPriority="99" w:name="Table 3D effects 2"/>
-    <w:lsdException w:uiPriority="99" w:name="Table 3D effects 3"/>
-    <w:lsdException w:uiPriority="99" w:name="Table Contemporary"/>
-    <w:lsdException w:uiPriority="99" w:name="Table Elegant"/>
-    <w:lsdException w:uiPriority="99" w:name="Table Professional"/>
-    <w:lsdException w:uiPriority="99" w:name="Table Subtle 1"/>
-    <w:lsdException w:uiPriority="99" w:name="Table Subtle 2"/>
-    <w:lsdException w:uiPriority="99" w:name="Table Web 1"/>
-    <w:lsdException w:uiPriority="99" w:name="Table Web 2"/>
-    <w:lsdException w:uiPriority="99" w:name="Table Web 3"/>
-    <w:lsdException w:qFormat="1" w:uiPriority="99" w:name="Balloon Text"/>
-    <w:lsdException w:unhideWhenUsed="0" w:uiPriority="39" w:semiHidden="0" w:name="Table Grid"/>
-    <w:lsdException w:uiPriority="99" w:name="Table Theme"/>
-    <w:lsdException w:unhideWhenUsed="0" w:uiPriority="60" w:semiHidden="0" w:name="Light Shading"/>
-    <w:lsdException w:unhideWhenUsed="0" w:uiPriority="61" w:semiHidden="0" w:name="Light List"/>
-    <w:lsdException w:unhideWhenUsed="0" w:uiPriority="62" w:semiHidden="0" w:name="Light Grid"/>
-    <w:lsdException w:unhideWhenUsed="0" w:uiPriority="63" w:semiHidden="0" w:name="Medium Shading 1"/>
-    <w:lsdException w:unhideWhenUsed="0" w:uiPriority="64" w:semiHidden="0" w:name="Medium Shading 2"/>
-    <w:lsdException w:unhideWhenUsed="0" w:uiPriority="65" w:semiHidden="0" w:name="Medium List 1"/>
-    <w:lsdException w:unhideWhenUsed="0" w:uiPriority="66" w:semiHidden="0" w:name="Medium List 2"/>
-    <w:lsdException w:unhideWhenUsed="0" w:uiPriority="67" w:semiHidden="0" w:name="Medium Grid 1"/>
-    <w:lsdException w:unhideWhenUsed="0" w:uiPriority="68" w:semiHidden="0" w:name="Medium Grid 2"/>
-    <w:lsdException w:unhideWhenUsed="0" w:uiPriority="69" w:semiHidden="0" w:name="Medium Grid 3"/>
-    <w:lsdException w:unhideWhenUsed="0" w:uiPriority="70" w:semiHidden="0" w:name="Dark List"/>
-    <w:lsdException w:unhideWhenUsed="0" w:uiPriority="71" w:semiHidden="0" w:name="Colorful Shading"/>
-    <w:lsdException w:unhideWhenUsed="0" w:uiPriority="72" w:semiHidden="0" w:name="Colorful List"/>
-    <w:lsdException w:unhideWhenUsed="0" w:uiPriority="73" w:semiHidden="0" w:name="Colorful Grid"/>
-    <w:lsdException w:unhideWhenUsed="0" w:uiPriority="60" w:semiHidden="0" w:name="Light Shading Accent 1"/>
-    <w:lsdException w:unhideWhenUsed="0" w:uiPriority="61" w:semiHidden="0" w:name="Light List Accent 1"/>
-    <w:lsdException w:unhideWhenUsed="0" w:uiPriority="62" w:semiHidden="0" w:name="Light Grid Accent 1"/>
-    <w:lsdException w:unhideWhenUsed="0" w:uiPriority="63" w:semiHidden="0" w:name="Medium Shading 1 Accent 1"/>
-    <w:lsdException w:unhideWhenUsed="0" w:uiPriority="64" w:semiHidden="0" w:name="Medium Shading 2 Accent 1"/>
-    <w:lsdException w:unhideWhenUsed="0" w:uiPriority="65" w:semiHidden="0" w:name="Medium List 1 Accent 1"/>
-    <w:lsdException w:unhideWhenUsed="0" w:uiPriority="66" w:semiHidden="0" w:name="Medium List 2 Accent 1"/>
-    <w:lsdException w:unhideWhenUsed="0" w:uiPriority="67" w:semiHidden="0" w:name="Medium Grid 1 Accent 1"/>
-    <w:lsdException w:unhideWhenUsed="0" w:uiPriority="68" w:semiHidden="0" w:name="Medium Grid 2 Accent 1"/>
-    <w:lsdException w:unhideWhenUsed="0" w:uiPriority="69" w:semiHidden="0" w:name="Medium Grid 3 Accent 1"/>
-    <w:lsdException w:unhideWhenUsed="0" w:uiPriority="70" w:semiHidden="0" w:name="Dark List Accent 1"/>
-    <w:lsdException w:unhideWhenUsed="0" w:uiPriority="71" w:semiHidden="0" w:name="Colorful Shading Accent 1"/>
-    <w:lsdException w:unhideWhenUsed="0" w:uiPriority="72" w:semiHidden="0" w:name="Colorful List Accent 1"/>
-    <w:lsdException w:unhideWhenUsed="0" w:uiPriority="73" w:semiHidden="0" w:name="Colorful Grid Accent 1"/>
-    <w:lsdException w:unhideWhenUsed="0" w:uiPriority="60" w:semiHidden="0" w:name="Light Shading Accent 2"/>
-    <w:lsdException w:unhideWhenUsed="0" w:uiPriority="61" w:semiHidden="0" w:name="Light List Accent 2"/>
-    <w:lsdException w:unhideWhenUsed="0" w:uiPriority="62" w:semiHidden="0" w:name="Light Grid Accent 2"/>
-    <w:lsdException w:unhideWhenUsed="0" w:uiPriority="63" w:semiHidden="0" w:name="Medium Shading 1 Accent 2"/>
-    <w:lsdException w:unhideWhenUsed="0" w:uiPriority="64" w:semiHidden="0" w:name="Medium Shading 2 Accent 2"/>
-    <w:lsdException w:unhideWhenUsed="0" w:uiPriority="65" w:semiHidden="0" w:name="Medium List 1 Accent 2"/>
-    <w:lsdException w:unhideWhenUsed="0" w:uiPriority="66" w:semiHidden="0" w:name="Medium List 2 Accent 2"/>
-    <w:lsdException w:unhideWhenUsed="0" w:uiPriority="67" w:semiHidden="0" w:name="Medium Grid 1 Accent 2"/>
-    <w:lsdException w:unhideWhenUsed="0" w:uiPriority="68" w:semiHidden="0" w:name="Medium Grid 2 Accent 2"/>
-    <w:lsdException w:unhideWhenUsed="0" w:uiPriority="69" w:semiHidden="0" w:name="Medium Grid 3 Accent 2"/>
-    <w:lsdException w:unhideWhenUsed="0" w:uiPriority="70" w:semiHidden="0" w:name="Dark List Accent 2"/>
-    <w:lsdException w:unhideWhenUsed="0" w:uiPriority="71" w:semiHidden="0" w:name="Colorful Shading Accent 2"/>
-    <w:lsdException w:unhideWhenUsed="0" w:uiPriority="72" w:semiHidden="0" w:name="Colorful List Accent 2"/>
-    <w:lsdException w:unhideWhenUsed="0" w:uiPriority="73" w:semiHidden="0" w:name="Colorful Grid Accent 2"/>
-    <w:lsdException w:unhideWhenUsed="0" w:uiPriority="60" w:semiHidden="0" w:name="Light Shading Accent 3"/>
-    <w:lsdException w:unhideWhenUsed="0" w:uiPriority="61" w:semiHidden="0" w:name="Light List Accent 3"/>
-    <w:lsdException w:unhideWhenUsed="0" w:uiPriority="62" w:semiHidden="0" w:name="Light Grid Accent 3"/>
-    <w:lsdException w:unhideWhenUsed="0" w:uiPriority="63" w:semiHidden="0" w:name="Medium Shading 1 Accent 3"/>
-    <w:lsdException w:unhideWhenUsed="0" w:uiPriority="64" w:semiHidden="0" w:name="Medium Shading 2 Accent 3"/>
-    <w:lsdException w:unhideWhenUsed="0" w:uiPriority="65" w:semiHidden="0" w:name="Medium List 1 Accent 3"/>
-    <w:lsdException w:unhideWhenUsed="0" w:uiPriority="66" w:semiHidden="0" w:name="Medium List 2 Accent 3"/>
-    <w:lsdException w:unhideWhenUsed="0" w:uiPriority="67" w:semiHidden="0" w:name="Medium Grid 1 Accent 3"/>
-    <w:lsdException w:unhideWhenUsed="0" w:uiPriority="68" w:semiHidden="0" w:name="Medium Grid 2 Accent 3"/>
-    <w:lsdException w:unhideWhenUsed="0" w:uiPriority="69" w:semiHidden="0" w:name="Medium Grid 3 Accent 3"/>
-    <w:lsdException w:unhideWhenUsed="0" w:uiPriority="70" w:semiHidden="0" w:name="Dark List Accent 3"/>
-    <w:lsdException w:unhideWhenUsed="0" w:uiPriority="71" w:semiHidden="0" w:name="Colorful Shading Accent 3"/>
-    <w:lsdException w:unhideWhenUsed="0" w:uiPriority="72" w:semiHidden="0" w:name="Colorful List Accent 3"/>
-    <w:lsdException w:unhideWhenUsed="0" w:uiPriority="73" w:semiHidden="0" w:name="Colorful Grid Accent 3"/>
-    <w:lsdException w:unhideWhenUsed="0" w:uiPriority="60" w:semiHidden="0" w:name="Light Shading Accent 4"/>
-    <w:lsdException w:unhideWhenUsed="0" w:uiPriority="61" w:semiHidden="0" w:name="Light List Accent 4"/>
-    <w:lsdException w:unhideWhenUsed="0" w:uiPriority="62" w:semiHidden="0" w:name="Light Grid Accent 4"/>
-    <w:lsdException w:unhideWhenUsed="0" w:uiPriority="63" w:semiHidden="0" w:name="Medium Shading 1 Accent 4"/>
-    <w:lsdException w:unhideWhenUsed="0" w:uiPriority="64" w:semiHidden="0" w:name="Medium Shading 2 Accent 4"/>
-    <w:lsdException w:unhideWhenUsed="0" w:uiPriority="65" w:semiHidden="0" w:name="Medium List 1 Accent 4"/>
-    <w:lsdException w:unhideWhenUsed="0" w:uiPriority="66" w:semiHidden="0" w:name="Medium List 2 Accent 4"/>
-    <w:lsdException w:unhideWhenUsed="0" w:uiPriority="67" w:semiHidden="0" w:name="Medium Grid 1 Accent 4"/>
-    <w:lsdException w:unhideWhenUsed="0" w:uiPriority="68" w:semiHidden="0" w:name="Medium Grid 2 Accent 4"/>
-    <w:lsdException w:unhideWhenUsed="0" w:uiPriority="69" w:semiHidden="0" w:name="Medium Grid 3 Accent 4"/>
-    <w:lsdException w:unhideWhenUsed="0" w:uiPriority="70" w:semiHidden="0" w:name="Dark List Accent 4"/>
-    <w:lsdException w:unhideWhenUsed="0" w:uiPriority="71" w:semiHidden="0" w:name="Colorful Shading Accent 4"/>
-    <w:lsdException w:unhideWhenUsed="0" w:uiPriority="72" w:semiHidden="0" w:name="Colorful List Accent 4"/>
-    <w:lsdException w:unhideWhenUsed="0" w:uiPriority="73" w:semiHidden="0" w:name="Colorful Grid Accent 4"/>
-    <w:lsdException w:unhideWhenUsed="0" w:uiPriority="60" w:semiHidden="0" w:name="Light Shading Accent 5"/>
-    <w:lsdException w:unhideWhenUsed="0" w:uiPriority="61" w:semiHidden="0" w:name="Light List Accent 5"/>
-    <w:lsdException w:unhideWhenUsed="0" w:uiPriority="62" w:semiHidden="0" w:name="Light Grid Accent 5"/>
-    <w:lsdException w:unhideWhenUsed="0" w:uiPriority="63" w:semiHidden="0" w:name="Medium Shading 1 Accent 5"/>
-    <w:lsdException w:unhideWhenUsed="0" w:uiPriority="64" w:semiHidden="0" w:name="Medium Shading 2 Accent 5"/>
-    <w:lsdException w:unhideWhenUsed="0" w:uiPriority="65" w:semiHidden="0" w:name="Medium List 1 Accent 5"/>
-    <w:lsdException w:unhideWhenUsed="0" w:uiPriority="66" w:semiHidden="0" w:name="Medium List 2 Accent 5"/>
-    <w:lsdException w:unhideWhenUsed="0" w:uiPriority="67" w:semiHidden="0" w:name="Medium Grid 1 Accent 5"/>
-    <w:lsdException w:unhideWhenUsed="0" w:uiPriority="68" w:semiHidden="0" w:name="Medium Grid 2 Accent 5"/>
-    <w:lsdException w:unhideWhenUsed="0" w:uiPriority="69" w:semiHidden="0" w:name="Medium Grid 3 Accent 5"/>
-    <w:lsdException w:unhideWhenUsed="0" w:uiPriority="70" w:semiHidden="0" w:name="Dark List Accent 5"/>
-    <w:lsdException w:unhideWhenUsed="0" w:uiPriority="71" w:semiHidden="0" w:name="Colorful Shading Accent 5"/>
-    <w:lsdException w:unhideWhenUsed="0" w:uiPriority="72" w:semiHidden="0" w:name="Colorful List Accent 5"/>
-    <w:lsdException w:unhideWhenUsed="0" w:uiPriority="73" w:semiHidden="0" w:name="Colorful Grid Accent 5"/>
-    <w:lsdException w:unhideWhenUsed="0" w:uiPriority="60" w:semiHidden="0" w:name="Light Shading Accent 6"/>
-    <w:lsdException w:unhideWhenUsed="0" w:uiPriority="61" w:semiHidden="0" w:name="Light List Accent 6"/>
-    <w:lsdException w:unhideWhenUsed="0" w:uiPriority="62" w:semiHidden="0" w:name="Light Grid Accent 6"/>
-    <w:lsdException w:unhideWhenUsed="0" w:uiPriority="63" w:semiHidden="0" w:name="Medium Shading 1 Accent 6"/>
-    <w:lsdException w:unhideWhenUsed="0" w:uiPriority="64" w:semiHidden="0" w:name="Medium Shading 2 Accent 6"/>
-    <w:lsdException w:unhideWhenUsed="0" w:uiPriority="65" w:semiHidden="0" w:name="Medium List 1 Accent 6"/>
-    <w:lsdException w:unhideWhenUsed="0" w:uiPriority="66" w:semiHidden="0" w:name="Medium List 2 Accent 6"/>
-    <w:lsdException w:unhideWhenUsed="0" w:uiPriority="67" w:semiHidden="0" w:name="Medium Grid 1 Accent 6"/>
-    <w:lsdException w:unhideWhenUsed="0" w:uiPriority="68" w:semiHidden="0" w:name="Medium Grid 2 Accent 6"/>
-    <w:lsdException w:unhideWhenUsed="0" w:uiPriority="69" w:semiHidden="0" w:name="Medium Grid 3 Accent 6"/>
-    <w:lsdException w:unhideWhenUsed="0" w:uiPriority="70" w:semiHidden="0" w:name="Dark List Accent 6"/>
-    <w:lsdException w:unhideWhenUsed="0" w:uiPriority="71" w:semiHidden="0" w:name="Colorful Shading Accent 6"/>
-    <w:lsdException w:unhideWhenUsed="0" w:uiPriority="72" w:semiHidden="0" w:name="Colorful List Accent 6"/>
-    <w:lsdException w:unhideWhenUsed="0" w:uiPriority="73" w:semiHidden="0" w:name="Colorful Grid Accent 6"/>
+  <w:latentStyles w:defLockedState="0" w:defUIPriority="99" w:defSemiHidden="0" w:defUnhideWhenUsed="0" w:defQFormat="0" w:count="376">
+    <w:lsdException w:name="Normal" w:uiPriority="0" w:qFormat="1"/>
+    <w:lsdException w:name="heading 1" w:uiPriority="9" w:qFormat="1"/>
+    <w:lsdException w:name="heading 2" w:semiHidden="1" w:uiPriority="9" w:unhideWhenUsed="1" w:qFormat="1"/>
+    <w:lsdException w:name="heading 3" w:semiHidden="1" w:uiPriority="9" w:unhideWhenUsed="1" w:qFormat="1"/>
+    <w:lsdException w:name="heading 4" w:semiHidden="1" w:uiPriority="9" w:unhideWhenUsed="1" w:qFormat="1"/>
+    <w:lsdException w:name="heading 5" w:semiHidden="1" w:uiPriority="9" w:unhideWhenUsed="1" w:qFormat="1"/>
+    <w:lsdException w:name="heading 6" w:semiHidden="1" w:uiPriority="9" w:unhideWhenUsed="1" w:qFormat="1"/>
+    <w:lsdException w:name="heading 7" w:semiHidden="1" w:uiPriority="9" w:unhideWhenUsed="1" w:qFormat="1"/>
+    <w:lsdException w:name="heading 8" w:semiHidden="1" w:uiPriority="9" w:unhideWhenUsed="1" w:qFormat="1"/>
+    <w:lsdException w:name="heading 9" w:semiHidden="1" w:uiPriority="9" w:unhideWhenUsed="1" w:qFormat="1"/>
+    <w:lsdException w:name="index 1" w:semiHidden="1" w:unhideWhenUsed="1"/>
+    <w:lsdException w:name="index 2" w:semiHidden="1" w:unhideWhenUsed="1"/>
+    <w:lsdException w:name="index 3" w:semiHidden="1" w:unhideWhenUsed="1"/>
+    <w:lsdException w:name="index 4" w:semiHidden="1" w:unhideWhenUsed="1"/>
+    <w:lsdException w:name="index 5" w:semiHidden="1" w:unhideWhenUsed="1"/>
+    <w:lsdException w:name="index 6" w:semiHidden="1" w:unhideWhenUsed="1"/>
+    <w:lsdException w:name="index 7" w:semiHidden="1" w:unhideWhenUsed="1"/>
+    <w:lsdException w:name="index 8" w:semiHidden="1" w:unhideWhenUsed="1"/>
+    <w:lsdException w:name="index 9" w:semiHidden="1" w:unhideWhenUsed="1"/>
+    <w:lsdException w:name="toc 1" w:semiHidden="1" w:uiPriority="39" w:unhideWhenUsed="1"/>
+    <w:lsdException w:name="toc 2" w:semiHidden="1" w:uiPriority="39" w:unhideWhenUsed="1"/>
+    <w:lsdException w:name="toc 3" w:semiHidden="1" w:uiPriority="39" w:unhideWhenUsed="1"/>
+    <w:lsdException w:name="toc 4" w:semiHidden="1" w:uiPriority="39" w:unhideWhenUsed="1"/>
+    <w:lsdException w:name="toc 5" w:semiHidden="1" w:uiPriority="39" w:unhideWhenUsed="1"/>
+    <w:lsdException w:name="toc 6" w:semiHidden="1" w:uiPriority="39" w:unhideWhenUsed="1"/>
+    <w:lsdException w:name="toc 7" w:semiHidden="1" w:uiPriority="39" w:unhideWhenUsed="1"/>
+    <w:lsdException w:name="toc 8" w:semiHidden="1" w:uiPriority="39" w:unhideWhenUsed="1"/>
+    <w:lsdException w:name="toc 9" w:semiHidden="1" w:uiPriority="39" w:unhideWhenUsed="1"/>
+    <w:lsdException w:name="Normal Indent" w:semiHidden="1" w:unhideWhenUsed="1"/>
+    <w:lsdException w:name="footnote text" w:semiHidden="1" w:unhideWhenUsed="1"/>
+    <w:lsdException w:name="annotation text" w:semiHidden="1" w:unhideWhenUsed="1"/>
+    <w:lsdException w:name="header" w:semiHidden="1" w:unhideWhenUsed="1"/>
+    <w:lsdException w:name="footer" w:semiHidden="1" w:unhideWhenUsed="1"/>
+    <w:lsdException w:name="index heading" w:semiHidden="1" w:unhideWhenUsed="1"/>
+    <w:lsdException w:name="caption" w:semiHidden="1" w:uiPriority="35" w:unhideWhenUsed="1" w:qFormat="1"/>
+    <w:lsdException w:name="table of figures" w:semiHidden="1" w:unhideWhenUsed="1"/>
+    <w:lsdException w:name="envelope address" w:semiHidden="1" w:unhideWhenUsed="1"/>
+    <w:lsdException w:name="envelope return" w:semiHidden="1" w:unhideWhenUsed="1"/>
+    <w:lsdException w:name="footnote reference" w:semiHidden="1" w:unhideWhenUsed="1"/>
+    <w:lsdException w:name="annotation reference" w:semiHidden="1" w:unhideWhenUsed="1"/>
+    <w:lsdException w:name="line number" w:semiHidden="1" w:unhideWhenUsed="1"/>
+    <w:lsdException w:name="page number" w:semiHidden="1" w:unhideWhenUsed="1"/>
+    <w:lsdException w:name="endnote reference" w:semiHidden="1" w:unhideWhenUsed="1"/>
+    <w:lsdException w:name="endnote text" w:semiHidden="1" w:unhideWhenUsed="1"/>
+    <w:lsdException w:name="table of authorities" w:semiHidden="1" w:unhideWhenUsed="1"/>
+    <w:lsdException w:name="macro" w:semiHidden="1" w:unhideWhenUsed="1"/>
+    <w:lsdException w:name="toa heading" w:semiHidden="1" w:unhideWhenUsed="1"/>
+    <w:lsdException w:name="List" w:semiHidden="1" w:unhideWhenUsed="1"/>
+    <w:lsdException w:name="List Bullet" w:semiHidden="1" w:unhideWhenUsed="1"/>
+    <w:lsdException w:name="List Number" w:semiHidden="1" w:unhideWhenUsed="1"/>
+    <w:lsdException w:name="List 2" w:semiHidden="1" w:unhideWhenUsed="1"/>
+    <w:lsdException w:name="List 3" w:semiHidden="1" w:unhideWhenUsed="1"/>
+    <w:lsdException w:name="List 4" w:semiHidden="1" w:unhideWhenUsed="1"/>
+    <w:lsdException w:name="List 5" w:semiHidden="1" w:unhideWhenUsed="1"/>
+    <w:lsdException w:name="List Bullet 2" w:semiHidden="1" w:unhideWhenUsed="1"/>
+    <w:lsdException w:name="List Bullet 3" w:semiHidden="1" w:unhideWhenUsed="1"/>
+    <w:lsdException w:name="List Bullet 4" w:semiHidden="1" w:unhideWhenUsed="1"/>
+    <w:lsdException w:name="List Bullet 5" w:semiHidden="1" w:unhideWhenUsed="1"/>
+    <w:lsdException w:name="List Number 2" w:semiHidden="1" w:unhideWhenUsed="1"/>
+    <w:lsdException w:name="List Number 3" w:semiHidden="1" w:unhideWhenUsed="1"/>
+    <w:lsdException w:name="List Number 4" w:semiHidden="1" w:unhideWhenUsed="1"/>
+    <w:lsdException w:name="List Number 5" w:semiHidden="1" w:unhideWhenUsed="1"/>
+    <w:lsdException w:name="Title" w:uiPriority="10" w:qFormat="1"/>
+    <w:lsdException w:name="Closing" w:semiHidden="1" w:unhideWhenUsed="1"/>
+    <w:lsdException w:name="Signature" w:semiHidden="1" w:unhideWhenUsed="1"/>
+    <w:lsdException w:name="Default Paragraph Font" w:semiHidden="1" w:uiPriority="1" w:unhideWhenUsed="1"/>
+    <w:lsdException w:name="Body Text" w:semiHidden="1" w:unhideWhenUsed="1"/>
+    <w:lsdException w:name="Body Text Indent" w:semiHidden="1" w:unhideWhenUsed="1"/>
+    <w:lsdException w:name="List Continue" w:semiHidden="1" w:unhideWhenUsed="1"/>
+    <w:lsdException w:name="List Continue 2" w:semiHidden="1" w:unhideWhenUsed="1"/>
+    <w:lsdException w:name="List Continue 3" w:semiHidden="1" w:unhideWhenUsed="1"/>
+    <w:lsdException w:name="List Continue 4" w:semiHidden="1" w:unhideWhenUsed="1"/>
+    <w:lsdException w:name="List Continue 5" w:semiHidden="1" w:unhideWhenUsed="1"/>
+    <w:lsdException w:name="Message Header" w:semiHidden="1" w:unhideWhenUsed="1"/>
+    <w:lsdException w:name="Subtitle" w:uiPriority="11" w:qFormat="1"/>
+    <w:lsdException w:name="Salutation" w:semiHidden="1" w:unhideWhenUsed="1"/>
+    <w:lsdException w:name="Date" w:semiHidden="1" w:unhideWhenUsed="1"/>
+    <w:lsdException w:name="Body Text First Indent" w:semiHidden="1" w:unhideWhenUsed="1"/>
+    <w:lsdException w:name="Body Text First Indent 2" w:semiHidden="1" w:unhideWhenUsed="1"/>
+    <w:lsdException w:name="Note Heading" w:semiHidden="1" w:unhideWhenUsed="1"/>
+    <w:lsdException w:name="Body Text 2" w:semiHidden="1" w:unhideWhenUsed="1"/>
+    <w:lsdException w:name="Body Text 3" w:semiHidden="1" w:unhideWhenUsed="1"/>
+    <w:lsdException w:name="Body Text Indent 2" w:semiHidden="1" w:unhideWhenUsed="1"/>
+    <w:lsdException w:name="Body Text Indent 3" w:semiHidden="1" w:unhideWhenUsed="1"/>
+    <w:lsdException w:name="Block Text" w:semiHidden="1" w:unhideWhenUsed="1"/>
+    <w:lsdException w:name="Hyperlink" w:semiHidden="1" w:unhideWhenUsed="1"/>
+    <w:lsdException w:name="FollowedHyperlink" w:semiHidden="1" w:unhideWhenUsed="1"/>
+    <w:lsdException w:name="Strong" w:uiPriority="22" w:qFormat="1"/>
+    <w:lsdException w:name="Emphasis" w:uiPriority="20" w:qFormat="1"/>
+    <w:lsdException w:name="Document Map" w:semiHidden="1" w:unhideWhenUsed="1"/>
+    <w:lsdException w:name="Plain Text" w:semiHidden="1" w:unhideWhenUsed="1"/>
+    <w:lsdException w:name="E-mail Signature" w:semiHidden="1" w:unhideWhenUsed="1"/>
+    <w:lsdException w:name="HTML Top of Form" w:semiHidden="1" w:unhideWhenUsed="1"/>
+    <w:lsdException w:name="HTML Bottom of Form" w:semiHidden="1" w:unhideWhenUsed="1"/>
+    <w:lsdException w:name="Normal (Web)" w:semiHidden="1" w:unhideWhenUsed="1"/>
+    <w:lsdException w:name="HTML Acronym" w:semiHidden="1" w:unhideWhenUsed="1"/>
+    <w:lsdException w:name="HTML Address" w:semiHidden="1" w:unhideWhenUsed="1"/>
+    <w:lsdException w:name="HTML Cite" w:semiHidden="1" w:unhideWhenUsed="1"/>
+    <w:lsdException w:name="HTML Code" w:semiHidden="1" w:unhideWhenUsed="1"/>
+    <w:lsdException w:name="HTML Definition" w:semiHidden="1" w:unhideWhenUsed="1"/>
+    <w:lsdException w:name="HTML Keyboard" w:semiHidden="1" w:unhideWhenUsed="1"/>
+    <w:lsdException w:name="HTML Preformatted" w:semiHidden="1" w:unhideWhenUsed="1"/>
+    <w:lsdException w:name="HTML Sample" w:semiHidden="1" w:unhideWhenUsed="1"/>
+    <w:lsdException w:name="HTML Typewriter" w:semiHidden="1" w:unhideWhenUsed="1"/>
+    <w:lsdException w:name="HTML Variable" w:semiHidden="1" w:unhideWhenUsed="1"/>
+    <w:lsdException w:name="Normal Table" w:semiHidden="1" w:unhideWhenUsed="1"/>
+    <w:lsdException w:name="annotation subject" w:semiHidden="1" w:unhideWhenUsed="1"/>
+    <w:lsdException w:name="No List" w:semiHidden="1" w:unhideWhenUsed="1"/>
+    <w:lsdException w:name="Outline List 1" w:semiHidden="1" w:unhideWhenUsed="1"/>
+    <w:lsdException w:name="Outline List 2" w:semiHidden="1" w:unhideWhenUsed="1"/>
+    <w:lsdException w:name="Outline List 3" w:semiHidden="1" w:unhideWhenUsed="1"/>
+    <w:lsdException w:name="Table Simple 1" w:semiHidden="1" w:unhideWhenUsed="1"/>
+    <w:lsdException w:name="Table Simple 2" w:semiHidden="1" w:unhideWhenUsed="1"/>
+    <w:lsdException w:name="Table Simple 3" w:semiHidden="1" w:unhideWhenUsed="1"/>
+    <w:lsdException w:name="Table Classic 1" w:semiHidden="1" w:unhideWhenUsed="1"/>
+    <w:lsdException w:name="Table Classic 2" w:semiHidden="1" w:unhideWhenUsed="1"/>
+    <w:lsdException w:name="Table Classic 3" w:semiHidden="1" w:unhideWhenUsed="1"/>
+    <w:lsdException w:name="Table Classic 4" w:semiHidden="1" w:unhideWhenUsed="1"/>
+    <w:lsdException w:name="Table Colorful 1" w:semiHidden="1" w:unhideWhenUsed="1"/>
+    <w:lsdException w:name="Table Colorful 2" w:semiHidden="1" w:unhideWhenUsed="1"/>
+    <w:lsdException w:name="Table Colorful 3" w:semiHidden="1" w:unhideWhenUsed="1"/>
+    <w:lsdException w:name="Table Columns 1" w:semiHidden="1" w:unhideWhenUsed="1"/>
+    <w:lsdException w:name="Table Columns 2" w:semiHidden="1" w:unhideWhenUsed="1"/>
+    <w:lsdException w:name="Table Columns 3" w:semiHidden="1" w:unhideWhenUsed="1"/>
+    <w:lsdException w:name="Table Columns 4" w:semiHidden="1" w:unhideWhenUsed="1"/>
+    <w:lsdException w:name="Table Columns 5" w:semiHidden="1" w:unhideWhenUsed="1"/>
+    <w:lsdException w:name="Table Grid 1" w:semiHidden="1" w:unhideWhenUsed="1"/>
+    <w:lsdException w:name="Table Grid 2" w:semiHidden="1" w:unhideWhenUsed="1"/>
+    <w:lsdException w:name="Table Grid 3" w:semiHidden="1" w:unhideWhenUsed="1"/>
+    <w:lsdException w:name="Table Grid 4" w:semiHidden="1" w:unhideWhenUsed="1"/>
+    <w:lsdException w:name="Table Grid 5" w:semiHidden="1" w:unhideWhenUsed="1"/>
+    <w:lsdException w:name="Table Grid 6" w:semiHidden="1" w:unhideWhenUsed="1"/>
+    <w:lsdException w:name="Table Grid 7" w:semiHidden="1" w:unhideWhenUsed="1"/>
+    <w:lsdException w:name="Table Grid 8" w:semiHidden="1" w:unhideWhenUsed="1"/>
+    <w:lsdException w:name="Table List 1" w:semiHidden="1" w:unhideWhenUsed="1"/>
+    <w:lsdException w:name="Table List 2" w:semiHidden="1" w:unhideWhenUsed="1"/>
+    <w:lsdException w:name="Table List 3" w:semiHidden="1" w:unhideWhenUsed="1"/>
+    <w:lsdException w:name="Table List 4" w:semiHidden="1" w:unhideWhenUsed="1"/>
+    <w:lsdException w:name="Table List 5" w:semiHidden="1" w:unhideWhenUsed="1"/>
+    <w:lsdException w:name="Table List 6" w:semiHidden="1" w:unhideWhenUsed="1"/>
+    <w:lsdException w:name="Table List 7" w:semiHidden="1" w:unhideWhenUsed="1"/>
+    <w:lsdException w:name="Table List 8" w:semiHidden="1" w:unhideWhenUsed="1"/>
+    <w:lsdException w:name="Table 3D effects 1" w:semiHidden="1" w:unhideWhenUsed="1"/>
+    <w:lsdException w:name="Table 3D effects 2" w:semiHidden="1" w:unhideWhenUsed="1"/>
+    <w:lsdException w:name="Table 3D effects 3" w:semiHidden="1" w:unhideWhenUsed="1"/>
+    <w:lsdException w:name="Table Contemporary" w:semiHidden="1" w:unhideWhenUsed="1"/>
+    <w:lsdException w:name="Table Elegant" w:semiHidden="1" w:unhideWhenUsed="1"/>
+    <w:lsdException w:name="Table Professional" w:semiHidden="1" w:unhideWhenUsed="1"/>
+    <w:lsdException w:name="Table Subtle 1" w:semiHidden="1" w:unhideWhenUsed="1"/>
+    <w:lsdException w:name="Table Subtle 2" w:semiHidden="1" w:unhideWhenUsed="1"/>
+    <w:lsdException w:name="Table Web 1" w:semiHidden="1" w:unhideWhenUsed="1"/>
+    <w:lsdException w:name="Table Web 2" w:semiHidden="1" w:unhideWhenUsed="1"/>
+    <w:lsdException w:name="Table Web 3" w:semiHidden="1" w:unhideWhenUsed="1"/>
+    <w:lsdException w:name="Balloon Text" w:semiHidden="1" w:unhideWhenUsed="1"/>
+    <w:lsdException w:name="Table Grid" w:uiPriority="39"/>
+    <w:lsdException w:name="Table Theme" w:semiHidden="1" w:unhideWhenUsed="1"/>
+    <w:lsdException w:name="Placeholder Text" w:semiHidden="1"/>
+    <w:lsdException w:name="No Spacing" w:uiPriority="1" w:qFormat="1"/>
+    <w:lsdException w:name="Light Shading" w:uiPriority="60"/>
+    <w:lsdException w:name="Light List" w:uiPriority="61"/>
+    <w:lsdException w:name="Light Grid" w:uiPriority="62"/>
+    <w:lsdException w:name="Medium Shading 1" w:uiPriority="63"/>
+    <w:lsdException w:name="Medium Shading 2" w:uiPriority="64"/>
+    <w:lsdException w:name="Medium List 1" w:uiPriority="65"/>
+    <w:lsdException w:name="Medium List 2" w:uiPriority="66"/>
+    <w:lsdException w:name="Medium Grid 1" w:uiPriority="67"/>
+    <w:lsdException w:name="Medium Grid 2" w:uiPriority="68"/>
+    <w:lsdException w:name="Medium Grid 3" w:uiPriority="69"/>
+    <w:lsdException w:name="Dark List" w:uiPriority="70"/>
+    <w:lsdException w:name="Colorful Shading" w:uiPriority="71"/>
+    <w:lsdException w:name="Colorful List" w:uiPriority="72"/>
+    <w:lsdException w:name="Colorful Grid" w:uiPriority="73"/>
+    <w:lsdException w:name="Light Shading Accent 1" w:uiPriority="60"/>
+    <w:lsdException w:name="Light List Accent 1" w:uiPriority="61"/>
+    <w:lsdException w:name="Light Grid Accent 1" w:uiPriority="62"/>
+    <w:lsdException w:name="Medium Shading 1 Accent 1" w:uiPriority="63"/>
+    <w:lsdException w:name="Medium Shading 2 Accent 1" w:uiPriority="64"/>
+    <w:lsdException w:name="Medium List 1 Accent 1" w:uiPriority="65"/>
+    <w:lsdException w:name="Revision" w:semiHidden="1"/>
+    <w:lsdException w:name="List Paragraph" w:uiPriority="34" w:qFormat="1"/>
+    <w:lsdException w:name="Quote" w:uiPriority="29" w:qFormat="1"/>
+    <w:lsdException w:name="Intense Quote" w:uiPriority="30" w:qFormat="1"/>
+    <w:lsdException w:name="Medium List 2 Accent 1" w:uiPriority="66"/>
+    <w:lsdException w:name="Medium Grid 1 Accent 1" w:uiPriority="67"/>
+    <w:lsdException w:name="Medium Grid 2 Accent 1" w:uiPriority="68"/>
+    <w:lsdException w:name="Medium Grid 3 Accent 1" w:uiPriority="69"/>
+    <w:lsdException w:name="Dark List Accent 1" w:uiPriority="70"/>
+    <w:lsdException w:name="Colorful Shading Accent 1" w:uiPriority="71"/>
+    <w:lsdException w:name="Colorful List Accent 1" w:uiPriority="72"/>
+    <w:lsdException w:name="Colorful Grid Accent 1" w:uiPriority="73"/>
+    <w:lsdException w:name="Light Shading Accent 2" w:uiPriority="60"/>
+    <w:lsdException w:name="Light List Accent 2" w:uiPriority="61"/>
+    <w:lsdException w:name="Light Grid Accent 2" w:uiPriority="62"/>
+    <w:lsdException w:name="Medium Shading 1 Accent 2" w:uiPriority="63"/>
+    <w:lsdException w:name="Medium Shading 2 Accent 2" w:uiPriority="64"/>
+    <w:lsdException w:name="Medium List 1 Accent 2" w:uiPriority="65"/>
+    <w:lsdException w:name="Medium List 2 Accent 2" w:uiPriority="66"/>
+    <w:lsdException w:name="Medium Grid 1 Accent 2" w:uiPriority="67"/>
+    <w:lsdException w:name="Medium Grid 2 Accent 2" w:uiPriority="68"/>
+    <w:lsdException w:name="Medium Grid 3 Accent 2" w:uiPriority="69"/>
+    <w:lsdException w:name="Dark List Accent 2" w:uiPriority="70"/>
+    <w:lsdException w:name="Colorful Shading Accent 2" w:uiPriority="71"/>
+    <w:lsdException w:name="Colorful List Accent 2" w:uiPriority="72"/>
+    <w:lsdException w:name="Colorful Grid Accent 2" w:uiPriority="73"/>
+    <w:lsdException w:name="Light Shading Accent 3" w:uiPriority="60"/>
+    <w:lsdException w:name="Light List Accent 3" w:uiPriority="61"/>
+    <w:lsdException w:name="Light Grid Accent 3" w:uiPriority="62"/>
+    <w:lsdException w:name="Medium Shading 1 Accent 3" w:uiPriority="63"/>
+    <w:lsdException w:name="Medium Shading 2 Accent 3" w:uiPriority="64"/>
+    <w:lsdException w:name="Medium List 1 Accent 3" w:uiPriority="65"/>
+    <w:lsdException w:name="Medium List 2 Accent 3" w:uiPriority="66"/>
+    <w:lsdException w:name="Medium Grid 1 Accent 3" w:uiPriority="67"/>
+    <w:lsdException w:name="Medium Grid 2 Accent 3" w:uiPriority="68"/>
+    <w:lsdException w:name="Medium Grid 3 Accent 3" w:uiPriority="69"/>
+    <w:lsdException w:name="Dark List Accent 3" w:uiPriority="70"/>
+    <w:lsdException w:name="Colorful Shading Accent 3" w:uiPriority="71"/>
+    <w:lsdException w:name="Colorful List Accent 3" w:uiPriority="72"/>
+    <w:lsdException w:name="Colorful Grid Accent 3" w:uiPriority="73"/>
+    <w:lsdException w:name="Light Shading Accent 4" w:uiPriority="60"/>
+    <w:lsdException w:name="Light List Accent 4" w:uiPriority="61"/>
+    <w:lsdException w:name="Light Grid Accent 4" w:uiPriority="62"/>
+    <w:lsdException w:name="Medium Shading 1 Accent 4" w:uiPriority="63"/>
+    <w:lsdException w:name="Medium Shading 2 Accent 4" w:uiPriority="64"/>
+    <w:lsdException w:name="Medium List 1 Accent 4" w:uiPriority="65"/>
+    <w:lsdException w:name="Medium List 2 Accent 4" w:uiPriority="66"/>
+    <w:lsdException w:name="Medium Grid 1 Accent 4" w:uiPriority="67"/>
+    <w:lsdException w:name="Medium Grid 2 Accent 4" w:uiPriority="68"/>
+    <w:lsdException w:name="Medium Grid 3 Accent 4" w:uiPriority="69"/>
+    <w:lsdException w:name="Dark List Accent 4" w:uiPriority="70"/>
+    <w:lsdException w:name="Colorful Shading Accent 4" w:uiPriority="71"/>
+    <w:lsdException w:name="Colorful List Accent 4" w:uiPriority="72"/>
+    <w:lsdException w:name="Colorful Grid Accent 4" w:uiPriority="73"/>
+    <w:lsdException w:name="Light Shading Accent 5" w:uiPriority="60"/>
+    <w:lsdException w:name="Light List Accent 5" w:uiPriority="61"/>
+    <w:lsdException w:name="Light Grid Accent 5" w:uiPriority="62"/>
+    <w:lsdException w:name="Medium Shading 1 Accent 5" w:uiPriority="63"/>
+    <w:lsdException w:name="Medium Shading 2 Accent 5" w:uiPriority="64"/>
+    <w:lsdException w:name="Medium List 1 Accent 5" w:uiPriority="65"/>
+    <w:lsdException w:name="Medium List 2 Accent 5" w:uiPriority="66"/>
+    <w:lsdException w:name="Medium Grid 1 Accent 5" w:uiPriority="67"/>
+    <w:lsdException w:name="Medium Grid 2 Accent 5" w:uiPriority="68"/>
+    <w:lsdException w:name="Medium Grid 3 Accent 5" w:uiPriority="69"/>
+    <w:lsdException w:name="Dark List Accent 5" w:uiPriority="70"/>
+    <w:lsdException w:name="Colorful Shading Accent 5" w:uiPriority="71"/>
+    <w:lsdException w:name="Colorful List Accent 5" w:uiPriority="72"/>
+    <w:lsdException w:name="Colorful Grid Accent 5" w:uiPriority="73"/>
+    <w:lsdException w:name="Light Shading Accent 6" w:uiPriority="60"/>
+    <w:lsdException w:name="Light List Accent 6" w:uiPriority="61"/>
+    <w:lsdException w:name="Light Grid Accent 6" w:uiPriority="62"/>
+    <w:lsdException w:name="Medium Shading 1 Accent 6" w:uiPriority="63"/>
+    <w:lsdException w:name="Medium Shading 2 Accent 6" w:uiPriority="64"/>
+    <w:lsdException w:name="Medium List 1 Accent 6" w:uiPriority="65"/>
+    <w:lsdException w:name="Medium List 2 Accent 6" w:uiPriority="66"/>
+    <w:lsdException w:name="Medium Grid 1 Accent 6" w:uiPriority="67"/>
+    <w:lsdException w:name="Medium Grid 2 Accent 6" w:uiPriority="68"/>
+    <w:lsdException w:name="Medium Grid 3 Accent 6" w:uiPriority="69"/>
+    <w:lsdException w:name="Dark List Accent 6" w:uiPriority="70"/>
+    <w:lsdException w:name="Colorful Shading Accent 6" w:uiPriority="71"/>
+    <w:lsdException w:name="Colorful List Accent 6" w:uiPriority="72"/>
+    <w:lsdException w:name="Colorful Grid Accent 6" w:uiPriority="73"/>
+    <w:lsdException w:name="Subtle Emphasis" w:uiPriority="19" w:qFormat="1"/>
+    <w:lsdException w:name="Intense Emphasis" w:uiPriority="21" w:qFormat="1"/>
+    <w:lsdException w:name="Subtle Reference" w:uiPriority="31" w:qFormat="1"/>
+    <w:lsdException w:name="Intense Reference" w:uiPriority="32" w:qFormat="1"/>
+    <w:lsdException w:name="Book Title" w:uiPriority="33" w:qFormat="1"/>
+    <w:lsdException w:name="Bibliography" w:semiHidden="1" w:uiPriority="37" w:unhideWhenUsed="1"/>
+    <w:lsdException w:name="TOC Heading" w:semiHidden="1" w:uiPriority="39" w:unhideWhenUsed="1" w:qFormat="1"/>
+    <w:lsdException w:name="Plain Table 1" w:uiPriority="41"/>
+    <w:lsdException w:name="Plain Table 2" w:uiPriority="42"/>
+    <w:lsdException w:name="Plain Table 3" w:uiPriority="43"/>
+    <w:lsdException w:name="Plain Table 4" w:uiPriority="44"/>
+    <w:lsdException w:name="Plain Table 5" w:uiPriority="45"/>
+    <w:lsdException w:name="Grid Table Light" w:uiPriority="40"/>
+    <w:lsdException w:name="Grid Table 1 Light" w:uiPriority="46"/>
+    <w:lsdException w:name="Grid Table 2" w:uiPriority="47"/>
+    <w:lsdException w:name="Grid Table 3" w:uiPriority="48"/>
+    <w:lsdException w:name="Grid Table 4" w:uiPriority="49"/>
+    <w:lsdException w:name="Grid Table 5 Dark" w:uiPriority="50"/>
+    <w:lsdException w:name="Grid Table 6 Colorful" w:uiPriority="51"/>
+    <w:lsdException w:name="Grid Table 7 Colorful" w:uiPriority="52"/>
+    <w:lsdException w:name="Grid Table 1 Light Accent 1" w:uiPriority="46"/>
+    <w:lsdException w:name="Grid Table 2 Accent 1" w:uiPriority="47"/>
+    <w:lsdException w:name="Grid Table 3 Accent 1" w:uiPriority="48"/>
+    <w:lsdException w:name="Grid Table 4 Accent 1" w:uiPriority="49"/>
+    <w:lsdException w:name="Grid Table 5 Dark Accent 1" w:uiPriority="50"/>
+    <w:lsdException w:name="Grid Table 6 Colorful Accent 1" w:uiPriority="51"/>
+    <w:lsdException w:name="Grid Table 7 Colorful Accent 1" w:uiPriority="52"/>
+    <w:lsdException w:name="Grid Table 1 Light Accent 2" w:uiPriority="46"/>
+    <w:lsdException w:name="Grid Table 2 Accent 2" w:uiPriority="47"/>
+    <w:lsdException w:name="Grid Table 3 Accent 2" w:uiPriority="48"/>
+    <w:lsdException w:name="Grid Table 4 Accent 2" w:uiPriority="49"/>
+    <w:lsdException w:name="Grid Table 5 Dark Accent 2" w:uiPriority="50"/>
+    <w:lsdException w:name="Grid Table 6 Colorful Accent 2" w:uiPriority="51"/>
+    <w:lsdException w:name="Grid Table 7 Colorful Accent 2" w:uiPriority="52"/>
+    <w:lsdException w:name="Grid Table 1 Light Accent 3" w:uiPriority="46"/>
+    <w:lsdException w:name="Grid Table 2 Accent 3" w:uiPriority="47"/>
+    <w:lsdException w:name="Grid Table 3 Accent 3" w:uiPriority="48"/>
+    <w:lsdException w:name="Grid Table 4 Accent 3" w:uiPriority="49"/>
+    <w:lsdException w:name="Grid Table 5 Dark Accent 3" w:uiPriority="50"/>
+    <w:lsdException w:name="Grid Table 6 Colorful Accent 3" w:uiPriority="51"/>
+    <w:lsdException w:name="Grid Table 7 Colorful Accent 3" w:uiPriority="52"/>
+    <w:lsdException w:name="Grid Table 1 Light Accent 4" w:uiPriority="46"/>
+    <w:lsdException w:name="Grid Table 2 Accent 4" w:uiPriority="47"/>
+    <w:lsdException w:name="Grid Table 3 Accent 4" w:uiPriority="48"/>
+    <w:lsdException w:name="Grid Table 4 Accent 4" w:uiPriority="49"/>
+    <w:lsdException w:name="Grid Table 5 Dark Accent 4" w:uiPriority="50"/>
+    <w:lsdException w:name="Grid Table 6 Colorful Accent 4" w:uiPriority="51"/>
+    <w:lsdException w:name="Grid Table 7 Colorful Accent 4" w:uiPriority="52"/>
+    <w:lsdException w:name="Grid Table 1 Light Accent 5" w:uiPriority="46"/>
+    <w:lsdException w:name="Grid Table 2 Accent 5" w:uiPriority="47"/>
+    <w:lsdException w:name="Grid Table 3 Accent 5" w:uiPriority="48"/>
+    <w:lsdException w:name="Grid Table 4 Accent 5" w:uiPriority="49"/>
+    <w:lsdException w:name="Grid Table 5 Dark Accent 5" w:uiPriority="50"/>
+    <w:lsdException w:name="Grid Table 6 Colorful Accent 5" w:uiPriority="51"/>
+    <w:lsdException w:name="Grid Table 7 Colorful Accent 5" w:uiPriority="52"/>
+    <w:lsdException w:name="Grid Table 1 Light Accent 6" w:uiPriority="46"/>
+    <w:lsdException w:name="Grid Table 2 Accent 6" w:uiPriority="47"/>
+    <w:lsdException w:name="Grid Table 3 Accent 6" w:uiPriority="48"/>
+    <w:lsdException w:name="Grid Table 4 Accent 6" w:uiPriority="49"/>
+    <w:lsdException w:name="Grid Table 5 Dark Accent 6" w:uiPriority="50"/>
+    <w:lsdException w:name="Grid Table 6 Colorful Accent 6" w:uiPriority="51"/>
+    <w:lsdException w:name="Grid Table 7 Colorful Accent 6" w:uiPriority="52"/>
+    <w:lsdException w:name="List Table 1 Light" w:uiPriority="46"/>
+    <w:lsdException w:name="List Table 2" w:uiPriority="47"/>
+    <w:lsdException w:name="List Table 3" w:uiPriority="48"/>
+    <w:lsdException w:name="List Table 4" w:uiPriority="49"/>
+    <w:lsdException w:name="List Table 5 Dark" w:uiPriority="50"/>
+    <w:lsdException w:name="List Table 6 Colorful" w:uiPriority="51"/>
+    <w:lsdException w:name="List Table 7 Colorful" w:uiPriority="52"/>
+    <w:lsdException w:name="List Table 1 Light Accent 1" w:uiPriority="46"/>
+    <w:lsdException w:name="List Table 2 Accent 1" w:uiPriority="47"/>
+    <w:lsdException w:name="List Table 3 Accent 1" w:uiPriority="48"/>
+    <w:lsdException w:name="List Table 4 Accent 1" w:uiPriority="49"/>
+    <w:lsdException w:name="List Table 5 Dark Accent 1" w:uiPriority="50"/>
+    <w:lsdException w:name="List Table 6 Colorful Accent 1" w:uiPriority="51"/>
+    <w:lsdException w:name="List Table 7 Colorful Accent 1" w:uiPriority="52"/>
+    <w:lsdException w:name="List Table 1 Light Accent 2" w:uiPriority="46"/>
+    <w:lsdException w:name="List Table 2 Accent 2" w:uiPriority="47"/>
+    <w:lsdException w:name="List Table 3 Accent 2" w:uiPriority="48"/>
+    <w:lsdException w:name="List Table 4 Accent 2" w:uiPriority="49"/>
+    <w:lsdException w:name="List Table 5 Dark Accent 2" w:uiPriority="50"/>
+    <w:lsdException w:name="List Table 6 Colorful Accent 2" w:uiPriority="51"/>
+    <w:lsdException w:name="List Table 7 Colorful Accent 2" w:uiPriority="52"/>
+    <w:lsdException w:name="List Table 1 Light Accent 3" w:uiPriority="46"/>
+    <w:lsdException w:name="List Table 2 Accent 3" w:uiPriority="47"/>
+    <w:lsdException w:name="List Table 3 Accent 3" w:uiPriority="48"/>
+    <w:lsdException w:name="List Table 4 Accent 3" w:uiPriority="49"/>
+    <w:lsdException w:name="List Table 5 Dark Accent 3" w:uiPriority="50"/>
+    <w:lsdException w:name="List Table 6 Colorful Accent 3" w:uiPriority="51"/>
+    <w:lsdException w:name="List Table 7 Colorful Accent 3" w:uiPriority="52"/>
+    <w:lsdException w:name="List Table 1 Light Accent 4" w:uiPriority="46"/>
+    <w:lsdException w:name="List Table 2 Accent 4" w:uiPriority="47"/>
+    <w:lsdException w:name="List Table 3 Accent 4" w:uiPriority="48"/>
+    <w:lsdException w:name="List Table 4 Accent 4" w:uiPriority="49"/>
+    <w:lsdException w:name="List Table 5 Dark Accent 4" w:uiPriority="50"/>
+    <w:lsdException w:name="List Table 6 Colorful Accent 4" w:uiPriority="51"/>
+    <w:lsdException w:name="List Table 7 Colorful Accent 4" w:uiPriority="52"/>
+    <w:lsdException w:name="List Table 1 Light Accent 5" w:uiPriority="46"/>
+    <w:lsdException w:name="List Table 2 Accent 5" w:uiPriority="47"/>
+    <w:lsdException w:name="List Table 3 Accent 5" w:uiPriority="48"/>
+    <w:lsdException w:name="List Table 4 Accent 5" w:uiPriority="49"/>
+    <w:lsdException w:name="List Table 5 Dark Accent 5" w:uiPriority="50"/>
+    <w:lsdException w:name="List Table 6 Colorful Accent 5" w:uiPriority="51"/>
+    <w:lsdException w:name="List Table 7 Colorful Accent 5" w:uiPriority="52"/>
+    <w:lsdException w:name="List Table 1 Light Accent 6" w:uiPriority="46"/>
+    <w:lsdException w:name="List Table 2 Accent 6" w:uiPriority="47"/>
+    <w:lsdException w:name="List Table 3 Accent 6" w:uiPriority="48"/>
+    <w:lsdException w:name="List Table 4 Accent 6" w:uiPriority="49"/>
+    <w:lsdException w:name="List Table 5 Dark Accent 6" w:uiPriority="50"/>
+    <w:lsdException w:name="List Table 6 Colorful Accent 6" w:uiPriority="51"/>
+    <w:lsdException w:name="List Table 7 Colorful Accent 6" w:uiPriority="52"/>
+    <w:lsdException w:name="Mention" w:semiHidden="1" w:unhideWhenUsed="1"/>
+    <w:lsdException w:name="Smart Hyperlink" w:semiHidden="1" w:unhideWhenUsed="1"/>
+    <w:lsdException w:name="Hashtag" w:semiHidden="1" w:unhideWhenUsed="1"/>
+    <w:lsdException w:name="Unresolved Mention" w:semiHidden="1" w:unhideWhenUsed="1"/>
+    <w:lsdException w:name="Smart Link" w:semiHidden="1" w:unhideWhenUsed="1"/>
   </w:latentStyles>
-  <w:style w:type="paragraph" w:default="1" w:styleId="1">
+  <w:style w:type="paragraph" w:default="1" w:styleId="a">
     <w:name w:val="Normal"/>
     <w:qFormat/>
-    <w:uiPriority w:val="0"/>
+    <w:rsid w:val="004328B6"/>
     <w:pPr>
       <w:adjustRightInd w:val="0"/>
       <w:snapToGrid w:val="0"/>
       <w:spacing w:after="200"/>
     </w:pPr>
     <w:rPr>
-      <w:rFonts w:ascii="Tahoma" w:hAnsi="Tahoma" w:eastAsia="微软雅黑" w:cstheme="minorBidi"/>
+      <w:rFonts w:ascii="Tahoma" w:eastAsia="微软雅黑" w:hAnsi="Tahoma"/>
       <w:kern w:val="0"/>
       <w:sz w:val="22"/>
-      <w:szCs w:val="22"/>
-      <w:lang w:val="en-US" w:eastAsia="zh-CN" w:bidi="ar-SA"/>
     </w:rPr>
   </w:style>
   <w:style w:type="paragraph" w:styleId="2">
     <w:name w:val="heading 2"/>
-    <w:basedOn w:val="1"/>
-    <w:next w:val="1"/>
-    <w:link w:val="19"/>
+    <w:basedOn w:val="a"/>
+    <w:next w:val="a"/>
+    <w:link w:val="20"/>
+    <w:uiPriority w:val="9"/>
     <w:unhideWhenUsed/>
     <w:qFormat/>
-    <w:uiPriority w:val="9"/>
+    <w:rsid w:val="00E02DBB"/>
     <w:pPr>
       <w:keepNext/>
       <w:keepLines/>
@@ -3664,7 +5366,7 @@
       <w:outlineLvl w:val="1"/>
     </w:pPr>
     <w:rPr>
-      <w:rFonts w:asciiTheme="majorHAnsi" w:hAnsiTheme="majorHAnsi" w:eastAsiaTheme="majorEastAsia" w:cstheme="majorBidi"/>
+      <w:rFonts w:asciiTheme="majorHAnsi" w:eastAsiaTheme="majorEastAsia" w:hAnsiTheme="majorHAnsi" w:cstheme="majorBidi"/>
       <w:b/>
       <w:bCs/>
       <w:kern w:val="2"/>
@@ -3674,12 +5376,13 @@
   </w:style>
   <w:style w:type="paragraph" w:styleId="3">
     <w:name w:val="heading 3"/>
-    <w:basedOn w:val="1"/>
-    <w:next w:val="1"/>
-    <w:link w:val="24"/>
+    <w:basedOn w:val="a"/>
+    <w:next w:val="a"/>
+    <w:link w:val="30"/>
+    <w:uiPriority w:val="9"/>
     <w:unhideWhenUsed/>
     <w:qFormat/>
-    <w:uiPriority w:val="9"/>
+    <w:rsid w:val="00E02DBB"/>
     <w:pPr>
       <w:keepNext/>
       <w:keepLines/>
@@ -3691,7 +5394,7 @@
       <w:outlineLvl w:val="2"/>
     </w:pPr>
     <w:rPr>
-      <w:rFonts w:asciiTheme="minorHAnsi" w:hAnsiTheme="minorHAnsi" w:eastAsiaTheme="minorEastAsia"/>
+      <w:rFonts w:asciiTheme="minorHAnsi" w:eastAsiaTheme="minorEastAsia" w:hAnsiTheme="minorHAnsi"/>
       <w:b/>
       <w:bCs/>
       <w:kern w:val="2"/>
@@ -3701,12 +5404,13 @@
   </w:style>
   <w:style w:type="paragraph" w:styleId="4">
     <w:name w:val="heading 4"/>
-    <w:basedOn w:val="1"/>
-    <w:next w:val="1"/>
-    <w:link w:val="25"/>
+    <w:basedOn w:val="a"/>
+    <w:next w:val="a"/>
+    <w:link w:val="40"/>
+    <w:uiPriority w:val="9"/>
     <w:unhideWhenUsed/>
     <w:qFormat/>
-    <w:uiPriority w:val="9"/>
+    <w:rsid w:val="004328B6"/>
     <w:pPr>
       <w:keepNext/>
       <w:keepLines/>
@@ -3714,26 +5418,26 @@
       <w:outlineLvl w:val="3"/>
     </w:pPr>
     <w:rPr>
-      <w:rFonts w:asciiTheme="majorHAnsi" w:hAnsiTheme="majorHAnsi" w:eastAsiaTheme="majorEastAsia" w:cstheme="majorBidi"/>
+      <w:rFonts w:asciiTheme="majorHAnsi" w:eastAsiaTheme="majorEastAsia" w:hAnsiTheme="majorHAnsi" w:cstheme="majorBidi"/>
       <w:b/>
       <w:bCs/>
       <w:sz w:val="28"/>
       <w:szCs w:val="28"/>
     </w:rPr>
   </w:style>
-  <w:style w:type="character" w:default="1" w:styleId="12">
+  <w:style w:type="character" w:default="1" w:styleId="a0">
     <w:name w:val="Default Paragraph Font"/>
+    <w:uiPriority w:val="1"/>
     <w:semiHidden/>
     <w:unhideWhenUsed/>
-    <w:qFormat/>
-    <w:uiPriority w:val="1"/>
   </w:style>
-  <w:style w:type="table" w:default="1" w:styleId="10">
+  <w:style w:type="table" w:default="1" w:styleId="a1">
     <w:name w:val="Normal Table"/>
+    <w:uiPriority w:val="99"/>
     <w:semiHidden/>
     <w:unhideWhenUsed/>
-    <w:uiPriority w:val="99"/>
     <w:tblPr>
+      <w:tblInd w:w="0" w:type="dxa"/>
       <w:tblCellMar>
         <w:top w:w="0" w:type="dxa"/>
         <w:left w:w="108" w:type="dxa"/>
@@ -3742,47 +5446,79 @@
       </w:tblCellMar>
     </w:tblPr>
   </w:style>
-  <w:style w:type="paragraph" w:styleId="5">
-    <w:name w:val="Balloon Text"/>
-    <w:basedOn w:val="1"/>
-    <w:link w:val="22"/>
+  <w:style w:type="numbering" w:default="1" w:styleId="a2">
+    <w:name w:val="No List"/>
+    <w:uiPriority w:val="99"/>
     <w:semiHidden/>
     <w:unhideWhenUsed/>
+  </w:style>
+  <w:style w:type="character" w:styleId="a3">
+    <w:name w:val="Strong"/>
+    <w:basedOn w:val="a0"/>
+    <w:uiPriority w:val="22"/>
     <w:qFormat/>
-    <w:uiPriority w:val="99"/>
+    <w:rsid w:val="00285013"/>
     <w:rPr>
-      <w:sz w:val="18"/>
-      <w:szCs w:val="18"/>
+      <w:b/>
+      <w:bCs/>
     </w:rPr>
   </w:style>
-  <w:style w:type="paragraph" w:styleId="6">
-    <w:name w:val="footer"/>
-    <w:basedOn w:val="1"/>
-    <w:link w:val="21"/>
+  <w:style w:type="character" w:customStyle="1" w:styleId="skimlinks-unlinked">
+    <w:name w:val="skimlinks-unlinked"/>
+    <w:basedOn w:val="a0"/>
+    <w:rsid w:val="00285013"/>
+  </w:style>
+  <w:style w:type="character" w:styleId="a4">
+    <w:name w:val="Hyperlink"/>
+    <w:basedOn w:val="a0"/>
+    <w:uiPriority w:val="99"/>
     <w:unhideWhenUsed/>
-    <w:qFormat/>
-    <w:uiPriority w:val="99"/>
-    <w:pPr>
-      <w:tabs>
-        <w:tab w:val="center" w:pos="4153"/>
-        <w:tab w:val="right" w:pos="8306"/>
-      </w:tabs>
-    </w:pPr>
+    <w:rsid w:val="00285013"/>
     <w:rPr>
-      <w:sz w:val="18"/>
-      <w:szCs w:val="18"/>
+      <w:color w:val="0563C1" w:themeColor="hyperlink"/>
+      <w:u w:val="single"/>
     </w:rPr>
   </w:style>
-  <w:style w:type="paragraph" w:styleId="7">
+  <w:style w:type="character" w:customStyle="1" w:styleId="apple-converted-space">
+    <w:name w:val="apple-converted-space"/>
+    <w:basedOn w:val="a0"/>
+    <w:rsid w:val="00285013"/>
+  </w:style>
+  <w:style w:type="character" w:styleId="a5">
+    <w:name w:val="Emphasis"/>
+    <w:basedOn w:val="a0"/>
+    <w:uiPriority w:val="20"/>
+    <w:qFormat/>
+    <w:rsid w:val="00285013"/>
+    <w:rPr>
+      <w:i/>
+      <w:iCs/>
+    </w:rPr>
+  </w:style>
+  <w:style w:type="character" w:customStyle="1" w:styleId="20">
+    <w:name w:val="标题 2 字符"/>
+    <w:basedOn w:val="a0"/>
+    <w:link w:val="2"/>
+    <w:uiPriority w:val="9"/>
+    <w:rsid w:val="00E02DBB"/>
+    <w:rPr>
+      <w:rFonts w:asciiTheme="majorHAnsi" w:eastAsiaTheme="majorEastAsia" w:hAnsiTheme="majorHAnsi" w:cstheme="majorBidi"/>
+      <w:b/>
+      <w:bCs/>
+      <w:sz w:val="32"/>
+      <w:szCs w:val="32"/>
+    </w:rPr>
+  </w:style>
+  <w:style w:type="paragraph" w:styleId="a6">
     <w:name w:val="header"/>
-    <w:basedOn w:val="1"/>
-    <w:link w:val="20"/>
+    <w:basedOn w:val="a"/>
+    <w:link w:val="a7"/>
+    <w:uiPriority w:val="99"/>
     <w:unhideWhenUsed/>
-    <w:qFormat/>
-    <w:uiPriority w:val="99"/>
+    <w:rsid w:val="00F268BE"/>
     <w:pPr>
       <w:pBdr>
-        <w:bottom w:val="single" w:color="auto" w:sz="6" w:space="1"/>
+        <w:bottom w:val="single" w:sz="6" w:space="1" w:color="auto"/>
       </w:pBdr>
       <w:tabs>
         <w:tab w:val="center" w:pos="4153"/>
@@ -3795,166 +5531,144 @@
       <w:szCs w:val="18"/>
     </w:rPr>
   </w:style>
-  <w:style w:type="paragraph" w:styleId="8">
-    <w:name w:val="footnote text"/>
-    <w:basedOn w:val="1"/>
-    <w:link w:val="23"/>
-    <w:semiHidden/>
-    <w:unhideWhenUsed/>
+  <w:style w:type="character" w:customStyle="1" w:styleId="a7">
+    <w:name w:val="页眉 字符"/>
+    <w:basedOn w:val="a0"/>
+    <w:link w:val="a6"/>
     <w:uiPriority w:val="99"/>
+    <w:rsid w:val="00F268BE"/>
     <w:rPr>
       <w:sz w:val="18"/>
       <w:szCs w:val="18"/>
     </w:rPr>
   </w:style>
-  <w:style w:type="paragraph" w:styleId="9">
-    <w:name w:val="Normal (Web)"/>
-    <w:basedOn w:val="1"/>
+  <w:style w:type="paragraph" w:styleId="a8">
+    <w:name w:val="footer"/>
+    <w:basedOn w:val="a"/>
+    <w:link w:val="a9"/>
+    <w:uiPriority w:val="99"/>
     <w:unhideWhenUsed/>
-    <w:uiPriority w:val="99"/>
+    <w:rsid w:val="00F268BE"/>
     <w:pPr>
-      <w:spacing w:before="100" w:beforeAutospacing="1" w:after="100" w:afterAutospacing="1"/>
+      <w:tabs>
+        <w:tab w:val="center" w:pos="4153"/>
+        <w:tab w:val="right" w:pos="8306"/>
+      </w:tabs>
     </w:pPr>
-    <w:rPr>
-      <w:rFonts w:ascii="宋体" w:hAnsi="宋体" w:eastAsia="宋体" w:cs="宋体"/>
-      <w:sz w:val="24"/>
-      <w:szCs w:val="24"/>
-    </w:rPr>
-  </w:style>
-  <w:style w:type="table" w:styleId="11">
-    <w:name w:val="Table Grid"/>
-    <w:basedOn w:val="10"/>
-    <w:uiPriority w:val="39"/>
-    <w:tblPr>
-      <w:tblBorders>
-        <w:top w:val="single" w:color="auto" w:sz="4" w:space="0"/>
-        <w:left w:val="single" w:color="auto" w:sz="4" w:space="0"/>
-        <w:bottom w:val="single" w:color="auto" w:sz="4" w:space="0"/>
-        <w:right w:val="single" w:color="auto" w:sz="4" w:space="0"/>
-        <w:insideH w:val="single" w:color="auto" w:sz="4" w:space="0"/>
-        <w:insideV w:val="single" w:color="auto" w:sz="4" w:space="0"/>
-      </w:tblBorders>
-    </w:tblPr>
-  </w:style>
-  <w:style w:type="character" w:styleId="13">
-    <w:name w:val="Strong"/>
-    <w:basedOn w:val="12"/>
-    <w:qFormat/>
-    <w:uiPriority w:val="22"/>
-    <w:rPr>
-      <w:b/>
-      <w:bCs/>
-    </w:rPr>
-  </w:style>
-  <w:style w:type="character" w:styleId="14">
-    <w:name w:val="Emphasis"/>
-    <w:basedOn w:val="12"/>
-    <w:qFormat/>
-    <w:uiPriority w:val="20"/>
-    <w:rPr>
-      <w:i/>
-      <w:iCs/>
-    </w:rPr>
-  </w:style>
-  <w:style w:type="character" w:styleId="15">
-    <w:name w:val="Hyperlink"/>
-    <w:basedOn w:val="12"/>
-    <w:unhideWhenUsed/>
-    <w:qFormat/>
-    <w:uiPriority w:val="99"/>
-    <w:rPr>
-      <w:color w:val="0563C1" w:themeColor="hyperlink"/>
-      <w:u w:val="single"/>
-      <w14:textFill>
-        <w14:solidFill>
-          <w14:schemeClr w14:val="hlink"/>
-        </w14:solidFill>
-      </w14:textFill>
-    </w:rPr>
-  </w:style>
-  <w:style w:type="character" w:styleId="16">
-    <w:name w:val="footnote reference"/>
-    <w:basedOn w:val="12"/>
-    <w:semiHidden/>
-    <w:unhideWhenUsed/>
-    <w:uiPriority w:val="99"/>
-    <w:rPr>
-      <w:vertAlign w:val="superscript"/>
-    </w:rPr>
-  </w:style>
-  <w:style w:type="character" w:customStyle="1" w:styleId="17">
-    <w:name w:val="skimlinks-unlinked"/>
-    <w:basedOn w:val="12"/>
-    <w:uiPriority w:val="0"/>
-  </w:style>
-  <w:style w:type="character" w:customStyle="1" w:styleId="18">
-    <w:name w:val="apple-converted-space"/>
-    <w:basedOn w:val="12"/>
-    <w:uiPriority w:val="0"/>
-  </w:style>
-  <w:style w:type="character" w:customStyle="1" w:styleId="19">
-    <w:name w:val="标题 2 字符"/>
-    <w:basedOn w:val="12"/>
-    <w:link w:val="2"/>
-    <w:uiPriority w:val="9"/>
-    <w:rPr>
-      <w:rFonts w:asciiTheme="majorHAnsi" w:hAnsiTheme="majorHAnsi" w:eastAsiaTheme="majorEastAsia" w:cstheme="majorBidi"/>
-      <w:b/>
-      <w:bCs/>
-      <w:sz w:val="32"/>
-      <w:szCs w:val="32"/>
-    </w:rPr>
-  </w:style>
-  <w:style w:type="character" w:customStyle="1" w:styleId="20">
-    <w:name w:val="页眉 字符"/>
-    <w:basedOn w:val="12"/>
-    <w:link w:val="7"/>
-    <w:qFormat/>
-    <w:uiPriority w:val="99"/>
     <w:rPr>
       <w:sz w:val="18"/>
       <w:szCs w:val="18"/>
     </w:rPr>
   </w:style>
-  <w:style w:type="character" w:customStyle="1" w:styleId="21">
+  <w:style w:type="character" w:customStyle="1" w:styleId="a9">
     <w:name w:val="页脚 字符"/>
-    <w:basedOn w:val="12"/>
-    <w:link w:val="6"/>
-    <w:qFormat/>
+    <w:basedOn w:val="a0"/>
+    <w:link w:val="a8"/>
     <w:uiPriority w:val="99"/>
+    <w:rsid w:val="00F268BE"/>
     <w:rPr>
       <w:sz w:val="18"/>
       <w:szCs w:val="18"/>
     </w:rPr>
   </w:style>
-  <w:style w:type="character" w:customStyle="1" w:styleId="22">
-    <w:name w:val="批注框文本 字符"/>
-    <w:basedOn w:val="12"/>
-    <w:link w:val="5"/>
+  <w:style w:type="paragraph" w:styleId="aa">
+    <w:name w:val="Balloon Text"/>
+    <w:basedOn w:val="a"/>
+    <w:link w:val="ab"/>
+    <w:uiPriority w:val="99"/>
     <w:semiHidden/>
-    <w:qFormat/>
-    <w:uiPriority w:val="99"/>
+    <w:unhideWhenUsed/>
+    <w:rsid w:val="00C91888"/>
     <w:rPr>
       <w:sz w:val="18"/>
       <w:szCs w:val="18"/>
     </w:rPr>
   </w:style>
-  <w:style w:type="character" w:customStyle="1" w:styleId="23">
-    <w:name w:val="脚注文本 字符"/>
-    <w:basedOn w:val="12"/>
-    <w:link w:val="8"/>
+  <w:style w:type="character" w:customStyle="1" w:styleId="ab">
+    <w:name w:val="批注框文本 字符"/>
+    <w:basedOn w:val="a0"/>
+    <w:link w:val="aa"/>
+    <w:uiPriority w:val="99"/>
     <w:semiHidden/>
-    <w:uiPriority w:val="99"/>
+    <w:rsid w:val="00C91888"/>
     <w:rPr>
       <w:sz w:val="18"/>
       <w:szCs w:val="18"/>
     </w:rPr>
   </w:style>
-  <w:style w:type="character" w:customStyle="1" w:styleId="24">
+  <w:style w:type="paragraph" w:styleId="ac">
+    <w:name w:val="footnote text"/>
+    <w:basedOn w:val="a"/>
+    <w:link w:val="ad"/>
+    <w:uiPriority w:val="99"/>
+    <w:semiHidden/>
+    <w:unhideWhenUsed/>
+    <w:rsid w:val="00C91888"/>
+    <w:rPr>
+      <w:sz w:val="18"/>
+      <w:szCs w:val="18"/>
+    </w:rPr>
+  </w:style>
+  <w:style w:type="character" w:customStyle="1" w:styleId="ad">
+    <w:name w:val="脚注文本 字符"/>
+    <w:basedOn w:val="a0"/>
+    <w:link w:val="ac"/>
+    <w:uiPriority w:val="99"/>
+    <w:semiHidden/>
+    <w:rsid w:val="00C91888"/>
+    <w:rPr>
+      <w:sz w:val="18"/>
+      <w:szCs w:val="18"/>
+    </w:rPr>
+  </w:style>
+  <w:style w:type="character" w:styleId="ae">
+    <w:name w:val="footnote reference"/>
+    <w:basedOn w:val="a0"/>
+    <w:uiPriority w:val="99"/>
+    <w:semiHidden/>
+    <w:unhideWhenUsed/>
+    <w:rsid w:val="00C91888"/>
+    <w:rPr>
+      <w:vertAlign w:val="superscript"/>
+    </w:rPr>
+  </w:style>
+  <w:style w:type="table" w:styleId="af">
+    <w:name w:val="Table Grid"/>
+    <w:basedOn w:val="a1"/>
+    <w:uiPriority w:val="39"/>
+    <w:rsid w:val="006D31D0"/>
+    <w:tblPr>
+      <w:tblBorders>
+        <w:top w:val="single" w:sz="4" w:space="0" w:color="auto"/>
+        <w:left w:val="single" w:sz="4" w:space="0" w:color="auto"/>
+        <w:bottom w:val="single" w:sz="4" w:space="0" w:color="auto"/>
+        <w:right w:val="single" w:sz="4" w:space="0" w:color="auto"/>
+        <w:insideH w:val="single" w:sz="4" w:space="0" w:color="auto"/>
+        <w:insideV w:val="single" w:sz="4" w:space="0" w:color="auto"/>
+      </w:tblBorders>
+    </w:tblPr>
+  </w:style>
+  <w:style w:type="paragraph" w:styleId="af0">
+    <w:name w:val="Normal (Web)"/>
+    <w:basedOn w:val="a"/>
+    <w:uiPriority w:val="99"/>
+    <w:unhideWhenUsed/>
+    <w:rsid w:val="00B74258"/>
+    <w:pPr>
+      <w:spacing w:before="100" w:beforeAutospacing="1" w:after="100" w:afterAutospacing="1"/>
+    </w:pPr>
+    <w:rPr>
+      <w:rFonts w:ascii="宋体" w:eastAsia="宋体" w:hAnsi="宋体" w:cs="宋体"/>
+      <w:sz w:val="24"/>
+      <w:szCs w:val="24"/>
+    </w:rPr>
+  </w:style>
+  <w:style w:type="character" w:customStyle="1" w:styleId="30">
     <w:name w:val="标题 3 字符"/>
-    <w:basedOn w:val="12"/>
+    <w:basedOn w:val="a0"/>
     <w:link w:val="3"/>
     <w:uiPriority w:val="9"/>
+    <w:rsid w:val="00E02DBB"/>
     <w:rPr>
       <w:b/>
       <w:bCs/>
@@ -3962,13 +5676,14 @@
       <w:szCs w:val="28"/>
     </w:rPr>
   </w:style>
-  <w:style w:type="character" w:customStyle="1" w:styleId="25">
+  <w:style w:type="character" w:customStyle="1" w:styleId="40">
     <w:name w:val="标题 4 字符"/>
-    <w:basedOn w:val="12"/>
+    <w:basedOn w:val="a0"/>
     <w:link w:val="4"/>
     <w:uiPriority w:val="9"/>
+    <w:rsid w:val="004328B6"/>
     <w:rPr>
-      <w:rFonts w:asciiTheme="majorHAnsi" w:hAnsiTheme="majorHAnsi" w:eastAsiaTheme="majorEastAsia" w:cstheme="majorBidi"/>
+      <w:rFonts w:asciiTheme="majorHAnsi" w:eastAsiaTheme="majorEastAsia" w:hAnsiTheme="majorHAnsi" w:cstheme="majorBidi"/>
       <w:b/>
       <w:bCs/>
       <w:kern w:val="0"/>
@@ -4231,6 +5946,12 @@
     </a:fmtScheme>
   </a:themeElements>
   <a:objectDefaults/>
+  <a:extraClrSchemeLst/>
+  <a:extLst>
+    <a:ext uri="{05A4C25C-085E-4340-85A3-A5531E510DB2}">
+      <thm15:themeFamily xmlns:thm15="http://schemas.microsoft.com/office/thememl/2012/main" name="Office Theme" id="{62F939B6-93AF-4DB8-9C6B-D6C7DFDC589F}" vid="{4A3C46E8-61CC-4603-A589-7422A47A8E4A}"/>
+    </a:ext>
+  </a:extLst>
 </a:theme>
 </file>
 
@@ -4240,6 +5961,8 @@
 
 <file path=customXml/itemProps1.xml><?xml version="1.0" encoding="utf-8"?>
 <ds:datastoreItem xmlns:ds="http://schemas.openxmlformats.org/officeDocument/2006/customXml" ds:itemID="{D96C76F0-F777-41F8-87B1-BFE45A37FFF5}">
-  <ds:schemaRefs/>
+  <ds:schemaRefs>
+    <ds:schemaRef ds:uri="http://schemas.openxmlformats.org/officeDocument/2006/bibliography"/>
+  </ds:schemaRefs>
 </ds:datastoreItem>
 </file>